--- a/static/media/5.to_trinh_ktr_dot_xuat.docx
+++ b/static/media/5.to_trinh_ktr_dot_xuat.docx
@@ -1,11 +1,11 @@
 
 <file path=word/document.xml><?xml version="1.0" encoding="utf-8"?>
-<w:document xmlns:wpc="http://schemas.microsoft.com/office/word/2010/wordprocessingCanvas" xmlns:cx="http://schemas.microsoft.com/office/drawing/2014/chartex" xmlns:cx1="http://schemas.microsoft.com/office/drawing/2015/9/8/chartex" xmlns:cx2="http://schemas.microsoft.com/office/drawing/2015/10/21/chartex" xmlns:cx3="http://schemas.microsoft.com/office/drawing/2016/5/9/chartex" xmlns:cx4="http://schemas.microsoft.com/office/drawing/2016/5/10/chartex" xmlns:cx5="http://schemas.microsoft.com/office/drawing/2016/5/11/chartex" xmlns:cx6="http://schemas.microsoft.com/office/drawing/2016/5/12/chartex" xmlns:cx7="http://schemas.microsoft.com/office/drawing/2016/5/13/chartex" xmlns:cx8="http://schemas.microsoft.com/office/drawing/2016/5/14/chartex" xmlns:mc="http://schemas.openxmlformats.org/markup-compatibility/2006" xmlns:aink="http://schemas.microsoft.com/office/drawing/2016/ink" xmlns:am3d="http://schemas.microsoft.com/office/drawing/2017/model3d" xmlns:o="urn:schemas-microsoft-com:office:office" xmlns:r="http://schemas.openxmlformats.org/officeDocument/2006/relationships" xmlns:m="http://schemas.openxmlformats.org/officeDocument/2006/math" xmlns:v="urn:schemas-microsoft-com:vml" xmlns:wp14="http://schemas.microsoft.com/office/word/2010/wordprocessingDrawing" xmlns:wp="http://schemas.openxmlformats.org/drawingml/2006/wordprocessingDrawing" xmlns:w10="urn:schemas-microsoft-com:office:word" xmlns:w="http://schemas.openxmlformats.org/wordprocessingml/2006/main" xmlns:w14="http://schemas.microsoft.com/office/word/2010/wordml" xmlns:w15="http://schemas.microsoft.com/office/word/2012/wordml" xmlns:w16cex="http://schemas.microsoft.com/office/word/2018/wordml/cex" xmlns:w16cid="http://schemas.microsoft.com/office/word/2016/wordml/cid" xmlns:w16="http://schemas.microsoft.com/office/word/2018/wordml" xmlns:w16sdtdh="http://schemas.microsoft.com/office/word/2020/wordml/sdtdatahash" xmlns:w16se="http://schemas.microsoft.com/office/word/2015/wordml/symex" xmlns:wpg="http://schemas.microsoft.com/office/word/2010/wordprocessingGroup" xmlns:wpi="http://schemas.microsoft.com/office/word/2010/wordprocessingInk" xmlns:wne="http://schemas.microsoft.com/office/word/2006/wordml" xmlns:wps="http://schemas.microsoft.com/office/word/2010/wordprocessingShape" mc:Ignorable="w14 w15 w16se w16cid w16 w16cex w16sdtdh wp14">
+<w:document xmlns:wpc="http://schemas.microsoft.com/office/word/2010/wordprocessingCanvas" xmlns:cx="http://schemas.microsoft.com/office/drawing/2014/chartex" xmlns:cx1="http://schemas.microsoft.com/office/drawing/2015/9/8/chartex" xmlns:cx2="http://schemas.microsoft.com/office/drawing/2015/10/21/chartex" xmlns:cx3="http://schemas.microsoft.com/office/drawing/2016/5/9/chartex" xmlns:cx4="http://schemas.microsoft.com/office/drawing/2016/5/10/chartex" xmlns:cx5="http://schemas.microsoft.com/office/drawing/2016/5/11/chartex" xmlns:cx6="http://schemas.microsoft.com/office/drawing/2016/5/12/chartex" xmlns:cx7="http://schemas.microsoft.com/office/drawing/2016/5/13/chartex" xmlns:cx8="http://schemas.microsoft.com/office/drawing/2016/5/14/chartex" xmlns:mc="http://schemas.openxmlformats.org/markup-compatibility/2006" xmlns:aink="http://schemas.microsoft.com/office/drawing/2016/ink" xmlns:am3d="http://schemas.microsoft.com/office/drawing/2017/model3d" xmlns:o="urn:schemas-microsoft-com:office:office" xmlns:oel="http://schemas.microsoft.com/office/2019/extlst" xmlns:r="http://schemas.openxmlformats.org/officeDocument/2006/relationships" xmlns:m="http://schemas.openxmlformats.org/officeDocument/2006/math" xmlns:v="urn:schemas-microsoft-com:vml" xmlns:wp14="http://schemas.microsoft.com/office/word/2010/wordprocessingDrawing" xmlns:wp="http://schemas.openxmlformats.org/drawingml/2006/wordprocessingDrawing" xmlns:w10="urn:schemas-microsoft-com:office:word" xmlns:w="http://schemas.openxmlformats.org/wordprocessingml/2006/main" xmlns:w14="http://schemas.microsoft.com/office/word/2010/wordml" xmlns:w15="http://schemas.microsoft.com/office/word/2012/wordml" xmlns:w16cex="http://schemas.microsoft.com/office/word/2018/wordml/cex" xmlns:w16cid="http://schemas.microsoft.com/office/word/2016/wordml/cid" xmlns:w16="http://schemas.microsoft.com/office/word/2018/wordml" xmlns:w16du="http://schemas.microsoft.com/office/word/2023/wordml/word16du" xmlns:w16sdtdh="http://schemas.microsoft.com/office/word/2020/wordml/sdtdatahash" xmlns:w16sdtfl="http://schemas.microsoft.com/office/word/2024/wordml/sdtformatlock" xmlns:w16se="http://schemas.microsoft.com/office/word/2015/wordml/symex" xmlns:wpg="http://schemas.microsoft.com/office/word/2010/wordprocessingGroup" xmlns:wpi="http://schemas.microsoft.com/office/word/2010/wordprocessingInk" xmlns:wne="http://schemas.microsoft.com/office/word/2006/wordml" xmlns:wps="http://schemas.microsoft.com/office/word/2010/wordprocessingShape" mc:Ignorable="w14 w15 w16se w16cid w16 w16cex w16sdtdh w16sdtfl w16du wp14">
   <w:body>
     <w:p>
       <w:pPr>
         <w:tabs>
-          <w:tab w:val="center" w:pos="1418"/>
+          <w:tab w:val="center" w:pos="1701"/>
           <w:tab w:val="center" w:pos="6804"/>
         </w:tabs>
         <w:spacing w:line="276" w:lineRule="auto"/>
@@ -33,7 +33,13 @@
         <w:rPr>
           <w:sz w:val="24"/>
         </w:rPr>
-        <w:t>CỤC THUẾ TỈNH QUẢNG TRỊ</w:t>
+        <w:t xml:space="preserve">CỤC THUẾ </w:t>
+      </w:r>
+      <w:r>
+        <w:rPr>
+          <w:sz w:val="24"/>
+        </w:rPr>
+        <w:t>KHU VỰC XI</w:t>
       </w:r>
       <w:r>
         <w:rPr>
@@ -62,10 +68,11 @@
     <w:p>
       <w:pPr>
         <w:tabs>
+          <w:tab w:val="center" w:pos="1701"/>
           <w:tab w:val="center" w:pos="6804"/>
         </w:tabs>
         <w:spacing w:line="276" w:lineRule="auto"/>
-        <w:ind w:left="-426"/>
+        <w:ind w:left="-567" w:firstLine="26"/>
         <w:rPr>
           <w:b/>
           <w:sz w:val="28"/>
@@ -144,7 +151,7 @@
           </mc:Choice>
           <mc:Fallback>
             <w:pict>
-              <v:line w14:anchorId="14BD530E" id="Line 2" o:spid="_x0000_s1026" style="position:absolute;z-index:251657216;visibility:visible;mso-wrap-style:square;mso-width-percent:0;mso-height-percent:0;mso-wrap-distance-left:9pt;mso-wrap-distance-top:0;mso-wrap-distance-right:9pt;mso-wrap-distance-bottom:0;mso-position-horizontal:absolute;mso-position-horizontal-relative:text;mso-position-vertical:absolute;mso-position-vertical-relative:text;mso-width-percent:0;mso-height-percent:0;mso-width-relative:page;mso-height-relative:page" from="27.05pt,17.9pt" to="99.05pt,17.9pt" o:gfxdata="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"/>
+              <v:line w14:anchorId="264B57BC" id="Line 2" o:spid="_x0000_s1026" style="position:absolute;z-index:251657216;visibility:visible;mso-wrap-style:square;mso-width-percent:0;mso-height-percent:0;mso-wrap-distance-left:9pt;mso-wrap-distance-top:0;mso-wrap-distance-right:9pt;mso-wrap-distance-bottom:0;mso-position-horizontal:absolute;mso-position-horizontal-relative:text;mso-position-vertical:absolute;mso-position-vertical-relative:text;mso-width-percent:0;mso-height-percent:0;mso-width-relative:page;mso-height-relative:page" from="27.05pt,17.9pt" to="99.05pt,17.9pt" o:gfxdata="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"/>
             </w:pict>
           </mc:Fallback>
         </mc:AlternateContent>
@@ -221,11 +228,11 @@
           </mc:Choice>
           <mc:Fallback>
             <w:pict>
-              <v:shapetype w14:anchorId="6E1B66F9" id="_x0000_t32" coordsize="21600,21600" o:spt="32" o:oned="t" path="m,l21600,21600e" filled="f">
+              <v:shapetype w14:anchorId="1C9AD607" id="_x0000_t32" coordsize="21600,21600" o:spt="32" o:oned="t" path="m,l21600,21600e" filled="f">
                 <v:path arrowok="t" fillok="f" o:connecttype="none"/>
                 <o:lock v:ext="edit" shapetype="t"/>
               </v:shapetype>
-              <v:shape id="AutoShape 5" o:spid="_x0000_s1026" type="#_x0000_t32" style="position:absolute;margin-left:258.05pt;margin-top:17.15pt;width:169.05pt;height:0;z-index:251660288;visibility:visible;mso-wrap-style:square;mso-width-percent:0;mso-height-percent:0;mso-wrap-distance-left:9pt;mso-wrap-distance-top:0;mso-wrap-distance-right:9pt;mso-wrap-distance-bottom:0;mso-position-horizontal:absolute;mso-position-horizontal-relative:text;mso-position-vertical:absolute;mso-position-vertical-relative:text;mso-width-percent:0;mso-height-percent:0;mso-width-relative:page;mso-height-relative:page" o:gfxdata="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"/>
+              <v:shape id="AutoShape 5" o:spid="_x0000_s1026" type="#_x0000_t32" style="position:absolute;margin-left:258.05pt;margin-top:17.15pt;width:169.05pt;height:0;z-index:251660288;visibility:visible;mso-wrap-style:square;mso-width-percent:0;mso-height-percent:0;mso-wrap-distance-left:9pt;mso-wrap-distance-top:0;mso-wrap-distance-right:9pt;mso-wrap-distance-bottom:0;mso-position-horizontal:absolute;mso-position-horizontal-relative:text;mso-position-vertical:absolute;mso-position-vertical-relative:text;mso-width-percent:0;mso-height-percent:0;mso-width-relative:page;mso-height-relative:page" o:gfxdata="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"/>
             </w:pict>
           </mc:Fallback>
         </mc:AlternateContent>
@@ -253,6 +260,14 @@
           <w:szCs w:val="28"/>
         </w:rPr>
         <w:t>- KIỂM TRA</w:t>
+      </w:r>
+      <w:r>
+        <w:rPr>
+          <w:b/>
+          <w:spacing w:val="-20"/>
+          <w:szCs w:val="28"/>
+        </w:rPr>
+        <w:t xml:space="preserve"> SỐ 4</w:t>
       </w:r>
       <w:r>
         <w:rPr>
@@ -437,7 +452,15 @@
           <w:sz w:val="28"/>
           <w:szCs w:val="28"/>
         </w:rPr>
-        <w:t xml:space="preserve"> tại doanh nghiệp</w:t>
+        <w:t xml:space="preserve"> </w:t>
+      </w:r>
+      <w:r>
+        <w:rPr>
+          <w:b/>
+          <w:sz w:val="28"/>
+          <w:szCs w:val="28"/>
+        </w:rPr>
+        <w:t>chấp hành pháp luật thuế</w:t>
       </w:r>
     </w:p>
     <w:p>
@@ -522,7 +545,7 @@
           </mc:Choice>
           <mc:Fallback>
             <w:pict>
-              <v:shape w14:anchorId="457D916D" id="AutoShape 6" o:spid="_x0000_s1026" type="#_x0000_t32" style="position:absolute;margin-left:192.95pt;margin-top:1.25pt;width:86.4pt;height:0;z-index:251658752;visibility:visible;mso-wrap-style:square;mso-width-percent:0;mso-height-percent:0;mso-wrap-distance-left:9pt;mso-wrap-distance-top:0;mso-wrap-distance-right:9pt;mso-wrap-distance-bottom:0;mso-position-horizontal:absolute;mso-position-horizontal-relative:text;mso-position-vertical:absolute;mso-position-vertical-relative:text;mso-width-percent:0;mso-height-percent:0;mso-width-relative:page;mso-height-relative:page" o:gfxdata="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"/>
+              <v:shape w14:anchorId="5DE63C06" id="AutoShape 6" o:spid="_x0000_s1026" type="#_x0000_t32" style="position:absolute;margin-left:192.95pt;margin-top:1.25pt;width:86.4pt;height:0;z-index:251658752;visibility:visible;mso-wrap-style:square;mso-width-percent:0;mso-height-percent:0;mso-wrap-distance-left:9pt;mso-wrap-distance-top:0;mso-wrap-distance-right:9pt;mso-wrap-distance-bottom:0;mso-position-horizontal:absolute;mso-position-horizontal-relative:text;mso-position-vertical:absolute;mso-position-vertical-relative:text;mso-width-percent:0;mso-height-percent:0;mso-width-relative:page;mso-height-relative:page" o:gfxdata="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"/>
             </w:pict>
           </mc:Fallback>
         </mc:AlternateContent>
@@ -552,7 +575,14 @@
           <w:sz w:val="28"/>
           <w:szCs w:val="28"/>
         </w:rPr>
-        <w:t>Kính gửi: Lãnh đạo Cục Thuế tỉnh Quảng Trị</w:t>
+        <w:t xml:space="preserve">Kính gửi: Lãnh đạo </w:t>
+      </w:r>
+      <w:r>
+        <w:rPr>
+          <w:sz w:val="28"/>
+          <w:szCs w:val="28"/>
+        </w:rPr>
+        <w:t>Chi cục Thuế khu vực XI</w:t>
       </w:r>
     </w:p>
     <w:p>
@@ -635,7 +665,7 @@
           <w:szCs w:val="28"/>
           <w:lang w:val="nl-NL"/>
         </w:rPr>
-        <w:t>&lt;quy_trinh_ktra&gt;</w:t>
+        <w:t>&lt;can_cu&gt;</w:t>
       </w:r>
       <w:r>
         <w:rPr>
@@ -651,35 +681,23 @@
           <w:szCs w:val="28"/>
           <w:lang w:val="nl-NL"/>
         </w:rPr>
-        <w:t>của Tổng cục Thuế về việc phê duyệt quy trình kiểm tra thuế;</w:t>
-      </w:r>
-    </w:p>
-    <w:p>
-      <w:pPr>
-        <w:spacing w:line="312" w:lineRule="auto"/>
-        <w:ind w:firstLine="540"/>
-        <w:jc w:val="both"/>
-        <w:rPr>
-          <w:sz w:val="28"/>
-          <w:szCs w:val="28"/>
-          <w:lang w:val="nl-NL"/>
-        </w:rPr>
-      </w:pPr>
-      <w:r>
-        <w:rPr>
-          <w:sz w:val="28"/>
-          <w:szCs w:val="28"/>
-          <w:lang w:val="nl-NL"/>
-        </w:rPr>
-        <w:t xml:space="preserve">Căn cứ </w:t>
-      </w:r>
-      <w:r>
-        <w:rPr>
-          <w:sz w:val="28"/>
-          <w:szCs w:val="28"/>
-          <w:lang w:val="nl-NL"/>
-        </w:rPr>
-        <w:t>&lt;can_cu&gt;</w:t>
+        <w:t xml:space="preserve">của </w:t>
+      </w:r>
+      <w:r>
+        <w:rPr>
+          <w:sz w:val="28"/>
+          <w:szCs w:val="28"/>
+          <w:lang w:val="nl-NL"/>
+        </w:rPr>
+        <w:t>&lt;ten_dv&gt;</w:t>
+      </w:r>
+      <w:r>
+        <w:rPr>
+          <w:sz w:val="28"/>
+          <w:szCs w:val="28"/>
+          <w:lang w:val="nl-NL"/>
+        </w:rPr>
+        <w:t xml:space="preserve"> về việc xin kiểm tra quyết toán thuế</w:t>
       </w:r>
       <w:r>
         <w:rPr>
@@ -715,15 +733,111 @@
           <w:szCs w:val="28"/>
           <w:lang w:val="nl-NL"/>
         </w:rPr>
-        <w:t xml:space="preserve">Thanh tra – Kiểm tra </w:t>
-      </w:r>
-      <w:r>
-        <w:rPr>
-          <w:sz w:val="28"/>
-          <w:szCs w:val="28"/>
-          <w:lang w:val="nl-NL"/>
-        </w:rPr>
-        <w:t>kính đề nghị Lãnh đạo Cục cho tiến hành kiểm tra chấp hành Pháp Luật Thuế thuế đối với</w:t>
+        <w:t>Thanh tra – Kiểm tra</w:t>
+      </w:r>
+      <w:r>
+        <w:rPr>
+          <w:sz w:val="28"/>
+          <w:szCs w:val="28"/>
+          <w:lang w:val="nl-NL"/>
+        </w:rPr>
+        <w:t xml:space="preserve"> số 4</w:t>
+      </w:r>
+      <w:r>
+        <w:rPr>
+          <w:sz w:val="28"/>
+          <w:szCs w:val="28"/>
+          <w:lang w:val="nl-NL"/>
+        </w:rPr>
+        <w:t xml:space="preserve"> </w:t>
+      </w:r>
+      <w:r>
+        <w:rPr>
+          <w:sz w:val="28"/>
+          <w:szCs w:val="28"/>
+          <w:lang w:val="nl-NL"/>
+        </w:rPr>
+        <w:t>kính đề nghị Lãnh đạo C</w:t>
+      </w:r>
+      <w:r>
+        <w:rPr>
+          <w:sz w:val="28"/>
+          <w:szCs w:val="28"/>
+          <w:lang w:val="nl-NL"/>
+        </w:rPr>
+        <w:t>hi c</w:t>
+      </w:r>
+      <w:r>
+        <w:rPr>
+          <w:sz w:val="28"/>
+          <w:szCs w:val="28"/>
+          <w:lang w:val="nl-NL"/>
+        </w:rPr>
+        <w:t>ục</w:t>
+      </w:r>
+      <w:r>
+        <w:rPr>
+          <w:sz w:val="28"/>
+          <w:szCs w:val="28"/>
+          <w:lang w:val="nl-NL"/>
+        </w:rPr>
+        <w:t xml:space="preserve"> Thuế khu vực XI</w:t>
+      </w:r>
+      <w:r>
+        <w:rPr>
+          <w:sz w:val="28"/>
+          <w:szCs w:val="28"/>
+          <w:lang w:val="nl-NL"/>
+        </w:rPr>
+        <w:t xml:space="preserve"> cho tiến hành kiểm tra chấp hành </w:t>
+      </w:r>
+      <w:r>
+        <w:rPr>
+          <w:sz w:val="28"/>
+          <w:szCs w:val="28"/>
+          <w:lang w:val="nl-NL"/>
+        </w:rPr>
+        <w:t>p</w:t>
+      </w:r>
+      <w:r>
+        <w:rPr>
+          <w:sz w:val="28"/>
+          <w:szCs w:val="28"/>
+          <w:lang w:val="nl-NL"/>
+        </w:rPr>
+        <w:t xml:space="preserve">háp </w:t>
+      </w:r>
+      <w:r>
+        <w:rPr>
+          <w:sz w:val="28"/>
+          <w:szCs w:val="28"/>
+          <w:lang w:val="nl-NL"/>
+        </w:rPr>
+        <w:t>l</w:t>
+      </w:r>
+      <w:r>
+        <w:rPr>
+          <w:sz w:val="28"/>
+          <w:szCs w:val="28"/>
+          <w:lang w:val="nl-NL"/>
+        </w:rPr>
+        <w:t xml:space="preserve">uật </w:t>
+      </w:r>
+      <w:r>
+        <w:rPr>
+          <w:sz w:val="28"/>
+          <w:szCs w:val="28"/>
+          <w:lang w:val="nl-NL"/>
+        </w:rPr>
+        <w:t>t</w:t>
+      </w:r>
+      <w:r>
+        <w:rPr>
+          <w:sz w:val="28"/>
+          <w:szCs w:val="28"/>
+          <w:lang w:val="nl-NL"/>
+        </w:rPr>
+        <w:t>huế thuế đối với</w:t>
       </w:r>
       <w:r>
         <w:rPr>
@@ -751,201 +865,141 @@
     </w:p>
     <w:p>
       <w:pPr>
-        <w:numPr>
-          <w:ilvl w:val="0"/>
-          <w:numId w:val="4"/>
-        </w:numPr>
-        <w:tabs>
-          <w:tab w:val="left" w:pos="851"/>
-        </w:tabs>
-        <w:spacing w:line="264" w:lineRule="auto"/>
-        <w:jc w:val="both"/>
-        <w:rPr>
-          <w:b/>
-          <w:sz w:val="28"/>
-          <w:szCs w:val="28"/>
-          <w:lang w:val="nl-NL"/>
-        </w:rPr>
-      </w:pPr>
-      <w:r>
-        <w:rPr>
-          <w:b/>
-          <w:sz w:val="28"/>
-          <w:szCs w:val="28"/>
-          <w:lang w:val="nl-NL"/>
-        </w:rPr>
-        <w:t xml:space="preserve">Nội dung </w:t>
-      </w:r>
-      <w:r>
-        <w:rPr>
-          <w:b/>
-          <w:sz w:val="28"/>
-          <w:szCs w:val="28"/>
-          <w:lang w:val="nl-NL"/>
-        </w:rPr>
-        <w:t>kiểm tra</w:t>
-      </w:r>
-      <w:r>
-        <w:rPr>
-          <w:b/>
-          <w:sz w:val="28"/>
-          <w:szCs w:val="28"/>
-          <w:lang w:val="nl-NL"/>
-        </w:rPr>
-        <w:t xml:space="preserve">: </w:t>
-      </w:r>
-    </w:p>
-    <w:p>
-      <w:pPr>
-        <w:tabs>
-          <w:tab w:val="left" w:pos="1260"/>
-        </w:tabs>
         <w:spacing w:line="264" w:lineRule="auto"/>
         <w:ind w:firstLine="567"/>
         <w:jc w:val="both"/>
         <w:rPr>
-          <w:sz w:val="28"/>
-          <w:szCs w:val="28"/>
-        </w:rPr>
-      </w:pPr>
-      <w:r>
-        <w:rPr>
-          <w:sz w:val="28"/>
-          <w:szCs w:val="28"/>
-        </w:rPr>
-        <w:t xml:space="preserve">+ </w:t>
-      </w:r>
-      <w:r>
-        <w:rPr>
-          <w:sz w:val="28"/>
-          <w:szCs w:val="28"/>
-        </w:rPr>
-        <w:t>Tình hình chấp hành pháp luật về thuế</w:t>
-      </w:r>
-      <w:r>
-        <w:rPr>
-          <w:sz w:val="28"/>
-          <w:szCs w:val="28"/>
-        </w:rPr>
-        <w:t xml:space="preserve"> năm</w:t>
-      </w:r>
-      <w:r>
-        <w:rPr>
-          <w:color w:val="FF0000"/>
-          <w:sz w:val="28"/>
-          <w:szCs w:val="28"/>
-        </w:rPr>
-        <w:t xml:space="preserve"> </w:t>
-      </w:r>
-      <w:r>
-        <w:rPr>
-          <w:color w:val="000000" w:themeColor="text1"/>
-          <w:sz w:val="28"/>
-          <w:szCs w:val="28"/>
-        </w:rPr>
-        <w:t>&lt;nam_ktra&gt;</w:t>
-      </w:r>
-      <w:r>
-        <w:rPr>
-          <w:color w:val="000000" w:themeColor="text1"/>
-          <w:sz w:val="28"/>
-          <w:szCs w:val="28"/>
-        </w:rPr>
-        <w:t>.</w:t>
+          <w:b/>
+          <w:sz w:val="28"/>
+          <w:szCs w:val="28"/>
+          <w:lang w:val="nl-NL"/>
+        </w:rPr>
+      </w:pPr>
+      <w:r>
+        <w:rPr>
+          <w:b/>
+          <w:sz w:val="28"/>
+          <w:szCs w:val="28"/>
+          <w:lang w:val="nl-NL"/>
+        </w:rPr>
+        <w:t xml:space="preserve">Nội dung </w:t>
+      </w:r>
+      <w:r>
+        <w:rPr>
+          <w:b/>
+          <w:sz w:val="28"/>
+          <w:szCs w:val="28"/>
+          <w:lang w:val="nl-NL"/>
+        </w:rPr>
+        <w:t>kiểm tra</w:t>
+      </w:r>
+      <w:r>
+        <w:rPr>
+          <w:b/>
+          <w:sz w:val="28"/>
+          <w:szCs w:val="28"/>
+          <w:lang w:val="nl-NL"/>
+        </w:rPr>
+        <w:t xml:space="preserve">: </w:t>
       </w:r>
     </w:p>
     <w:p>
       <w:pPr>
-        <w:tabs>
-          <w:tab w:val="left" w:pos="1260"/>
-        </w:tabs>
         <w:spacing w:line="264" w:lineRule="auto"/>
         <w:ind w:firstLine="567"/>
         <w:jc w:val="both"/>
         <w:rPr>
-          <w:sz w:val="28"/>
-          <w:szCs w:val="28"/>
-        </w:rPr>
-      </w:pPr>
-      <w:r>
-        <w:rPr>
-          <w:sz w:val="28"/>
-          <w:szCs w:val="28"/>
-        </w:rPr>
-        <w:t xml:space="preserve">+ </w:t>
-      </w:r>
-      <w:r>
-        <w:rPr>
-          <w:sz w:val="28"/>
-          <w:szCs w:val="28"/>
-        </w:rPr>
-        <w:t>Tình hình quản lý, sử dụng hóa đơn</w:t>
-      </w:r>
-      <w:r>
-        <w:rPr>
-          <w:sz w:val="28"/>
-          <w:szCs w:val="28"/>
-        </w:rPr>
-        <w:t xml:space="preserve"> năm </w:t>
-      </w:r>
-      <w:r>
-        <w:rPr>
-          <w:color w:val="000000" w:themeColor="text1"/>
-          <w:sz w:val="28"/>
-          <w:szCs w:val="28"/>
-        </w:rPr>
-        <w:t>&lt;nam_ktra&gt;</w:t>
-      </w:r>
-      <w:r>
-        <w:rPr>
-          <w:color w:val="000000" w:themeColor="text1"/>
-          <w:sz w:val="28"/>
-          <w:szCs w:val="28"/>
+          <w:bCs/>
+          <w:sz w:val="28"/>
+          <w:szCs w:val="28"/>
+          <w:lang w:val="nl-NL"/>
+        </w:rPr>
+      </w:pPr>
+      <w:r>
+        <w:rPr>
+          <w:bCs/>
+          <w:sz w:val="28"/>
+          <w:szCs w:val="28"/>
+          <w:lang w:val="nl-NL"/>
+        </w:rPr>
+        <w:t>- Kiểm tra tình hình chấp hành pháp luật thuế; tình hình quản lý và sử dụng hóa đơn; tình hình trích nộp Bảo hiểm xã hội và Kinh phí công đoàn</w:t>
+      </w:r>
+      <w:r>
+        <w:rPr>
+          <w:bCs/>
+          <w:sz w:val="28"/>
+          <w:szCs w:val="28"/>
+          <w:lang w:val="nl-NL"/>
         </w:rPr>
         <w:t>.</w:t>
       </w:r>
     </w:p>
     <w:p>
       <w:pPr>
-        <w:tabs>
-          <w:tab w:val="left" w:pos="1260"/>
-        </w:tabs>
         <w:spacing w:line="264" w:lineRule="auto"/>
         <w:ind w:firstLine="567"/>
         <w:jc w:val="both"/>
         <w:rPr>
           <w:sz w:val="28"/>
           <w:szCs w:val="28"/>
-        </w:rPr>
-      </w:pPr>
-      <w:r>
-        <w:rPr>
-          <w:sz w:val="28"/>
-          <w:szCs w:val="28"/>
-        </w:rPr>
-        <w:t xml:space="preserve">+ </w:t>
-      </w:r>
-      <w:r>
-        <w:rPr>
-          <w:sz w:val="28"/>
-          <w:szCs w:val="28"/>
-        </w:rPr>
-        <w:t>Tình hình trích nộp Bảo hiểm xã hội và Kinh phí công đoàn</w:t>
-      </w:r>
-      <w:r>
-        <w:rPr>
-          <w:sz w:val="28"/>
-          <w:szCs w:val="28"/>
-        </w:rPr>
-        <w:t xml:space="preserve"> năm</w:t>
-      </w:r>
-      <w:r>
-        <w:rPr>
-          <w:color w:val="FF0000"/>
-          <w:sz w:val="28"/>
-          <w:szCs w:val="28"/>
-        </w:rPr>
-        <w:t xml:space="preserve"> </w:t>
+          <w:lang w:val="nl-NL"/>
+        </w:rPr>
+      </w:pPr>
+      <w:r>
+        <w:rPr>
+          <w:sz w:val="28"/>
+          <w:szCs w:val="28"/>
+          <w:lang w:val="nl-NL"/>
+        </w:rPr>
+        <w:t xml:space="preserve">- </w:t>
+      </w:r>
+      <w:r>
+        <w:rPr>
+          <w:sz w:val="28"/>
+          <w:szCs w:val="28"/>
+          <w:lang w:val="nl-NL"/>
+        </w:rPr>
+        <w:t xml:space="preserve">Thời </w:t>
+      </w:r>
+      <w:r>
+        <w:rPr>
+          <w:sz w:val="28"/>
+          <w:szCs w:val="28"/>
+          <w:lang w:val="nl-NL"/>
+        </w:rPr>
+        <w:t>kỳ</w:t>
+      </w:r>
+      <w:r>
+        <w:rPr>
+          <w:sz w:val="28"/>
+          <w:szCs w:val="28"/>
+          <w:lang w:val="nl-NL"/>
+        </w:rPr>
+        <w:t xml:space="preserve"> tiến hành </w:t>
+      </w:r>
+      <w:r>
+        <w:rPr>
+          <w:sz w:val="28"/>
+          <w:szCs w:val="28"/>
+          <w:lang w:val="nl-NL"/>
+        </w:rPr>
+        <w:t>kiểm tra</w:t>
+      </w:r>
+      <w:r>
+        <w:rPr>
+          <w:sz w:val="28"/>
+          <w:szCs w:val="28"/>
+          <w:lang w:val="nl-NL"/>
+        </w:rPr>
+        <w:t>:</w:t>
+      </w:r>
+      <w:r>
+        <w:rPr>
+          <w:sz w:val="28"/>
+          <w:szCs w:val="28"/>
+          <w:lang w:val="nl-NL"/>
+        </w:rPr>
+        <w:t xml:space="preserve"> &lt;so_nam_ktra&gt; năm, năm </w:t>
       </w:r>
       <w:r>
         <w:rPr>
@@ -959,121 +1013,122 @@
         <w:rPr>
           <w:sz w:val="28"/>
           <w:szCs w:val="28"/>
+          <w:lang w:val="nl-NL"/>
         </w:rPr>
         <w:t>.</w:t>
       </w:r>
     </w:p>
     <w:p>
       <w:pPr>
-        <w:pStyle w:val="BodyTextIndentTimesNewRoman"/>
-        <w:numPr>
-          <w:ilvl w:val="0"/>
-          <w:numId w:val="2"/>
-        </w:numPr>
-        <w:tabs>
-          <w:tab w:val="left" w:pos="851"/>
-        </w:tabs>
-        <w:spacing w:line="276" w:lineRule="auto"/>
-        <w:ind w:left="0" w:firstLine="567"/>
-        <w:rPr>
-          <w:color w:val="auto"/>
-          <w:lang w:val="nl-NL"/>
-        </w:rPr>
-      </w:pPr>
-      <w:r>
-        <w:rPr>
-          <w:color w:val="auto"/>
+        <w:spacing w:line="264" w:lineRule="auto"/>
+        <w:ind w:firstLine="567"/>
+        <w:jc w:val="both"/>
+        <w:rPr>
+          <w:sz w:val="28"/>
+          <w:szCs w:val="28"/>
+          <w:lang w:val="nl-NL"/>
+        </w:rPr>
+      </w:pPr>
+      <w:r>
+        <w:rPr>
+          <w:sz w:val="28"/>
+          <w:szCs w:val="28"/>
+          <w:lang w:val="nl-NL"/>
+        </w:rPr>
+        <w:t xml:space="preserve">- </w:t>
+      </w:r>
+      <w:r>
+        <w:rPr>
+          <w:sz w:val="28"/>
+          <w:szCs w:val="28"/>
           <w:lang w:val="nl-NL"/>
         </w:rPr>
         <w:t>Thành phần kiểm tra gồm có:</w:t>
       </w:r>
       <w:r>
         <w:rPr>
-          <w:color w:val="auto"/>
+          <w:sz w:val="28"/>
+          <w:szCs w:val="28"/>
           <w:lang w:val="nl-NL"/>
         </w:rPr>
         <w:t xml:space="preserve"> </w:t>
       </w:r>
       <w:r>
         <w:rPr>
-          <w:color w:val="auto"/>
+          <w:sz w:val="28"/>
+          <w:szCs w:val="28"/>
           <w:lang w:val="nl-NL"/>
         </w:rPr>
         <w:t xml:space="preserve">&lt;sl_cb&gt; </w:t>
       </w:r>
       <w:r>
         <w:rPr>
-          <w:color w:val="auto"/>
+          <w:sz w:val="28"/>
+          <w:szCs w:val="28"/>
           <w:lang w:val="nl-NL"/>
         </w:rPr>
         <w:t>công chức</w:t>
       </w:r>
       <w:r>
         <w:rPr>
-          <w:color w:val="auto"/>
+          <w:sz w:val="28"/>
+          <w:szCs w:val="28"/>
+          <w:lang w:val="nl-NL"/>
+        </w:rPr>
+        <w:t xml:space="preserve"> Phòng </w:t>
+      </w:r>
+      <w:r>
+        <w:rPr>
+          <w:sz w:val="28"/>
+          <w:szCs w:val="28"/>
+          <w:lang w:val="nl-NL"/>
+        </w:rPr>
+        <w:t>Thanh tra – Kiểm tra</w:t>
+      </w:r>
+      <w:r>
+        <w:rPr>
+          <w:sz w:val="28"/>
+          <w:szCs w:val="28"/>
+          <w:lang w:val="nl-NL"/>
+        </w:rPr>
+        <w:t xml:space="preserve"> số 4</w:t>
+      </w:r>
+      <w:r>
+        <w:rPr>
+          <w:sz w:val="28"/>
+          <w:szCs w:val="28"/>
           <w:lang w:val="nl-NL"/>
         </w:rPr>
         <w:t xml:space="preserve"> </w:t>
       </w:r>
       <w:r>
         <w:rPr>
-          <w:color w:val="auto"/>
-          <w:lang w:val="nl-NL"/>
-        </w:rPr>
-        <w:t xml:space="preserve">Phòng </w:t>
-      </w:r>
-      <w:r>
-        <w:rPr>
-          <w:color w:val="auto"/>
-          <w:lang w:val="nl-NL"/>
-        </w:rPr>
-        <w:t>Thanh tra – Kiểm tra</w:t>
-      </w:r>
-      <w:r>
-        <w:rPr>
-          <w:color w:val="auto"/>
+          <w:sz w:val="28"/>
+          <w:szCs w:val="28"/>
+          <w:lang w:val="nl-NL"/>
+        </w:rPr>
+        <w:t>do</w:t>
+      </w:r>
+      <w:r>
+        <w:rPr>
+          <w:sz w:val="28"/>
+          <w:szCs w:val="28"/>
           <w:lang w:val="nl-NL"/>
         </w:rPr>
         <w:t xml:space="preserve"> </w:t>
       </w:r>
       <w:r>
         <w:rPr>
-          <w:color w:val="auto"/>
-          <w:lang w:val="nl-NL"/>
-        </w:rPr>
-        <w:t>do</w:t>
-      </w:r>
-      <w:r>
-        <w:rPr>
-          <w:color w:val="auto"/>
-          <w:lang w:val="nl-NL"/>
-        </w:rPr>
-        <w:t xml:space="preserve"> </w:t>
-      </w:r>
-      <w:r>
-        <w:rPr>
-          <w:color w:val="auto"/>
-          <w:lang w:val="nl-NL"/>
-        </w:rPr>
-        <w:t xml:space="preserve">&lt;cb_cv&gt; – </w:t>
-      </w:r>
-      <w:r>
-        <w:rPr>
-          <w:color w:val="auto"/>
-          <w:lang w:val="nl-NL"/>
-        </w:rPr>
-        <w:t>Kiểm tra viên thuế</w:t>
-      </w:r>
-      <w:r>
-        <w:rPr>
-          <w:color w:val="auto"/>
-          <w:lang w:val="nl-NL"/>
-        </w:rPr>
-        <w:t xml:space="preserve"> </w:t>
-      </w:r>
-      <w:r>
-        <w:rPr>
-          <w:color w:val="auto"/>
+          <w:sz w:val="28"/>
+          <w:szCs w:val="28"/>
+          <w:lang w:val="nl-NL"/>
+        </w:rPr>
+        <w:t xml:space="preserve">&lt;cb_cv&gt; </w:t>
+      </w:r>
+      <w:r>
+        <w:rPr>
+          <w:sz w:val="28"/>
+          <w:szCs w:val="28"/>
           <w:lang w:val="nl-NL"/>
         </w:rPr>
         <w:t>làm trưởng đoàn.</w:t>
@@ -1081,15 +1136,8 @@
     </w:p>
     <w:p>
       <w:pPr>
-        <w:numPr>
-          <w:ilvl w:val="0"/>
-          <w:numId w:val="2"/>
-        </w:numPr>
-        <w:tabs>
-          <w:tab w:val="left" w:pos="851"/>
-        </w:tabs>
-        <w:spacing w:line="276" w:lineRule="auto"/>
-        <w:ind w:left="0" w:firstLine="567"/>
+        <w:spacing w:line="264" w:lineRule="auto"/>
+        <w:ind w:firstLine="567"/>
         <w:jc w:val="both"/>
         <w:rPr>
           <w:sz w:val="28"/>
@@ -1103,6 +1151,14 @@
           <w:szCs w:val="28"/>
           <w:lang w:val="nl-NL"/>
         </w:rPr>
+        <w:t xml:space="preserve">- </w:t>
+      </w:r>
+      <w:r>
+        <w:rPr>
+          <w:sz w:val="28"/>
+          <w:szCs w:val="28"/>
+          <w:lang w:val="nl-NL"/>
+        </w:rPr>
         <w:t xml:space="preserve">Thời </w:t>
       </w:r>
       <w:r>
@@ -1111,130 +1167,6 @@
           <w:szCs w:val="28"/>
           <w:lang w:val="nl-NL"/>
         </w:rPr>
-        <w:t>kỳ</w:t>
-      </w:r>
-      <w:r>
-        <w:rPr>
-          <w:sz w:val="28"/>
-          <w:szCs w:val="28"/>
-          <w:lang w:val="nl-NL"/>
-        </w:rPr>
-        <w:t xml:space="preserve"> tiến hành </w:t>
-      </w:r>
-      <w:r>
-        <w:rPr>
-          <w:sz w:val="28"/>
-          <w:szCs w:val="28"/>
-          <w:lang w:val="nl-NL"/>
-        </w:rPr>
-        <w:t>kiểm tra</w:t>
-      </w:r>
-      <w:r>
-        <w:rPr>
-          <w:sz w:val="28"/>
-          <w:szCs w:val="28"/>
-          <w:lang w:val="nl-NL"/>
-        </w:rPr>
-        <w:t>:</w:t>
-      </w:r>
-      <w:r>
-        <w:rPr>
-          <w:sz w:val="28"/>
-          <w:szCs w:val="28"/>
-          <w:lang w:val="nl-NL"/>
-        </w:rPr>
-        <w:t xml:space="preserve"> </w:t>
-      </w:r>
-      <w:r>
-        <w:rPr>
-          <w:sz w:val="28"/>
-          <w:szCs w:val="28"/>
-          <w:lang w:val="nl-NL"/>
-        </w:rPr>
-        <w:t xml:space="preserve">&lt;so_nam_ktra&gt; </w:t>
-      </w:r>
-      <w:r>
-        <w:rPr>
-          <w:sz w:val="28"/>
-          <w:szCs w:val="28"/>
-          <w:lang w:val="nl-NL"/>
-        </w:rPr>
-        <w:t>năm</w:t>
-      </w:r>
-      <w:r>
-        <w:rPr>
-          <w:sz w:val="28"/>
-          <w:szCs w:val="28"/>
-          <w:lang w:val="nl-NL"/>
-        </w:rPr>
-        <w:t>,</w:t>
-      </w:r>
-      <w:r>
-        <w:rPr>
-          <w:sz w:val="28"/>
-          <w:szCs w:val="28"/>
-          <w:lang w:val="nl-NL"/>
-        </w:rPr>
-        <w:t xml:space="preserve"> năm</w:t>
-      </w:r>
-      <w:r>
-        <w:rPr>
-          <w:sz w:val="28"/>
-          <w:szCs w:val="28"/>
-          <w:lang w:val="nl-NL"/>
-        </w:rPr>
-        <w:t xml:space="preserve"> </w:t>
-      </w:r>
-      <w:r>
-        <w:rPr>
-          <w:color w:val="000000" w:themeColor="text1"/>
-          <w:sz w:val="28"/>
-          <w:szCs w:val="28"/>
-        </w:rPr>
-        <w:t>&lt;nam_ktra&gt;</w:t>
-      </w:r>
-      <w:r>
-        <w:rPr>
-          <w:sz w:val="28"/>
-          <w:szCs w:val="28"/>
-          <w:lang w:val="nl-NL"/>
-        </w:rPr>
-        <w:t>.</w:t>
-      </w:r>
-    </w:p>
-    <w:p>
-      <w:pPr>
-        <w:numPr>
-          <w:ilvl w:val="0"/>
-          <w:numId w:val="2"/>
-        </w:numPr>
-        <w:tabs>
-          <w:tab w:val="left" w:pos="851"/>
-        </w:tabs>
-        <w:spacing w:line="276" w:lineRule="auto"/>
-        <w:ind w:left="0" w:firstLine="567"/>
-        <w:jc w:val="both"/>
-        <w:rPr>
-          <w:color w:val="FF0000"/>
-          <w:sz w:val="28"/>
-          <w:szCs w:val="28"/>
-          <w:lang w:val="nl-NL"/>
-        </w:rPr>
-      </w:pPr>
-      <w:r>
-        <w:rPr>
-          <w:sz w:val="28"/>
-          <w:szCs w:val="28"/>
-          <w:lang w:val="nl-NL"/>
-        </w:rPr>
-        <w:t xml:space="preserve">Thời </w:t>
-      </w:r>
-      <w:r>
-        <w:rPr>
-          <w:sz w:val="28"/>
-          <w:szCs w:val="28"/>
-          <w:lang w:val="nl-NL"/>
-        </w:rPr>
         <w:t>hạn</w:t>
       </w:r>
       <w:r>
@@ -1259,7 +1191,23 @@
           <w:szCs w:val="28"/>
           <w:lang w:val="nl-NL"/>
         </w:rPr>
-        <w:t xml:space="preserve">ngày, dự kiến từ </w:t>
+        <w:t>ngày</w:t>
+      </w:r>
+      <w:r>
+        <w:rPr>
+          <w:sz w:val="28"/>
+          <w:szCs w:val="28"/>
+          <w:lang w:val="nl-NL"/>
+        </w:rPr>
+        <w:t xml:space="preserve"> làm việc</w:t>
+      </w:r>
+      <w:r>
+        <w:rPr>
+          <w:sz w:val="28"/>
+          <w:szCs w:val="28"/>
+          <w:lang w:val="nl-NL"/>
+        </w:rPr>
+        <w:t xml:space="preserve">, dự kiến từ </w:t>
       </w:r>
       <w:r>
         <w:rPr>
@@ -1335,6 +1283,14 @@
           <w:szCs w:val="28"/>
           <w:lang w:val="nl-NL"/>
         </w:rPr>
+        <w:t xml:space="preserve"> số 4</w:t>
+      </w:r>
+      <w:r>
+        <w:rPr>
+          <w:sz w:val="28"/>
+          <w:szCs w:val="28"/>
+          <w:lang w:val="nl-NL"/>
+        </w:rPr>
         <w:t xml:space="preserve"> </w:t>
       </w:r>
       <w:r>
@@ -1343,7 +1299,7 @@
           <w:szCs w:val="28"/>
           <w:lang w:val="nl-NL"/>
         </w:rPr>
-        <w:t>trình</w:t>
+        <w:t>xin  ý kiến chỉ đạo</w:t>
       </w:r>
       <w:r>
         <w:rPr>
@@ -1359,39 +1315,31 @@
           <w:szCs w:val="28"/>
           <w:lang w:val="nl-NL"/>
         </w:rPr>
-        <w:t xml:space="preserve">Lãnh đạo Cục Thuế xem xét </w:t>
-      </w:r>
-      <w:r>
-        <w:rPr>
-          <w:sz w:val="28"/>
-          <w:szCs w:val="28"/>
-          <w:lang w:val="nl-NL"/>
-        </w:rPr>
-        <w:t>ban hành</w:t>
-      </w:r>
-      <w:r>
-        <w:rPr>
-          <w:sz w:val="28"/>
-          <w:szCs w:val="28"/>
-          <w:lang w:val="nl-NL"/>
-        </w:rPr>
-        <w:t xml:space="preserve"> Quyết định </w:t>
-      </w:r>
-      <w:r>
-        <w:rPr>
-          <w:sz w:val="28"/>
-          <w:szCs w:val="28"/>
-          <w:lang w:val="nl-NL"/>
-        </w:rPr>
-        <w:t>kiểm tra</w:t>
-      </w:r>
-      <w:r>
-        <w:rPr>
-          <w:sz w:val="28"/>
-          <w:szCs w:val="28"/>
-          <w:lang w:val="nl-NL"/>
-        </w:rPr>
-        <w:t xml:space="preserve"> thuế</w:t>
+        <w:t>Lãnh đạo C</w:t>
+      </w:r>
+      <w:r>
+        <w:rPr>
+          <w:sz w:val="28"/>
+          <w:szCs w:val="28"/>
+          <w:lang w:val="nl-NL"/>
+        </w:rPr>
+        <w:t>hi c</w:t>
+      </w:r>
+      <w:r>
+        <w:rPr>
+          <w:sz w:val="28"/>
+          <w:szCs w:val="28"/>
+          <w:lang w:val="nl-NL"/>
+        </w:rPr>
+        <w:t>ục Thuế</w:t>
+      </w:r>
+      <w:r>
+        <w:rPr>
+          <w:sz w:val="28"/>
+          <w:szCs w:val="28"/>
+          <w:lang w:val="nl-NL"/>
+        </w:rPr>
+        <w:t xml:space="preserve"> khu vực XI</w:t>
       </w:r>
       <w:r>
         <w:rPr>
@@ -1407,7 +1355,7 @@
           <w:szCs w:val="28"/>
           <w:lang w:val="nl-NL"/>
         </w:rPr>
-        <w:t>&lt;ten_dv&gt;</w:t>
+        <w:t>để triển khai</w:t>
       </w:r>
       <w:r>
         <w:rPr>
@@ -1476,7 +1424,31 @@
           <w:sz w:val="28"/>
           <w:lang w:val="nl-NL"/>
         </w:rPr>
-        <w:t xml:space="preserve">Ý KIẾN LÃNH ĐẠO CỤC </w:t>
+        <w:t>Ý KIẾN LÃNH ĐẠO</w:t>
+      </w:r>
+      <w:r>
+        <w:rPr>
+          <w:b/>
+          <w:sz w:val="28"/>
+          <w:lang w:val="nl-NL"/>
+        </w:rPr>
+        <w:t xml:space="preserve"> CHI</w:t>
+      </w:r>
+      <w:r>
+        <w:rPr>
+          <w:b/>
+          <w:sz w:val="28"/>
+          <w:lang w:val="nl-NL"/>
+        </w:rPr>
+        <w:t xml:space="preserve"> CỤC </w:t>
+      </w:r>
+      <w:r>
+        <w:rPr>
+          <w:b/>
+          <w:sz w:val="28"/>
+          <w:lang w:val="nl-NL"/>
+        </w:rPr>
+        <w:t>THUẾ</w:t>
       </w:r>
       <w:r>
         <w:rPr>
@@ -1575,7 +1547,7 @@
 </file>
 
 <file path=word/numbering.xml><?xml version="1.0" encoding="utf-8"?>
-<w:numbering xmlns:wpc="http://schemas.microsoft.com/office/word/2010/wordprocessingCanvas" xmlns:cx="http://schemas.microsoft.com/office/drawing/2014/chartex" xmlns:cx1="http://schemas.microsoft.com/office/drawing/2015/9/8/chartex" xmlns:cx2="http://schemas.microsoft.com/office/drawing/2015/10/21/chartex" xmlns:cx3="http://schemas.microsoft.com/office/drawing/2016/5/9/chartex" xmlns:cx4="http://schemas.microsoft.com/office/drawing/2016/5/10/chartex" xmlns:cx5="http://schemas.microsoft.com/office/drawing/2016/5/11/chartex" xmlns:cx6="http://schemas.microsoft.com/office/drawing/2016/5/12/chartex" xmlns:cx7="http://schemas.microsoft.com/office/drawing/2016/5/13/chartex" xmlns:cx8="http://schemas.microsoft.com/office/drawing/2016/5/14/chartex" xmlns:mc="http://schemas.openxmlformats.org/markup-compatibility/2006" xmlns:aink="http://schemas.microsoft.com/office/drawing/2016/ink" xmlns:am3d="http://schemas.microsoft.com/office/drawing/2017/model3d" xmlns:o="urn:schemas-microsoft-com:office:office" xmlns:r="http://schemas.openxmlformats.org/officeDocument/2006/relationships" xmlns:m="http://schemas.openxmlformats.org/officeDocument/2006/math" xmlns:v="urn:schemas-microsoft-com:vml" xmlns:wp14="http://schemas.microsoft.com/office/word/2010/wordprocessingDrawing" xmlns:wp="http://schemas.openxmlformats.org/drawingml/2006/wordprocessingDrawing" xmlns:w10="urn:schemas-microsoft-com:office:word" xmlns:w="http://schemas.openxmlformats.org/wordprocessingml/2006/main" xmlns:w14="http://schemas.microsoft.com/office/word/2010/wordml" xmlns:w15="http://schemas.microsoft.com/office/word/2012/wordml" xmlns:w16cex="http://schemas.microsoft.com/office/word/2018/wordml/cex" xmlns:w16cid="http://schemas.microsoft.com/office/word/2016/wordml/cid" xmlns:w16="http://schemas.microsoft.com/office/word/2018/wordml" xmlns:w16sdtdh="http://schemas.microsoft.com/office/word/2020/wordml/sdtdatahash" xmlns:w16se="http://schemas.microsoft.com/office/word/2015/wordml/symex" xmlns:wpg="http://schemas.microsoft.com/office/word/2010/wordprocessingGroup" xmlns:wpi="http://schemas.microsoft.com/office/word/2010/wordprocessingInk" xmlns:wne="http://schemas.microsoft.com/office/word/2006/wordml" xmlns:wps="http://schemas.microsoft.com/office/word/2010/wordprocessingShape" mc:Ignorable="w14 w15 w16se w16cid w16 w16cex w16sdtdh wp14">
+<w:numbering xmlns:wpc="http://schemas.microsoft.com/office/word/2010/wordprocessingCanvas" xmlns:cx="http://schemas.microsoft.com/office/drawing/2014/chartex" xmlns:cx1="http://schemas.microsoft.com/office/drawing/2015/9/8/chartex" xmlns:cx2="http://schemas.microsoft.com/office/drawing/2015/10/21/chartex" xmlns:cx3="http://schemas.microsoft.com/office/drawing/2016/5/9/chartex" xmlns:cx4="http://schemas.microsoft.com/office/drawing/2016/5/10/chartex" xmlns:cx5="http://schemas.microsoft.com/office/drawing/2016/5/11/chartex" xmlns:cx6="http://schemas.microsoft.com/office/drawing/2016/5/12/chartex" xmlns:cx7="http://schemas.microsoft.com/office/drawing/2016/5/13/chartex" xmlns:cx8="http://schemas.microsoft.com/office/drawing/2016/5/14/chartex" xmlns:mc="http://schemas.openxmlformats.org/markup-compatibility/2006" xmlns:aink="http://schemas.microsoft.com/office/drawing/2016/ink" xmlns:am3d="http://schemas.microsoft.com/office/drawing/2017/model3d" xmlns:o="urn:schemas-microsoft-com:office:office" xmlns:oel="http://schemas.microsoft.com/office/2019/extlst" xmlns:r="http://schemas.openxmlformats.org/officeDocument/2006/relationships" xmlns:m="http://schemas.openxmlformats.org/officeDocument/2006/math" xmlns:v="urn:schemas-microsoft-com:vml" xmlns:wp14="http://schemas.microsoft.com/office/word/2010/wordprocessingDrawing" xmlns:wp="http://schemas.openxmlformats.org/drawingml/2006/wordprocessingDrawing" xmlns:w10="urn:schemas-microsoft-com:office:word" xmlns:w="http://schemas.openxmlformats.org/wordprocessingml/2006/main" xmlns:w14="http://schemas.microsoft.com/office/word/2010/wordml" xmlns:w15="http://schemas.microsoft.com/office/word/2012/wordml" xmlns:w16cex="http://schemas.microsoft.com/office/word/2018/wordml/cex" xmlns:w16cid="http://schemas.microsoft.com/office/word/2016/wordml/cid" xmlns:w16="http://schemas.microsoft.com/office/word/2018/wordml" xmlns:w16du="http://schemas.microsoft.com/office/word/2023/wordml/word16du" xmlns:w16sdtdh="http://schemas.microsoft.com/office/word/2020/wordml/sdtdatahash" xmlns:w16sdtfl="http://schemas.microsoft.com/office/word/2024/wordml/sdtformatlock" xmlns:w16se="http://schemas.microsoft.com/office/word/2015/wordml/symex" xmlns:wpg="http://schemas.microsoft.com/office/word/2010/wordprocessingGroup" xmlns:wpi="http://schemas.microsoft.com/office/word/2010/wordprocessingInk" xmlns:wne="http://schemas.microsoft.com/office/word/2006/wordml" xmlns:wps="http://schemas.microsoft.com/office/word/2010/wordprocessingShape" mc:Ignorable="w14 w15 w16se w16cid w16 w16cex w16sdtdh w16sdtfl w16du wp14">
   <w:abstractNum w:abstractNumId="0" w15:restartNumberingAfterBreak="0">
     <w:nsid w:val="18203035"/>
     <w:multiLevelType w:val="hybridMultilevel"/>
@@ -2026,26 +1998,32 @@
       </w:rPr>
     </w:lvl>
   </w:abstractNum>
-  <w:num w:numId="1">
+  <w:num w:numId="1" w16cid:durableId="981957724">
     <w:abstractNumId w:val="0"/>
   </w:num>
-  <w:num w:numId="2">
+  <w:num w:numId="2" w16cid:durableId="1663658844">
     <w:abstractNumId w:val="3"/>
   </w:num>
-  <w:num w:numId="3">
+  <w:num w:numId="3" w16cid:durableId="1602835072">
     <w:abstractNumId w:val="1"/>
   </w:num>
-  <w:num w:numId="4">
+  <w:num w:numId="4" w16cid:durableId="1309629712">
     <w:abstractNumId w:val="2"/>
   </w:num>
 </w:numbering>
 </file>
 
 <file path=word/recipientData.xml><?xml version="1.0" encoding="utf-8"?>
-<wne:recipients xmlns:wpc="http://schemas.microsoft.com/office/word/2010/wordprocessingCanvas" xmlns:cx="http://schemas.microsoft.com/office/drawing/2014/chartex" xmlns:cx1="http://schemas.microsoft.com/office/drawing/2015/9/8/chartex" xmlns:cx2="http://schemas.microsoft.com/office/drawing/2015/10/21/chartex" xmlns:cx3="http://schemas.microsoft.com/office/drawing/2016/5/9/chartex" xmlns:cx4="http://schemas.microsoft.com/office/drawing/2016/5/10/chartex" xmlns:cx5="http://schemas.microsoft.com/office/drawing/2016/5/11/chartex" xmlns:cx6="http://schemas.microsoft.com/office/drawing/2016/5/12/chartex" xmlns:cx7="http://schemas.microsoft.com/office/drawing/2016/5/13/chartex" xmlns:cx8="http://schemas.microsoft.com/office/drawing/2016/5/14/chartex" xmlns:mc="http://schemas.openxmlformats.org/markup-compatibility/2006" xmlns:aink="http://schemas.microsoft.com/office/drawing/2016/ink" xmlns:am3d="http://schemas.microsoft.com/office/drawing/2017/model3d" xmlns:o="urn:schemas-microsoft-com:office:office" xmlns:r="http://schemas.openxmlformats.org/officeDocument/2006/relationships" xmlns:m="http://schemas.openxmlformats.org/officeDocument/2006/math" xmlns:v="urn:schemas-microsoft-com:vml" xmlns:wp14="http://schemas.microsoft.com/office/word/2010/wordprocessingDrawing" xmlns:wp="http://schemas.openxmlformats.org/drawingml/2006/wordprocessingDrawing" xmlns:w10="urn:schemas-microsoft-com:office:word" xmlns:w="http://schemas.openxmlformats.org/wordprocessingml/2006/main" xmlns:w14="http://schemas.microsoft.com/office/word/2010/wordml" xmlns:w15="http://schemas.microsoft.com/office/word/2012/wordml" xmlns:w16cex="http://schemas.microsoft.com/office/word/2018/wordml/cex" xmlns:w16cid="http://schemas.microsoft.com/office/word/2016/wordml/cid" xmlns:w16="http://schemas.microsoft.com/office/word/2018/wordml" xmlns:w16sdtdh="http://schemas.microsoft.com/office/word/2020/wordml/sdtdatahash" xmlns:w16se="http://schemas.microsoft.com/office/word/2015/wordml/symex" xmlns:wpg="http://schemas.microsoft.com/office/word/2010/wordprocessingGroup" xmlns:wpi="http://schemas.microsoft.com/office/word/2010/wordprocessingInk" xmlns:wne="http://schemas.microsoft.com/office/word/2006/wordml" xmlns:wps="http://schemas.microsoft.com/office/word/2010/wordprocessingShape" mc:Ignorable="w14 w15 w16se w16cid w16 w16cex w16sdtdh wp14">
+<wne:recipients xmlns:wpc="http://schemas.microsoft.com/office/word/2010/wordprocessingCanvas" xmlns:cx="http://schemas.microsoft.com/office/drawing/2014/chartex" xmlns:cx1="http://schemas.microsoft.com/office/drawing/2015/9/8/chartex" xmlns:cx2="http://schemas.microsoft.com/office/drawing/2015/10/21/chartex" xmlns:cx3="http://schemas.microsoft.com/office/drawing/2016/5/9/chartex" xmlns:cx4="http://schemas.microsoft.com/office/drawing/2016/5/10/chartex" xmlns:cx5="http://schemas.microsoft.com/office/drawing/2016/5/11/chartex" xmlns:cx6="http://schemas.microsoft.com/office/drawing/2016/5/12/chartex" xmlns:cx7="http://schemas.microsoft.com/office/drawing/2016/5/13/chartex" xmlns:cx8="http://schemas.microsoft.com/office/drawing/2016/5/14/chartex" xmlns:mc="http://schemas.openxmlformats.org/markup-compatibility/2006" xmlns:aink="http://schemas.microsoft.com/office/drawing/2016/ink" xmlns:am3d="http://schemas.microsoft.com/office/drawing/2017/model3d" xmlns:o="urn:schemas-microsoft-com:office:office" xmlns:oel="http://schemas.microsoft.com/office/2019/extlst" xmlns:r="http://schemas.openxmlformats.org/officeDocument/2006/relationships" xmlns:m="http://schemas.openxmlformats.org/officeDocument/2006/math" xmlns:v="urn:schemas-microsoft-com:vml" xmlns:wp14="http://schemas.microsoft.com/office/word/2010/wordprocessingDrawing" xmlns:wp="http://schemas.openxmlformats.org/drawingml/2006/wordprocessingDrawing" xmlns:w10="urn:schemas-microsoft-com:office:word" xmlns:w="http://schemas.openxmlformats.org/wordprocessingml/2006/main" xmlns:w14="http://schemas.microsoft.com/office/word/2010/wordml" xmlns:w15="http://schemas.microsoft.com/office/word/2012/wordml" xmlns:w16cex="http://schemas.microsoft.com/office/word/2018/wordml/cex" xmlns:w16cid="http://schemas.microsoft.com/office/word/2016/wordml/cid" xmlns:w16="http://schemas.microsoft.com/office/word/2018/wordml" xmlns:w16du="http://schemas.microsoft.com/office/word/2023/wordml/word16du" xmlns:w16sdtdh="http://schemas.microsoft.com/office/word/2020/wordml/sdtdatahash" xmlns:w16sdtfl="http://schemas.microsoft.com/office/word/2024/wordml/sdtformatlock" xmlns:w16se="http://schemas.microsoft.com/office/word/2015/wordml/symex" xmlns:wpg="http://schemas.microsoft.com/office/word/2010/wordprocessingGroup" xmlns:wpi="http://schemas.microsoft.com/office/word/2010/wordprocessingInk" xmlns:wne="http://schemas.microsoft.com/office/word/2006/wordml" xmlns:wps="http://schemas.microsoft.com/office/word/2010/wordprocessingShape" mc:Ignorable="w14 w15 w16se w16cid w16 w16cex w16sdtdh w16sdtfl w16du wp14">
   <wne:recipientData>
     <wne:active wne:val="1"/>
     <wne:hash wne:val="83743369"/>
+  </wne:recipientData>
+  <wne:recipientData>
+    <wne:active wne:val="1"/>
+  </wne:recipientData>
+  <wne:recipientData>
+    <wne:active wne:val="1"/>
   </wne:recipientData>
   <wne:recipientData>
     <wne:active wne:val="1"/>
@@ -2129,7 +2107,7 @@
 </file>
 
 <file path=word/styles.xml><?xml version="1.0" encoding="utf-8"?>
-<w:styles xmlns:mc="http://schemas.openxmlformats.org/markup-compatibility/2006" xmlns:r="http://schemas.openxmlformats.org/officeDocument/2006/relationships" xmlns:w="http://schemas.openxmlformats.org/wordprocessingml/2006/main" xmlns:w14="http://schemas.microsoft.com/office/word/2010/wordml" xmlns:w15="http://schemas.microsoft.com/office/word/2012/wordml" xmlns:w16cex="http://schemas.microsoft.com/office/word/2018/wordml/cex" xmlns:w16cid="http://schemas.microsoft.com/office/word/2016/wordml/cid" xmlns:w16="http://schemas.microsoft.com/office/word/2018/wordml" xmlns:w16sdtdh="http://schemas.microsoft.com/office/word/2020/wordml/sdtdatahash" xmlns:w16se="http://schemas.microsoft.com/office/word/2015/wordml/symex" mc:Ignorable="w14 w15 w16se w16cid w16 w16cex w16sdtdh">
+<w:styles xmlns:mc="http://schemas.openxmlformats.org/markup-compatibility/2006" xmlns:r="http://schemas.openxmlformats.org/officeDocument/2006/relationships" xmlns:w="http://schemas.openxmlformats.org/wordprocessingml/2006/main" xmlns:w14="http://schemas.microsoft.com/office/word/2010/wordml" xmlns:w15="http://schemas.microsoft.com/office/word/2012/wordml" xmlns:w16cex="http://schemas.microsoft.com/office/word/2018/wordml/cex" xmlns:w16cid="http://schemas.microsoft.com/office/word/2016/wordml/cid" xmlns:w16="http://schemas.microsoft.com/office/word/2018/wordml" xmlns:w16du="http://schemas.microsoft.com/office/word/2023/wordml/word16du" xmlns:w16sdtdh="http://schemas.microsoft.com/office/word/2020/wordml/sdtdatahash" xmlns:w16sdtfl="http://schemas.microsoft.com/office/word/2024/wordml/sdtformatlock" xmlns:w16se="http://schemas.microsoft.com/office/word/2015/wordml/symex" mc:Ignorable="w14 w15 w16se w16cid w16 w16cex w16sdtdh w16sdtfl w16du">
   <w:docDefaults>
     <w:rPrDefault>
       <w:rPr>
@@ -2239,6 +2217,7 @@
     <w:lsdException w:name="HTML Sample" w:semiHidden="1" w:unhideWhenUsed="1"/>
     <w:lsdException w:name="HTML Typewriter" w:semiHidden="1" w:unhideWhenUsed="1"/>
     <w:lsdException w:name="HTML Variable" w:semiHidden="1" w:unhideWhenUsed="1"/>
+    <w:lsdException w:name="Normal Table" w:semiHidden="1" w:unhideWhenUsed="1"/>
     <w:lsdException w:name="annotation subject" w:semiHidden="1" w:unhideWhenUsed="1"/>
     <w:lsdException w:name="No List" w:semiHidden="1" w:unhideWhenUsed="1"/>
     <w:lsdException w:name="Outline List 1" w:semiHidden="1" w:unhideWhenUsed="1"/>
@@ -2281,8 +2260,11 @@
     <w:lsdException w:name="Table Contemporary" w:semiHidden="1" w:unhideWhenUsed="1"/>
     <w:lsdException w:name="Table Elegant" w:semiHidden="1" w:unhideWhenUsed="1"/>
     <w:lsdException w:name="Table Professional" w:semiHidden="1" w:unhideWhenUsed="1"/>
+    <w:lsdException w:name="Table Subtle 1" w:semiHidden="1" w:unhideWhenUsed="1"/>
     <w:lsdException w:name="Table Subtle 2" w:semiHidden="1" w:unhideWhenUsed="1"/>
     <w:lsdException w:name="Table Web 1" w:semiHidden="1" w:unhideWhenUsed="1"/>
+    <w:lsdException w:name="Table Web 2" w:semiHidden="1" w:unhideWhenUsed="1"/>
+    <w:lsdException w:name="Table Web 3" w:semiHidden="1" w:unhideWhenUsed="1"/>
     <w:lsdException w:name="Balloon Text" w:semiHidden="1" w:unhideWhenUsed="1"/>
     <w:lsdException w:name="Table Theme" w:semiHidden="1" w:unhideWhenUsed="1"/>
     <w:lsdException w:name="Placeholder Text" w:semiHidden="1" w:uiPriority="99"/>

--- a/static/media/5.to_trinh_ktr_dot_xuat.docx
+++ b/static/media/5.to_trinh_ktr_dot_xuat.docx
@@ -151,7 +151,7 @@
           </mc:Choice>
           <mc:Fallback>
             <w:pict>
-              <v:line w14:anchorId="264B57BC" id="Line 2" o:spid="_x0000_s1026" style="position:absolute;z-index:251657216;visibility:visible;mso-wrap-style:square;mso-width-percent:0;mso-height-percent:0;mso-wrap-distance-left:9pt;mso-wrap-distance-top:0;mso-wrap-distance-right:9pt;mso-wrap-distance-bottom:0;mso-position-horizontal:absolute;mso-position-horizontal-relative:text;mso-position-vertical:absolute;mso-position-vertical-relative:text;mso-width-percent:0;mso-height-percent:0;mso-width-relative:page;mso-height-relative:page" from="27.05pt,17.9pt" to="99.05pt,17.9pt" o:gfxdata="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"/>
+              <v:line w14:anchorId="5F4CF57C" id="Line 2" o:spid="_x0000_s1026" style="position:absolute;z-index:251657216;visibility:visible;mso-wrap-style:square;mso-width-percent:0;mso-height-percent:0;mso-wrap-distance-left:9pt;mso-wrap-distance-top:0;mso-wrap-distance-right:9pt;mso-wrap-distance-bottom:0;mso-position-horizontal:absolute;mso-position-horizontal-relative:text;mso-position-vertical:absolute;mso-position-vertical-relative:text;mso-width-percent:0;mso-height-percent:0;mso-width-relative:page;mso-height-relative:page" from="27.05pt,17.9pt" to="99.05pt,17.9pt" o:gfxdata="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"/>
             </w:pict>
           </mc:Fallback>
         </mc:AlternateContent>
@@ -228,7 +228,7 @@
           </mc:Choice>
           <mc:Fallback>
             <w:pict>
-              <v:shapetype w14:anchorId="1C9AD607" id="_x0000_t32" coordsize="21600,21600" o:spt="32" o:oned="t" path="m,l21600,21600e" filled="f">
+              <v:shapetype w14:anchorId="6D1C6322" id="_x0000_t32" coordsize="21600,21600" o:spt="32" o:oned="t" path="m,l21600,21600e" filled="f">
                 <v:path arrowok="t" fillok="f" o:connecttype="none"/>
                 <o:lock v:ext="edit" shapetype="t"/>
               </v:shapetype>
@@ -317,93 +317,85 @@
     </w:p>
     <w:p>
       <w:pPr>
-        <w:tabs>
-          <w:tab w:val="center" w:pos="1674"/>
-          <w:tab w:val="center" w:pos="6510"/>
-        </w:tabs>
         <w:spacing w:line="276" w:lineRule="auto"/>
-        <w:ind w:firstLine="434"/>
-        <w:rPr>
-          <w:sz w:val="18"/>
-          <w:szCs w:val="18"/>
-        </w:rPr>
-      </w:pPr>
+        <w:jc w:val="right"/>
+        <w:rPr>
+          <w:i/>
+          <w:sz w:val="28"/>
+          <w:szCs w:val="28"/>
+        </w:rPr>
+      </w:pPr>
+      <w:r>
+        <w:rPr>
+          <w:i/>
+          <w:sz w:val="28"/>
+          <w:szCs w:val="28"/>
+        </w:rPr>
+        <w:t xml:space="preserve">  </w:t>
+      </w:r>
+      <w:r>
+        <w:rPr>
+          <w:i/>
+          <w:sz w:val="28"/>
+          <w:szCs w:val="28"/>
+        </w:rPr>
+        <w:t xml:space="preserve"> </w:t>
+      </w:r>
+      <w:r>
+        <w:rPr>
+          <w:i/>
+          <w:sz w:val="28"/>
+          <w:szCs w:val="28"/>
+        </w:rPr>
+        <w:t>Quảng Trị</w:t>
+      </w:r>
+      <w:r>
+        <w:rPr>
+          <w:i/>
+          <w:sz w:val="28"/>
+          <w:szCs w:val="28"/>
+        </w:rPr>
+        <w:t>,</w:t>
+      </w:r>
+      <w:r>
+        <w:rPr>
+          <w:i/>
+          <w:sz w:val="28"/>
+          <w:szCs w:val="28"/>
+        </w:rPr>
+        <w:t xml:space="preserve"> </w:t>
+      </w:r>
+      <w:r>
+        <w:rPr>
+          <w:i/>
+          <w:sz w:val="28"/>
+          <w:szCs w:val="28"/>
+        </w:rPr>
+        <w:t>&lt;trinh_ky&gt;</w:t>
+      </w:r>
     </w:p>
     <w:p>
       <w:pPr>
         <w:spacing w:line="276" w:lineRule="auto"/>
-        <w:jc w:val="right"/>
-        <w:rPr>
-          <w:i/>
-          <w:sz w:val="28"/>
-          <w:szCs w:val="28"/>
-        </w:rPr>
-      </w:pPr>
-      <w:r>
-        <w:rPr>
-          <w:i/>
-          <w:sz w:val="28"/>
-          <w:szCs w:val="28"/>
-        </w:rPr>
-        <w:t xml:space="preserve">  </w:t>
-      </w:r>
-      <w:r>
-        <w:rPr>
-          <w:i/>
-          <w:sz w:val="28"/>
-          <w:szCs w:val="28"/>
-        </w:rPr>
-        <w:t xml:space="preserve"> </w:t>
-      </w:r>
-      <w:r>
-        <w:rPr>
-          <w:i/>
-          <w:sz w:val="28"/>
-          <w:szCs w:val="28"/>
-        </w:rPr>
-        <w:t>Quảng Trị</w:t>
-      </w:r>
-      <w:r>
-        <w:rPr>
-          <w:i/>
-          <w:sz w:val="28"/>
-          <w:szCs w:val="28"/>
-        </w:rPr>
-        <w:t>,</w:t>
-      </w:r>
-      <w:r>
-        <w:rPr>
-          <w:i/>
-          <w:sz w:val="28"/>
-          <w:szCs w:val="28"/>
-        </w:rPr>
-        <w:t xml:space="preserve"> </w:t>
-      </w:r>
-      <w:r>
-        <w:rPr>
-          <w:i/>
-          <w:sz w:val="28"/>
-          <w:szCs w:val="28"/>
-        </w:rPr>
-        <w:t>&lt;trinh_ky&gt;</w:t>
+        <w:jc w:val="center"/>
+        <w:rPr>
+          <w:b/>
+          <w:sz w:val="28"/>
+          <w:szCs w:val="28"/>
+        </w:rPr>
+      </w:pPr>
+      <w:r>
+        <w:rPr>
+          <w:b/>
+          <w:sz w:val="28"/>
+          <w:szCs w:val="28"/>
+        </w:rPr>
+        <w:t>TỜ TRÌNH</w:t>
       </w:r>
     </w:p>
     <w:p>
       <w:pPr>
         <w:spacing w:line="276" w:lineRule="auto"/>
-        <w:rPr>
-          <w:sz w:val="14"/>
-        </w:rPr>
-      </w:pPr>
-    </w:p>
-    <w:p>
-      <w:pPr>
-        <w:spacing w:line="276" w:lineRule="auto"/>
-      </w:pPr>
-    </w:p>
-    <w:p>
-      <w:pPr>
-        <w:spacing w:line="276" w:lineRule="auto"/>
         <w:jc w:val="center"/>
         <w:rPr>
           <w:b/>
@@ -417,50 +409,7 @@
           <w:sz w:val="28"/>
           <w:szCs w:val="28"/>
         </w:rPr>
-        <w:t>TỜ TRÌNH</w:t>
-      </w:r>
-    </w:p>
-    <w:p>
-      <w:pPr>
-        <w:spacing w:line="276" w:lineRule="auto"/>
-        <w:jc w:val="center"/>
-        <w:rPr>
-          <w:b/>
-          <w:sz w:val="28"/>
-          <w:szCs w:val="28"/>
-        </w:rPr>
-      </w:pPr>
-      <w:r>
-        <w:rPr>
-          <w:b/>
-          <w:sz w:val="28"/>
-          <w:szCs w:val="28"/>
-        </w:rPr>
-        <w:t xml:space="preserve">Về việc ban hành Quyết định </w:t>
-      </w:r>
-      <w:r>
-        <w:rPr>
-          <w:b/>
-          <w:sz w:val="28"/>
-          <w:szCs w:val="28"/>
-        </w:rPr>
-        <w:t>kiểm tra</w:t>
-      </w:r>
-      <w:r>
-        <w:rPr>
-          <w:b/>
-          <w:sz w:val="28"/>
-          <w:szCs w:val="28"/>
-        </w:rPr>
-        <w:t xml:space="preserve"> </w:t>
-      </w:r>
-      <w:r>
-        <w:rPr>
-          <w:b/>
-          <w:sz w:val="28"/>
-          <w:szCs w:val="28"/>
-        </w:rPr>
-        <w:t>chấp hành pháp luật thuế</w:t>
+        <w:t>Về việc kiểm tra tại trụ sở người nộp thuế</w:t>
       </w:r>
     </w:p>
     <w:p>
@@ -545,7 +494,7 @@
           </mc:Choice>
           <mc:Fallback>
             <w:pict>
-              <v:shape w14:anchorId="5DE63C06" id="AutoShape 6" o:spid="_x0000_s1026" type="#_x0000_t32" style="position:absolute;margin-left:192.95pt;margin-top:1.25pt;width:86.4pt;height:0;z-index:251658752;visibility:visible;mso-wrap-style:square;mso-width-percent:0;mso-height-percent:0;mso-wrap-distance-left:9pt;mso-wrap-distance-top:0;mso-wrap-distance-right:9pt;mso-wrap-distance-bottom:0;mso-position-horizontal:absolute;mso-position-horizontal-relative:text;mso-position-vertical:absolute;mso-position-vertical-relative:text;mso-width-percent:0;mso-height-percent:0;mso-width-relative:page;mso-height-relative:page" o:gfxdata="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"/>
+              <v:shape w14:anchorId="39763303" id="AutoShape 6" o:spid="_x0000_s1026" type="#_x0000_t32" style="position:absolute;margin-left:192.95pt;margin-top:1.25pt;width:86.4pt;height:0;z-index:251658752;visibility:visible;mso-wrap-style:square;mso-width-percent:0;mso-height-percent:0;mso-wrap-distance-left:9pt;mso-wrap-distance-top:0;mso-wrap-distance-right:9pt;mso-wrap-distance-bottom:0;mso-position-horizontal:absolute;mso-position-horizontal-relative:text;mso-position-vertical:absolute;mso-position-vertical-relative:text;mso-width-percent:0;mso-height-percent:0;mso-width-relative:page;mso-height-relative:page" o:gfxdata="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"/>
             </w:pict>
           </mc:Fallback>
         </mc:AlternateContent>
@@ -554,51 +503,76 @@
     <w:p>
       <w:pPr>
         <w:spacing w:line="276" w:lineRule="auto"/>
-        <w:rPr>
-          <w:sz w:val="10"/>
-          <w:szCs w:val="28"/>
-        </w:rPr>
-      </w:pPr>
+        <w:ind w:left="390" w:hanging="330"/>
+        <w:jc w:val="center"/>
+        <w:rPr>
+          <w:sz w:val="28"/>
+          <w:szCs w:val="28"/>
+        </w:rPr>
+      </w:pPr>
+      <w:r>
+        <w:rPr>
+          <w:sz w:val="28"/>
+          <w:szCs w:val="28"/>
+        </w:rPr>
+        <w:t xml:space="preserve">Kính gửi: Lãnh đạo </w:t>
+      </w:r>
+      <w:r>
+        <w:rPr>
+          <w:sz w:val="28"/>
+          <w:szCs w:val="28"/>
+        </w:rPr>
+        <w:t>Chi cục Thuế khu vực XI</w:t>
+      </w:r>
     </w:p>
     <w:p>
       <w:pPr>
-        <w:spacing w:line="276" w:lineRule="auto"/>
-        <w:ind w:left="390" w:hanging="330"/>
-        <w:jc w:val="center"/>
-        <w:rPr>
-          <w:sz w:val="28"/>
-          <w:szCs w:val="28"/>
-        </w:rPr>
-      </w:pPr>
-      <w:r>
-        <w:rPr>
-          <w:sz w:val="28"/>
-          <w:szCs w:val="28"/>
-        </w:rPr>
-        <w:t xml:space="preserve">Kính gửi: Lãnh đạo </w:t>
-      </w:r>
-      <w:r>
-        <w:rPr>
-          <w:sz w:val="28"/>
-          <w:szCs w:val="28"/>
-        </w:rPr>
-        <w:t>Chi cục Thuế khu vực XI</w:t>
+        <w:ind w:firstLine="540"/>
+        <w:jc w:val="both"/>
+        <w:rPr>
+          <w:sz w:val="28"/>
+          <w:szCs w:val="28"/>
+          <w:lang w:val="nl-NL"/>
+        </w:rPr>
+      </w:pPr>
+      <w:r>
+        <w:rPr>
+          <w:sz w:val="28"/>
+          <w:szCs w:val="28"/>
+          <w:lang w:val="nl-NL"/>
+        </w:rPr>
+        <w:t xml:space="preserve"> </w:t>
+      </w:r>
+      <w:r>
+        <w:rPr>
+          <w:sz w:val="28"/>
+          <w:szCs w:val="28"/>
+          <w:lang w:val="nl-NL"/>
+        </w:rPr>
+        <w:t>Căn cứ &lt;qd_tkt_tct&gt; của Tổng cục Thuế về việc giao chỉ tiêu nhiệm vụ thanh tra thuế và kiểm tra thuế tại trụ sở người nộp thuế năm &lt;nam_kh_tkt&gt;;</w:t>
       </w:r>
     </w:p>
     <w:p>
       <w:pPr>
-        <w:spacing w:line="276" w:lineRule="auto"/>
-        <w:ind w:firstLine="652"/>
+        <w:ind w:firstLine="540"/>
         <w:jc w:val="both"/>
         <w:rPr>
           <w:sz w:val="28"/>
           <w:szCs w:val="28"/>
-        </w:rPr>
-      </w:pPr>
+          <w:lang w:val="nl-NL"/>
+        </w:rPr>
+      </w:pPr>
+      <w:r>
+        <w:rPr>
+          <w:sz w:val="28"/>
+          <w:szCs w:val="28"/>
+          <w:lang w:val="nl-NL"/>
+        </w:rPr>
+        <w:t xml:space="preserve">Căn cứ &lt;qd_tkt_cct&gt; của Cục Thuế tỉnh Quảng Trị về việc giao chỉ tiêu nhiệm vụ thanh tra thuế và kiểm tra thuế tại trụ sở người nộp thuế năm &lt;nam_kh_tkt&gt;; </w:t>
+      </w:r>
     </w:p>
     <w:p>
       <w:pPr>
-        <w:spacing w:line="312" w:lineRule="auto"/>
         <w:ind w:firstLine="540"/>
         <w:jc w:val="both"/>
         <w:rPr>
@@ -613,36 +587,11 @@
           <w:szCs w:val="28"/>
           <w:lang w:val="nl-NL"/>
         </w:rPr>
-        <w:t xml:space="preserve"> Căn cứ Luật Quản lý thuế </w:t>
-      </w:r>
-      <w:r>
-        <w:rPr>
-          <w:sz w:val="28"/>
-          <w:szCs w:val="28"/>
-          <w:lang w:val="nl-NL"/>
-        </w:rPr>
-        <w:t>&lt;luat_qlt_ngay&gt;</w:t>
-      </w:r>
-      <w:r>
-        <w:rPr>
-          <w:sz w:val="28"/>
-          <w:szCs w:val="28"/>
-          <w:lang w:val="nl-NL"/>
-        </w:rPr>
-        <w:t xml:space="preserve"> </w:t>
-      </w:r>
-      <w:r>
-        <w:rPr>
-          <w:sz w:val="28"/>
-          <w:szCs w:val="28"/>
-          <w:lang w:val="nl-NL"/>
-        </w:rPr>
-        <w:t>và các văn bản hướng dẫn thi hành;</w:t>
+        <w:t>Căn cứ &lt;quy_trinh_ktra&gt; của Tổng cục Thuế về việc ban hành Quy trình kiểm tra thuế;</w:t>
       </w:r>
     </w:p>
     <w:p>
       <w:pPr>
-        <w:spacing w:line="312" w:lineRule="auto"/>
         <w:ind w:firstLine="540"/>
         <w:jc w:val="both"/>
         <w:rPr>
@@ -657,55 +606,45 @@
           <w:szCs w:val="28"/>
           <w:lang w:val="nl-NL"/>
         </w:rPr>
-        <w:t xml:space="preserve">Căn cứ </w:t>
-      </w:r>
-      <w:r>
-        <w:rPr>
-          <w:sz w:val="28"/>
-          <w:szCs w:val="28"/>
-          <w:lang w:val="nl-NL"/>
-        </w:rPr>
-        <w:t>&lt;can_cu&gt;</w:t>
-      </w:r>
-      <w:r>
-        <w:rPr>
-          <w:sz w:val="28"/>
-          <w:szCs w:val="28"/>
-          <w:lang w:val="nl-NL"/>
-        </w:rPr>
-        <w:t xml:space="preserve"> </w:t>
-      </w:r>
-      <w:r>
-        <w:rPr>
-          <w:sz w:val="28"/>
-          <w:szCs w:val="28"/>
-          <w:lang w:val="nl-NL"/>
-        </w:rPr>
-        <w:t xml:space="preserve">của </w:t>
-      </w:r>
-      <w:r>
-        <w:rPr>
-          <w:sz w:val="28"/>
-          <w:szCs w:val="28"/>
-          <w:lang w:val="nl-NL"/>
-        </w:rPr>
-        <w:t>&lt;ten_dv&gt;</w:t>
-      </w:r>
-      <w:r>
-        <w:rPr>
-          <w:sz w:val="28"/>
-          <w:szCs w:val="28"/>
-          <w:lang w:val="nl-NL"/>
-        </w:rPr>
-        <w:t xml:space="preserve"> về việc xin kiểm tra quyết toán thuế</w:t>
-      </w:r>
-      <w:r>
-        <w:rPr>
-          <w:sz w:val="28"/>
-          <w:szCs w:val="28"/>
-          <w:lang w:val="nl-NL"/>
-        </w:rPr>
-        <w:t>;</w:t>
+        <w:t>Căn cứ &lt;tham_quyen_ky&gt; của Chi cục Thuế khu vực XI về việc giao cho Phó Chi cục trưởng Chi cục Thuế được ký thay một số văn bản thuộc thẩm quyền của Chi cục trưởng Chi cục Thuế;</w:t>
+      </w:r>
+    </w:p>
+    <w:p>
+      <w:pPr>
+        <w:ind w:firstLine="567"/>
+        <w:jc w:val="both"/>
+        <w:rPr>
+          <w:sz w:val="28"/>
+          <w:szCs w:val="28"/>
+          <w:lang w:val="nl-NL"/>
+        </w:rPr>
+      </w:pPr>
+      <w:r>
+        <w:rPr>
+          <w:sz w:val="28"/>
+          <w:szCs w:val="28"/>
+          <w:lang w:val="nl-NL"/>
+        </w:rPr>
+        <w:t>Căn cứ kết quả tổng hợp, phân tích rủi ro, thu thập thông tin đối với &lt;ten_dv&gt;; Mã số thuế: &lt;mst&gt;;</w:t>
+      </w:r>
+    </w:p>
+    <w:p>
+      <w:pPr>
+        <w:ind w:firstLine="567"/>
+        <w:jc w:val="both"/>
+        <w:rPr>
+          <w:sz w:val="28"/>
+          <w:szCs w:val="28"/>
+          <w:lang w:val="nl-NL"/>
+        </w:rPr>
+      </w:pPr>
+      <w:r>
+        <w:rPr>
+          <w:sz w:val="28"/>
+          <w:szCs w:val="28"/>
+          <w:lang w:val="nl-NL"/>
+        </w:rPr>
+        <w:t>Phòng Thanh tra - Kiểm tra số 4 báo cáo và xin ý kiến Lãnh đạo Chi cục Thuế khu vực XI ban hành Quyết định kiểm tra thuế tại &lt;ten_dv&gt;; Mã số thuế: &lt;mst&gt;; Địa chỉ: &lt;dia_chi&gt;.</w:t>
       </w:r>
     </w:p>
     <w:p>
@@ -714,201 +653,6 @@
         <w:ind w:firstLine="567"/>
         <w:jc w:val="both"/>
         <w:rPr>
-          <w:sz w:val="28"/>
-          <w:szCs w:val="28"/>
-          <w:lang w:val="nl-NL"/>
-        </w:rPr>
-      </w:pPr>
-      <w:r>
-        <w:rPr>
-          <w:sz w:val="28"/>
-          <w:szCs w:val="28"/>
-          <w:lang w:val="nl-NL"/>
-        </w:rPr>
-        <w:t xml:space="preserve">Phòng </w:t>
-      </w:r>
-      <w:r>
-        <w:rPr>
-          <w:sz w:val="28"/>
-          <w:szCs w:val="28"/>
-          <w:lang w:val="nl-NL"/>
-        </w:rPr>
-        <w:t>Thanh tra – Kiểm tra</w:t>
-      </w:r>
-      <w:r>
-        <w:rPr>
-          <w:sz w:val="28"/>
-          <w:szCs w:val="28"/>
-          <w:lang w:val="nl-NL"/>
-        </w:rPr>
-        <w:t xml:space="preserve"> số 4</w:t>
-      </w:r>
-      <w:r>
-        <w:rPr>
-          <w:sz w:val="28"/>
-          <w:szCs w:val="28"/>
-          <w:lang w:val="nl-NL"/>
-        </w:rPr>
-        <w:t xml:space="preserve"> </w:t>
-      </w:r>
-      <w:r>
-        <w:rPr>
-          <w:sz w:val="28"/>
-          <w:szCs w:val="28"/>
-          <w:lang w:val="nl-NL"/>
-        </w:rPr>
-        <w:t>kính đề nghị Lãnh đạo C</w:t>
-      </w:r>
-      <w:r>
-        <w:rPr>
-          <w:sz w:val="28"/>
-          <w:szCs w:val="28"/>
-          <w:lang w:val="nl-NL"/>
-        </w:rPr>
-        <w:t>hi c</w:t>
-      </w:r>
-      <w:r>
-        <w:rPr>
-          <w:sz w:val="28"/>
-          <w:szCs w:val="28"/>
-          <w:lang w:val="nl-NL"/>
-        </w:rPr>
-        <w:t>ục</w:t>
-      </w:r>
-      <w:r>
-        <w:rPr>
-          <w:sz w:val="28"/>
-          <w:szCs w:val="28"/>
-          <w:lang w:val="nl-NL"/>
-        </w:rPr>
-        <w:t xml:space="preserve"> Thuế khu vực XI</w:t>
-      </w:r>
-      <w:r>
-        <w:rPr>
-          <w:sz w:val="28"/>
-          <w:szCs w:val="28"/>
-          <w:lang w:val="nl-NL"/>
-        </w:rPr>
-        <w:t xml:space="preserve"> cho tiến hành kiểm tra chấp hành </w:t>
-      </w:r>
-      <w:r>
-        <w:rPr>
-          <w:sz w:val="28"/>
-          <w:szCs w:val="28"/>
-          <w:lang w:val="nl-NL"/>
-        </w:rPr>
-        <w:t>p</w:t>
-      </w:r>
-      <w:r>
-        <w:rPr>
-          <w:sz w:val="28"/>
-          <w:szCs w:val="28"/>
-          <w:lang w:val="nl-NL"/>
-        </w:rPr>
-        <w:t xml:space="preserve">háp </w:t>
-      </w:r>
-      <w:r>
-        <w:rPr>
-          <w:sz w:val="28"/>
-          <w:szCs w:val="28"/>
-          <w:lang w:val="nl-NL"/>
-        </w:rPr>
-        <w:t>l</w:t>
-      </w:r>
-      <w:r>
-        <w:rPr>
-          <w:sz w:val="28"/>
-          <w:szCs w:val="28"/>
-          <w:lang w:val="nl-NL"/>
-        </w:rPr>
-        <w:t xml:space="preserve">uật </w:t>
-      </w:r>
-      <w:r>
-        <w:rPr>
-          <w:sz w:val="28"/>
-          <w:szCs w:val="28"/>
-          <w:lang w:val="nl-NL"/>
-        </w:rPr>
-        <w:t>t</w:t>
-      </w:r>
-      <w:r>
-        <w:rPr>
-          <w:sz w:val="28"/>
-          <w:szCs w:val="28"/>
-          <w:lang w:val="nl-NL"/>
-        </w:rPr>
-        <w:t>huế thuế đối với</w:t>
-      </w:r>
-      <w:r>
-        <w:rPr>
-          <w:sz w:val="28"/>
-          <w:szCs w:val="28"/>
-          <w:lang w:val="nl-NL"/>
-        </w:rPr>
-        <w:t xml:space="preserve"> </w:t>
-      </w:r>
-      <w:r>
-        <w:rPr>
-          <w:sz w:val="28"/>
-          <w:szCs w:val="28"/>
-          <w:lang w:val="nl-NL"/>
-        </w:rPr>
-        <w:t>&lt;ten_dv&gt;</w:t>
-      </w:r>
-      <w:r>
-        <w:rPr>
-          <w:sz w:val="28"/>
-          <w:szCs w:val="28"/>
-        </w:rPr>
-        <w:t>;</w:t>
-      </w:r>
-    </w:p>
-    <w:p>
-      <w:pPr>
-        <w:spacing w:line="264" w:lineRule="auto"/>
-        <w:ind w:firstLine="567"/>
-        <w:jc w:val="both"/>
-        <w:rPr>
-          <w:b/>
-          <w:sz w:val="28"/>
-          <w:szCs w:val="28"/>
-          <w:lang w:val="nl-NL"/>
-        </w:rPr>
-      </w:pPr>
-      <w:r>
-        <w:rPr>
-          <w:b/>
-          <w:sz w:val="28"/>
-          <w:szCs w:val="28"/>
-          <w:lang w:val="nl-NL"/>
-        </w:rPr>
-        <w:t xml:space="preserve">Nội dung </w:t>
-      </w:r>
-      <w:r>
-        <w:rPr>
-          <w:b/>
-          <w:sz w:val="28"/>
-          <w:szCs w:val="28"/>
-          <w:lang w:val="nl-NL"/>
-        </w:rPr>
-        <w:t>kiểm tra</w:t>
-      </w:r>
-      <w:r>
-        <w:rPr>
-          <w:b/>
-          <w:sz w:val="28"/>
-          <w:szCs w:val="28"/>
-          <w:lang w:val="nl-NL"/>
-        </w:rPr>
-        <w:t xml:space="preserve">: </w:t>
-      </w:r>
-    </w:p>
-    <w:p>
-      <w:pPr>
-        <w:spacing w:line="264" w:lineRule="auto"/>
-        <w:ind w:firstLine="567"/>
-        <w:jc w:val="both"/>
-        <w:rPr>
           <w:bCs/>
           <w:sz w:val="28"/>
           <w:szCs w:val="28"/>
@@ -922,308 +666,7 @@
           <w:szCs w:val="28"/>
           <w:lang w:val="nl-NL"/>
         </w:rPr>
-        <w:t>- Kiểm tra tình hình chấp hành pháp luật thuế; tình hình quản lý và sử dụng hóa đơn; tình hình trích nộp Bảo hiểm xã hội và Kinh phí công đoàn</w:t>
-      </w:r>
-      <w:r>
-        <w:rPr>
-          <w:bCs/>
-          <w:sz w:val="28"/>
-          <w:szCs w:val="28"/>
-          <w:lang w:val="nl-NL"/>
-        </w:rPr>
-        <w:t>.</w:t>
-      </w:r>
-    </w:p>
-    <w:p>
-      <w:pPr>
-        <w:spacing w:line="264" w:lineRule="auto"/>
-        <w:ind w:firstLine="567"/>
-        <w:jc w:val="both"/>
-        <w:rPr>
-          <w:sz w:val="28"/>
-          <w:szCs w:val="28"/>
-          <w:lang w:val="nl-NL"/>
-        </w:rPr>
-      </w:pPr>
-      <w:r>
-        <w:rPr>
-          <w:sz w:val="28"/>
-          <w:szCs w:val="28"/>
-          <w:lang w:val="nl-NL"/>
-        </w:rPr>
-        <w:t xml:space="preserve">- </w:t>
-      </w:r>
-      <w:r>
-        <w:rPr>
-          <w:sz w:val="28"/>
-          <w:szCs w:val="28"/>
-          <w:lang w:val="nl-NL"/>
-        </w:rPr>
-        <w:t xml:space="preserve">Thời </w:t>
-      </w:r>
-      <w:r>
-        <w:rPr>
-          <w:sz w:val="28"/>
-          <w:szCs w:val="28"/>
-          <w:lang w:val="nl-NL"/>
-        </w:rPr>
-        <w:t>kỳ</w:t>
-      </w:r>
-      <w:r>
-        <w:rPr>
-          <w:sz w:val="28"/>
-          <w:szCs w:val="28"/>
-          <w:lang w:val="nl-NL"/>
-        </w:rPr>
-        <w:t xml:space="preserve"> tiến hành </w:t>
-      </w:r>
-      <w:r>
-        <w:rPr>
-          <w:sz w:val="28"/>
-          <w:szCs w:val="28"/>
-          <w:lang w:val="nl-NL"/>
-        </w:rPr>
-        <w:t>kiểm tra</w:t>
-      </w:r>
-      <w:r>
-        <w:rPr>
-          <w:sz w:val="28"/>
-          <w:szCs w:val="28"/>
-          <w:lang w:val="nl-NL"/>
-        </w:rPr>
-        <w:t>:</w:t>
-      </w:r>
-      <w:r>
-        <w:rPr>
-          <w:sz w:val="28"/>
-          <w:szCs w:val="28"/>
-          <w:lang w:val="nl-NL"/>
-        </w:rPr>
-        <w:t xml:space="preserve"> &lt;so_nam_ktra&gt; năm, năm </w:t>
-      </w:r>
-      <w:r>
-        <w:rPr>
-          <w:color w:val="000000" w:themeColor="text1"/>
-          <w:sz w:val="28"/>
-          <w:szCs w:val="28"/>
-        </w:rPr>
-        <w:t>&lt;nam_ktra&gt;</w:t>
-      </w:r>
-      <w:r>
-        <w:rPr>
-          <w:sz w:val="28"/>
-          <w:szCs w:val="28"/>
-          <w:lang w:val="nl-NL"/>
-        </w:rPr>
-        <w:t>.</w:t>
-      </w:r>
-    </w:p>
-    <w:p>
-      <w:pPr>
-        <w:spacing w:line="264" w:lineRule="auto"/>
-        <w:ind w:firstLine="567"/>
-        <w:jc w:val="both"/>
-        <w:rPr>
-          <w:sz w:val="28"/>
-          <w:szCs w:val="28"/>
-          <w:lang w:val="nl-NL"/>
-        </w:rPr>
-      </w:pPr>
-      <w:r>
-        <w:rPr>
-          <w:sz w:val="28"/>
-          <w:szCs w:val="28"/>
-          <w:lang w:val="nl-NL"/>
-        </w:rPr>
-        <w:t xml:space="preserve">- </w:t>
-      </w:r>
-      <w:r>
-        <w:rPr>
-          <w:sz w:val="28"/>
-          <w:szCs w:val="28"/>
-          <w:lang w:val="nl-NL"/>
-        </w:rPr>
-        <w:t>Thành phần kiểm tra gồm có:</w:t>
-      </w:r>
-      <w:r>
-        <w:rPr>
-          <w:sz w:val="28"/>
-          <w:szCs w:val="28"/>
-          <w:lang w:val="nl-NL"/>
-        </w:rPr>
-        <w:t xml:space="preserve"> </w:t>
-      </w:r>
-      <w:r>
-        <w:rPr>
-          <w:sz w:val="28"/>
-          <w:szCs w:val="28"/>
-          <w:lang w:val="nl-NL"/>
-        </w:rPr>
-        <w:t xml:space="preserve">&lt;sl_cb&gt; </w:t>
-      </w:r>
-      <w:r>
-        <w:rPr>
-          <w:sz w:val="28"/>
-          <w:szCs w:val="28"/>
-          <w:lang w:val="nl-NL"/>
-        </w:rPr>
-        <w:t>công chức</w:t>
-      </w:r>
-      <w:r>
-        <w:rPr>
-          <w:sz w:val="28"/>
-          <w:szCs w:val="28"/>
-          <w:lang w:val="nl-NL"/>
-        </w:rPr>
-        <w:t xml:space="preserve"> Phòng </w:t>
-      </w:r>
-      <w:r>
-        <w:rPr>
-          <w:sz w:val="28"/>
-          <w:szCs w:val="28"/>
-          <w:lang w:val="nl-NL"/>
-        </w:rPr>
-        <w:t>Thanh tra – Kiểm tra</w:t>
-      </w:r>
-      <w:r>
-        <w:rPr>
-          <w:sz w:val="28"/>
-          <w:szCs w:val="28"/>
-          <w:lang w:val="nl-NL"/>
-        </w:rPr>
-        <w:t xml:space="preserve"> số 4</w:t>
-      </w:r>
-      <w:r>
-        <w:rPr>
-          <w:sz w:val="28"/>
-          <w:szCs w:val="28"/>
-          <w:lang w:val="nl-NL"/>
-        </w:rPr>
-        <w:t xml:space="preserve"> </w:t>
-      </w:r>
-      <w:r>
-        <w:rPr>
-          <w:sz w:val="28"/>
-          <w:szCs w:val="28"/>
-          <w:lang w:val="nl-NL"/>
-        </w:rPr>
-        <w:t>do</w:t>
-      </w:r>
-      <w:r>
-        <w:rPr>
-          <w:sz w:val="28"/>
-          <w:szCs w:val="28"/>
-          <w:lang w:val="nl-NL"/>
-        </w:rPr>
-        <w:t xml:space="preserve"> </w:t>
-      </w:r>
-      <w:r>
-        <w:rPr>
-          <w:sz w:val="28"/>
-          <w:szCs w:val="28"/>
-          <w:lang w:val="nl-NL"/>
-        </w:rPr>
-        <w:t xml:space="preserve">&lt;cb_cv&gt; </w:t>
-      </w:r>
-      <w:r>
-        <w:rPr>
-          <w:sz w:val="28"/>
-          <w:szCs w:val="28"/>
-          <w:lang w:val="nl-NL"/>
-        </w:rPr>
-        <w:t>làm trưởng đoàn.</w:t>
-      </w:r>
-    </w:p>
-    <w:p>
-      <w:pPr>
-        <w:spacing w:line="264" w:lineRule="auto"/>
-        <w:ind w:firstLine="567"/>
-        <w:jc w:val="both"/>
-        <w:rPr>
-          <w:sz w:val="28"/>
-          <w:szCs w:val="28"/>
-          <w:lang w:val="nl-NL"/>
-        </w:rPr>
-      </w:pPr>
-      <w:r>
-        <w:rPr>
-          <w:sz w:val="28"/>
-          <w:szCs w:val="28"/>
-          <w:lang w:val="nl-NL"/>
-        </w:rPr>
-        <w:t xml:space="preserve">- </w:t>
-      </w:r>
-      <w:r>
-        <w:rPr>
-          <w:sz w:val="28"/>
-          <w:szCs w:val="28"/>
-          <w:lang w:val="nl-NL"/>
-        </w:rPr>
-        <w:t xml:space="preserve">Thời </w:t>
-      </w:r>
-      <w:r>
-        <w:rPr>
-          <w:sz w:val="28"/>
-          <w:szCs w:val="28"/>
-          <w:lang w:val="nl-NL"/>
-        </w:rPr>
-        <w:t>hạn</w:t>
-      </w:r>
-      <w:r>
-        <w:rPr>
-          <w:sz w:val="28"/>
-          <w:szCs w:val="28"/>
-          <w:lang w:val="nl-NL"/>
-        </w:rPr>
-        <w:t xml:space="preserve"> kiểm tra </w:t>
-      </w:r>
-      <w:r>
-        <w:rPr>
-          <w:sz w:val="28"/>
-          <w:szCs w:val="28"/>
-          <w:lang w:val="nl-NL"/>
-        </w:rPr>
-        <w:t xml:space="preserve">&lt;so_ngay_ktra&gt; </w:t>
-      </w:r>
-      <w:r>
-        <w:rPr>
-          <w:sz w:val="28"/>
-          <w:szCs w:val="28"/>
-          <w:lang w:val="nl-NL"/>
-        </w:rPr>
-        <w:t>ngày</w:t>
-      </w:r>
-      <w:r>
-        <w:rPr>
-          <w:sz w:val="28"/>
-          <w:szCs w:val="28"/>
-          <w:lang w:val="nl-NL"/>
-        </w:rPr>
-        <w:t xml:space="preserve"> làm việc</w:t>
-      </w:r>
-      <w:r>
-        <w:rPr>
-          <w:sz w:val="28"/>
-          <w:szCs w:val="28"/>
-          <w:lang w:val="nl-NL"/>
-        </w:rPr>
-        <w:t xml:space="preserve">, dự kiến từ </w:t>
-      </w:r>
-      <w:r>
-        <w:rPr>
-          <w:sz w:val="28"/>
-          <w:szCs w:val="28"/>
-          <w:lang w:val="nl-NL"/>
-        </w:rPr>
-        <w:t>&lt;ngay_ktra&gt;</w:t>
-      </w:r>
-      <w:r>
-        <w:rPr>
-          <w:sz w:val="28"/>
-          <w:szCs w:val="28"/>
-          <w:lang w:val="nl-NL"/>
-        </w:rPr>
-        <w:t>.</w:t>
+        <w:t>- Nội dung kiểm tra: Kiểm tra theo phương pháp đánh giá rủi ro và thực hiện kiểm tra chọn mẫu việc kê khai, nộp các khoản thuế, phí thuộc NSNN, việc thực hiện chế độ về hóa đơn, chứng từ kế toán, ghi chép sổ sách kế toán.</w:t>
       </w:r>
     </w:p>
     <w:p>
@@ -1232,146 +675,1085 @@
         <w:ind w:firstLine="567"/>
         <w:jc w:val="both"/>
         <w:rPr>
-          <w:sz w:val="28"/>
-          <w:szCs w:val="28"/>
-          <w:lang w:val="nl-NL"/>
-        </w:rPr>
-      </w:pPr>
-      <w:r>
-        <w:rPr>
-          <w:sz w:val="28"/>
-          <w:szCs w:val="28"/>
-          <w:lang w:val="nl-NL"/>
-        </w:rPr>
-        <w:t xml:space="preserve">Vậy, Phòng </w:t>
-      </w:r>
-      <w:r>
-        <w:rPr>
-          <w:sz w:val="28"/>
-          <w:szCs w:val="28"/>
-          <w:lang w:val="nl-NL"/>
-        </w:rPr>
-        <w:t xml:space="preserve">Thanh </w:t>
-      </w:r>
-      <w:r>
-        <w:rPr>
-          <w:sz w:val="28"/>
-          <w:szCs w:val="28"/>
-          <w:lang w:val="nl-NL"/>
-        </w:rPr>
-        <w:t>tra</w:t>
-      </w:r>
-      <w:r>
-        <w:rPr>
-          <w:sz w:val="28"/>
-          <w:szCs w:val="28"/>
-          <w:lang w:val="nl-NL"/>
-        </w:rPr>
-        <w:t xml:space="preserve"> – </w:t>
-      </w:r>
-      <w:r>
-        <w:rPr>
-          <w:sz w:val="28"/>
-          <w:szCs w:val="28"/>
-          <w:lang w:val="nl-NL"/>
-        </w:rPr>
-        <w:t>Kiểm tra</w:t>
-      </w:r>
-      <w:r>
-        <w:rPr>
-          <w:sz w:val="28"/>
-          <w:szCs w:val="28"/>
-          <w:lang w:val="nl-NL"/>
-        </w:rPr>
-        <w:t xml:space="preserve"> số 4</w:t>
-      </w:r>
-      <w:r>
-        <w:rPr>
-          <w:sz w:val="28"/>
-          <w:szCs w:val="28"/>
-          <w:lang w:val="nl-NL"/>
-        </w:rPr>
-        <w:t xml:space="preserve"> </w:t>
-      </w:r>
-      <w:r>
-        <w:rPr>
-          <w:sz w:val="28"/>
-          <w:szCs w:val="28"/>
-          <w:lang w:val="nl-NL"/>
-        </w:rPr>
-        <w:t>xin  ý kiến chỉ đạo</w:t>
-      </w:r>
-      <w:r>
-        <w:rPr>
-          <w:sz w:val="28"/>
-          <w:szCs w:val="28"/>
-          <w:lang w:val="nl-NL"/>
-        </w:rPr>
-        <w:t xml:space="preserve"> </w:t>
-      </w:r>
-      <w:r>
-        <w:rPr>
-          <w:sz w:val="28"/>
-          <w:szCs w:val="28"/>
-          <w:lang w:val="nl-NL"/>
-        </w:rPr>
-        <w:t>Lãnh đạo C</w:t>
-      </w:r>
-      <w:r>
-        <w:rPr>
-          <w:sz w:val="28"/>
-          <w:szCs w:val="28"/>
-          <w:lang w:val="nl-NL"/>
-        </w:rPr>
-        <w:t>hi c</w:t>
-      </w:r>
-      <w:r>
-        <w:rPr>
-          <w:sz w:val="28"/>
-          <w:szCs w:val="28"/>
-          <w:lang w:val="nl-NL"/>
-        </w:rPr>
-        <w:t>ục Thuế</w:t>
-      </w:r>
-      <w:r>
-        <w:rPr>
-          <w:sz w:val="28"/>
-          <w:szCs w:val="28"/>
-          <w:lang w:val="nl-NL"/>
-        </w:rPr>
-        <w:t xml:space="preserve"> khu vực XI</w:t>
-      </w:r>
-      <w:r>
-        <w:rPr>
-          <w:sz w:val="28"/>
-          <w:szCs w:val="28"/>
-          <w:lang w:val="nl-NL"/>
-        </w:rPr>
-        <w:t xml:space="preserve"> </w:t>
-      </w:r>
-      <w:r>
-        <w:rPr>
-          <w:sz w:val="28"/>
-          <w:szCs w:val="28"/>
-          <w:lang w:val="nl-NL"/>
-        </w:rPr>
-        <w:t>để triển khai</w:t>
-      </w:r>
-      <w:r>
-        <w:rPr>
-          <w:sz w:val="28"/>
-          <w:szCs w:val="28"/>
-          <w:lang w:val="nl-NL"/>
-        </w:rPr>
-        <w:t>.</w:t>
-      </w:r>
-      <w:r>
-        <w:rPr>
-          <w:sz w:val="28"/>
-          <w:szCs w:val="28"/>
-          <w:lang w:val="nl-NL"/>
-        </w:rPr>
-        <w:t>/.</w:t>
+          <w:bCs/>
+          <w:sz w:val="28"/>
+          <w:szCs w:val="28"/>
+          <w:lang w:val="nl-NL"/>
+        </w:rPr>
+      </w:pPr>
+      <w:r>
+        <w:rPr>
+          <w:bCs/>
+          <w:sz w:val="28"/>
+          <w:szCs w:val="28"/>
+          <w:lang w:val="nl-NL"/>
+        </w:rPr>
+        <w:t>-</w:t>
+      </w:r>
+      <w:r>
+        <w:rPr>
+          <w:bCs/>
+          <w:sz w:val="28"/>
+          <w:szCs w:val="28"/>
+          <w:lang w:val="nl-NL"/>
+        </w:rPr>
+        <w:tab/>
+        <w:t>Thời kỳ kiểm tra: &lt;so_nam_ktra&gt; năm, năm &lt;nam_ktra&gt;.</w:t>
+      </w:r>
+    </w:p>
+    <w:p>
+      <w:pPr>
+        <w:spacing w:line="276" w:lineRule="auto"/>
+        <w:ind w:firstLine="567"/>
+        <w:jc w:val="both"/>
+        <w:rPr>
+          <w:bCs/>
+          <w:sz w:val="28"/>
+          <w:szCs w:val="28"/>
+          <w:lang w:val="nl-NL"/>
+        </w:rPr>
+      </w:pPr>
+      <w:r>
+        <w:rPr>
+          <w:bCs/>
+          <w:sz w:val="28"/>
+          <w:szCs w:val="28"/>
+          <w:lang w:val="nl-NL"/>
+        </w:rPr>
+        <w:t>-</w:t>
+      </w:r>
+      <w:r>
+        <w:rPr>
+          <w:bCs/>
+          <w:sz w:val="28"/>
+          <w:szCs w:val="28"/>
+          <w:lang w:val="nl-NL"/>
+        </w:rPr>
+        <w:tab/>
+        <w:t>Thành phần đoàn kiểm tra gồm có:</w:t>
+      </w:r>
+    </w:p>
+    <w:tbl>
+      <w:tblPr>
+        <w:tblStyle w:val="TableGrid"/>
+        <w:tblW w:w="9144" w:type="dxa"/>
+        <w:tblInd w:w="132" w:type="dxa"/>
+        <w:tblBorders>
+          <w:top w:val="none" w:sz="0" w:space="0" w:color="auto"/>
+          <w:left w:val="none" w:sz="0" w:space="0" w:color="auto"/>
+          <w:bottom w:val="none" w:sz="0" w:space="0" w:color="auto"/>
+          <w:right w:val="none" w:sz="0" w:space="0" w:color="auto"/>
+          <w:insideH w:val="none" w:sz="0" w:space="0" w:color="auto"/>
+          <w:insideV w:val="none" w:sz="0" w:space="0" w:color="auto"/>
+        </w:tblBorders>
+        <w:tblLook w:val="04A0" w:firstRow="1" w:lastRow="0" w:firstColumn="1" w:lastColumn="0" w:noHBand="0" w:noVBand="1"/>
+      </w:tblPr>
+      <w:tblGrid>
+        <w:gridCol w:w="714"/>
+        <w:gridCol w:w="3544"/>
+        <w:gridCol w:w="2976"/>
+        <w:gridCol w:w="1910"/>
+      </w:tblGrid>
+      <w:tr>
+        <w:trPr>
+          <w:trHeight w:val="283"/>
+        </w:trPr>
+        <w:tc>
+          <w:tcPr>
+            <w:tcW w:w="714" w:type="dxa"/>
+          </w:tcPr>
+          <w:p>
+            <w:pPr>
+              <w:spacing w:line="300" w:lineRule="exact"/>
+              <w:ind w:left="-113"/>
+              <w:jc w:val="right"/>
+              <w:rPr>
+                <w:color w:val="000000" w:themeColor="text1"/>
+                <w:sz w:val="28"/>
+                <w:szCs w:val="28"/>
+              </w:rPr>
+            </w:pPr>
+            <w:bookmarkStart w:id="0" w:name="_Hlk195815305"/>
+            <w:r>
+              <w:rPr>
+                <w:color w:val="000000" w:themeColor="text1"/>
+                <w:sz w:val="28"/>
+                <w:szCs w:val="28"/>
+              </w:rPr>
+              <w:t>1.</w:t>
+            </w:r>
+          </w:p>
+        </w:tc>
+        <w:tc>
+          <w:tcPr>
+            <w:tcW w:w="3544" w:type="dxa"/>
+          </w:tcPr>
+          <w:p>
+            <w:pPr>
+              <w:spacing w:line="300" w:lineRule="exact"/>
+              <w:ind w:left="-113"/>
+              <w:jc w:val="both"/>
+              <w:rPr>
+                <w:color w:val="000000" w:themeColor="text1"/>
+                <w:sz w:val="28"/>
+                <w:szCs w:val="28"/>
+              </w:rPr>
+            </w:pPr>
+            <w:r>
+              <w:rPr>
+                <w:color w:val="000000" w:themeColor="text1"/>
+                <w:sz w:val="28"/>
+                <w:szCs w:val="28"/>
+              </w:rPr>
+              <w:t>&lt;ten_cb&gt;</w:t>
+            </w:r>
+          </w:p>
+        </w:tc>
+        <w:tc>
+          <w:tcPr>
+            <w:tcW w:w="2976" w:type="dxa"/>
+          </w:tcPr>
+          <w:p>
+            <w:pPr>
+              <w:spacing w:line="300" w:lineRule="exact"/>
+              <w:ind w:left="-113"/>
+              <w:jc w:val="both"/>
+              <w:rPr>
+                <w:color w:val="000000" w:themeColor="text1"/>
+                <w:sz w:val="28"/>
+                <w:szCs w:val="28"/>
+              </w:rPr>
+            </w:pPr>
+            <w:r>
+              <w:rPr>
+                <w:color w:val="000000" w:themeColor="text1"/>
+                <w:sz w:val="28"/>
+                <w:szCs w:val="28"/>
+              </w:rPr>
+              <w:t>- &lt;cv_cb&gt;</w:t>
+            </w:r>
+          </w:p>
+        </w:tc>
+        <w:tc>
+          <w:tcPr>
+            <w:tcW w:w="1910" w:type="dxa"/>
+          </w:tcPr>
+          <w:p>
+            <w:pPr>
+              <w:spacing w:line="300" w:lineRule="exact"/>
+              <w:ind w:left="-113"/>
+              <w:jc w:val="both"/>
+              <w:rPr>
+                <w:color w:val="000000" w:themeColor="text1"/>
+                <w:sz w:val="28"/>
+                <w:szCs w:val="28"/>
+              </w:rPr>
+            </w:pPr>
+            <w:r>
+              <w:rPr>
+                <w:color w:val="000000" w:themeColor="text1"/>
+                <w:sz w:val="28"/>
+                <w:szCs w:val="28"/>
+              </w:rPr>
+              <w:t>- &lt;cv_doan&gt;;</w:t>
+            </w:r>
+          </w:p>
+        </w:tc>
+      </w:tr>
+      <w:tr>
+        <w:trPr>
+          <w:trHeight w:val="283"/>
+        </w:trPr>
+        <w:tc>
+          <w:tcPr>
+            <w:tcW w:w="714" w:type="dxa"/>
+          </w:tcPr>
+          <w:p>
+            <w:pPr>
+              <w:spacing w:line="300" w:lineRule="exact"/>
+              <w:ind w:left="-113"/>
+              <w:jc w:val="right"/>
+              <w:rPr>
+                <w:color w:val="000000" w:themeColor="text1"/>
+                <w:sz w:val="28"/>
+                <w:szCs w:val="28"/>
+              </w:rPr>
+            </w:pPr>
+            <w:r>
+              <w:rPr>
+                <w:color w:val="000000" w:themeColor="text1"/>
+                <w:sz w:val="28"/>
+                <w:szCs w:val="28"/>
+              </w:rPr>
+              <w:t>2.</w:t>
+            </w:r>
+          </w:p>
+        </w:tc>
+        <w:tc>
+          <w:tcPr>
+            <w:tcW w:w="3544" w:type="dxa"/>
+          </w:tcPr>
+          <w:p>
+            <w:pPr>
+              <w:spacing w:line="300" w:lineRule="exact"/>
+              <w:ind w:left="-113"/>
+              <w:jc w:val="both"/>
+              <w:rPr>
+                <w:color w:val="000000" w:themeColor="text1"/>
+                <w:sz w:val="28"/>
+                <w:szCs w:val="28"/>
+              </w:rPr>
+            </w:pPr>
+            <w:r>
+              <w:rPr>
+                <w:color w:val="000000" w:themeColor="text1"/>
+                <w:sz w:val="28"/>
+                <w:szCs w:val="28"/>
+              </w:rPr>
+              <w:t>&lt;ten_cb&gt;</w:t>
+            </w:r>
+          </w:p>
+        </w:tc>
+        <w:tc>
+          <w:tcPr>
+            <w:tcW w:w="2976" w:type="dxa"/>
+          </w:tcPr>
+          <w:p>
+            <w:pPr>
+              <w:spacing w:line="300" w:lineRule="exact"/>
+              <w:ind w:left="-113"/>
+              <w:jc w:val="both"/>
+              <w:rPr>
+                <w:color w:val="000000" w:themeColor="text1"/>
+                <w:sz w:val="28"/>
+                <w:szCs w:val="28"/>
+              </w:rPr>
+            </w:pPr>
+            <w:r>
+              <w:rPr>
+                <w:color w:val="000000" w:themeColor="text1"/>
+                <w:sz w:val="28"/>
+                <w:szCs w:val="28"/>
+              </w:rPr>
+              <w:t>- &lt;cv_cb&gt;</w:t>
+            </w:r>
+          </w:p>
+        </w:tc>
+        <w:tc>
+          <w:tcPr>
+            <w:tcW w:w="1910" w:type="dxa"/>
+          </w:tcPr>
+          <w:p>
+            <w:pPr>
+              <w:spacing w:line="300" w:lineRule="exact"/>
+              <w:ind w:left="-113"/>
+              <w:jc w:val="both"/>
+              <w:rPr>
+                <w:color w:val="000000" w:themeColor="text1"/>
+                <w:sz w:val="28"/>
+                <w:szCs w:val="28"/>
+              </w:rPr>
+            </w:pPr>
+            <w:r>
+              <w:rPr>
+                <w:color w:val="000000" w:themeColor="text1"/>
+                <w:sz w:val="28"/>
+                <w:szCs w:val="28"/>
+              </w:rPr>
+              <w:t>- &lt;cv_doan&gt;;</w:t>
+            </w:r>
+          </w:p>
+        </w:tc>
+      </w:tr>
+      <w:tr>
+        <w:trPr>
+          <w:trHeight w:val="283"/>
+        </w:trPr>
+        <w:tc>
+          <w:tcPr>
+            <w:tcW w:w="714" w:type="dxa"/>
+          </w:tcPr>
+          <w:p>
+            <w:pPr>
+              <w:spacing w:line="300" w:lineRule="exact"/>
+              <w:ind w:left="-113"/>
+              <w:jc w:val="right"/>
+              <w:rPr>
+                <w:color w:val="000000" w:themeColor="text1"/>
+                <w:sz w:val="28"/>
+                <w:szCs w:val="28"/>
+              </w:rPr>
+            </w:pPr>
+            <w:r>
+              <w:rPr>
+                <w:color w:val="000000" w:themeColor="text1"/>
+                <w:sz w:val="28"/>
+                <w:szCs w:val="28"/>
+              </w:rPr>
+              <w:t>3.</w:t>
+            </w:r>
+          </w:p>
+        </w:tc>
+        <w:tc>
+          <w:tcPr>
+            <w:tcW w:w="3544" w:type="dxa"/>
+          </w:tcPr>
+          <w:p>
+            <w:pPr>
+              <w:spacing w:line="300" w:lineRule="exact"/>
+              <w:ind w:left="-113"/>
+              <w:jc w:val="both"/>
+              <w:rPr>
+                <w:color w:val="000000" w:themeColor="text1"/>
+                <w:sz w:val="28"/>
+                <w:szCs w:val="28"/>
+              </w:rPr>
+            </w:pPr>
+            <w:r>
+              <w:rPr>
+                <w:color w:val="000000" w:themeColor="text1"/>
+                <w:sz w:val="28"/>
+                <w:szCs w:val="28"/>
+              </w:rPr>
+              <w:t>&lt;ten_cb&gt;</w:t>
+            </w:r>
+          </w:p>
+        </w:tc>
+        <w:tc>
+          <w:tcPr>
+            <w:tcW w:w="2976" w:type="dxa"/>
+          </w:tcPr>
+          <w:p>
+            <w:pPr>
+              <w:spacing w:line="300" w:lineRule="exact"/>
+              <w:ind w:left="-113"/>
+              <w:jc w:val="both"/>
+              <w:rPr>
+                <w:color w:val="000000" w:themeColor="text1"/>
+                <w:sz w:val="28"/>
+                <w:szCs w:val="28"/>
+              </w:rPr>
+            </w:pPr>
+            <w:r>
+              <w:rPr>
+                <w:color w:val="000000" w:themeColor="text1"/>
+                <w:sz w:val="28"/>
+                <w:szCs w:val="28"/>
+              </w:rPr>
+              <w:t>- &lt;cv_cb&gt;</w:t>
+            </w:r>
+          </w:p>
+        </w:tc>
+        <w:tc>
+          <w:tcPr>
+            <w:tcW w:w="1910" w:type="dxa"/>
+          </w:tcPr>
+          <w:p>
+            <w:pPr>
+              <w:spacing w:line="300" w:lineRule="exact"/>
+              <w:ind w:left="-113"/>
+              <w:jc w:val="both"/>
+              <w:rPr>
+                <w:color w:val="000000" w:themeColor="text1"/>
+                <w:sz w:val="28"/>
+                <w:szCs w:val="28"/>
+              </w:rPr>
+            </w:pPr>
+            <w:r>
+              <w:rPr>
+                <w:color w:val="000000" w:themeColor="text1"/>
+                <w:sz w:val="28"/>
+                <w:szCs w:val="28"/>
+              </w:rPr>
+              <w:t>- &lt;cv_doan&gt;;</w:t>
+            </w:r>
+          </w:p>
+        </w:tc>
+      </w:tr>
+      <w:tr>
+        <w:trPr>
+          <w:trHeight w:val="283"/>
+        </w:trPr>
+        <w:tc>
+          <w:tcPr>
+            <w:tcW w:w="714" w:type="dxa"/>
+          </w:tcPr>
+          <w:p>
+            <w:pPr>
+              <w:spacing w:line="300" w:lineRule="exact"/>
+              <w:ind w:left="-113"/>
+              <w:jc w:val="right"/>
+              <w:rPr>
+                <w:color w:val="000000" w:themeColor="text1"/>
+                <w:sz w:val="28"/>
+                <w:szCs w:val="28"/>
+              </w:rPr>
+            </w:pPr>
+            <w:r>
+              <w:rPr>
+                <w:color w:val="000000" w:themeColor="text1"/>
+                <w:sz w:val="28"/>
+                <w:szCs w:val="28"/>
+              </w:rPr>
+              <w:t>4.</w:t>
+            </w:r>
+          </w:p>
+        </w:tc>
+        <w:tc>
+          <w:tcPr>
+            <w:tcW w:w="3544" w:type="dxa"/>
+          </w:tcPr>
+          <w:p>
+            <w:pPr>
+              <w:spacing w:line="300" w:lineRule="exact"/>
+              <w:ind w:left="-113"/>
+              <w:jc w:val="both"/>
+              <w:rPr>
+                <w:color w:val="000000" w:themeColor="text1"/>
+                <w:sz w:val="28"/>
+                <w:szCs w:val="28"/>
+              </w:rPr>
+            </w:pPr>
+            <w:r>
+              <w:rPr>
+                <w:color w:val="000000" w:themeColor="text1"/>
+                <w:sz w:val="28"/>
+                <w:szCs w:val="28"/>
+              </w:rPr>
+              <w:t>&lt;ten_cb&gt;</w:t>
+            </w:r>
+          </w:p>
+        </w:tc>
+        <w:tc>
+          <w:tcPr>
+            <w:tcW w:w="2976" w:type="dxa"/>
+          </w:tcPr>
+          <w:p>
+            <w:pPr>
+              <w:spacing w:line="300" w:lineRule="exact"/>
+              <w:ind w:left="-113"/>
+              <w:jc w:val="both"/>
+              <w:rPr>
+                <w:color w:val="000000" w:themeColor="text1"/>
+                <w:sz w:val="28"/>
+                <w:szCs w:val="28"/>
+              </w:rPr>
+            </w:pPr>
+            <w:r>
+              <w:rPr>
+                <w:color w:val="000000" w:themeColor="text1"/>
+                <w:sz w:val="28"/>
+                <w:szCs w:val="28"/>
+              </w:rPr>
+              <w:t>- &lt;cv_cb&gt;</w:t>
+            </w:r>
+          </w:p>
+        </w:tc>
+        <w:tc>
+          <w:tcPr>
+            <w:tcW w:w="1910" w:type="dxa"/>
+          </w:tcPr>
+          <w:p>
+            <w:pPr>
+              <w:spacing w:line="300" w:lineRule="exact"/>
+              <w:ind w:left="-113"/>
+              <w:jc w:val="both"/>
+              <w:rPr>
+                <w:color w:val="000000" w:themeColor="text1"/>
+                <w:sz w:val="28"/>
+                <w:szCs w:val="28"/>
+              </w:rPr>
+            </w:pPr>
+            <w:r>
+              <w:rPr>
+                <w:color w:val="000000" w:themeColor="text1"/>
+                <w:sz w:val="28"/>
+                <w:szCs w:val="28"/>
+              </w:rPr>
+              <w:t>- &lt;cv_doan&gt;;</w:t>
+            </w:r>
+          </w:p>
+        </w:tc>
+      </w:tr>
+      <w:tr>
+        <w:trPr>
+          <w:trHeight w:val="283"/>
+        </w:trPr>
+        <w:tc>
+          <w:tcPr>
+            <w:tcW w:w="714" w:type="dxa"/>
+          </w:tcPr>
+          <w:p>
+            <w:pPr>
+              <w:spacing w:line="300" w:lineRule="exact"/>
+              <w:ind w:left="-113"/>
+              <w:jc w:val="right"/>
+              <w:rPr>
+                <w:color w:val="000000" w:themeColor="text1"/>
+                <w:sz w:val="28"/>
+                <w:szCs w:val="28"/>
+              </w:rPr>
+            </w:pPr>
+            <w:r>
+              <w:rPr>
+                <w:color w:val="000000" w:themeColor="text1"/>
+                <w:sz w:val="28"/>
+                <w:szCs w:val="28"/>
+              </w:rPr>
+              <w:t>5.</w:t>
+            </w:r>
+          </w:p>
+        </w:tc>
+        <w:tc>
+          <w:tcPr>
+            <w:tcW w:w="3544" w:type="dxa"/>
+          </w:tcPr>
+          <w:p>
+            <w:pPr>
+              <w:spacing w:line="300" w:lineRule="exact"/>
+              <w:ind w:left="-113"/>
+              <w:jc w:val="both"/>
+              <w:rPr>
+                <w:color w:val="000000" w:themeColor="text1"/>
+                <w:sz w:val="28"/>
+                <w:szCs w:val="28"/>
+              </w:rPr>
+            </w:pPr>
+            <w:r>
+              <w:rPr>
+                <w:color w:val="000000" w:themeColor="text1"/>
+                <w:sz w:val="28"/>
+                <w:szCs w:val="28"/>
+              </w:rPr>
+              <w:t>&lt;ten_cb&gt;</w:t>
+            </w:r>
+          </w:p>
+        </w:tc>
+        <w:tc>
+          <w:tcPr>
+            <w:tcW w:w="2976" w:type="dxa"/>
+          </w:tcPr>
+          <w:p>
+            <w:pPr>
+              <w:spacing w:line="300" w:lineRule="exact"/>
+              <w:ind w:left="-113"/>
+              <w:jc w:val="both"/>
+              <w:rPr>
+                <w:color w:val="000000" w:themeColor="text1"/>
+                <w:sz w:val="28"/>
+                <w:szCs w:val="28"/>
+              </w:rPr>
+            </w:pPr>
+            <w:r>
+              <w:rPr>
+                <w:color w:val="000000" w:themeColor="text1"/>
+                <w:sz w:val="28"/>
+                <w:szCs w:val="28"/>
+              </w:rPr>
+              <w:t>- &lt;cv_cb&gt;</w:t>
+            </w:r>
+          </w:p>
+        </w:tc>
+        <w:tc>
+          <w:tcPr>
+            <w:tcW w:w="1910" w:type="dxa"/>
+          </w:tcPr>
+          <w:p>
+            <w:pPr>
+              <w:spacing w:line="300" w:lineRule="exact"/>
+              <w:ind w:left="-113"/>
+              <w:jc w:val="both"/>
+              <w:rPr>
+                <w:color w:val="000000" w:themeColor="text1"/>
+                <w:sz w:val="28"/>
+                <w:szCs w:val="28"/>
+              </w:rPr>
+            </w:pPr>
+            <w:r>
+              <w:rPr>
+                <w:color w:val="000000" w:themeColor="text1"/>
+                <w:sz w:val="28"/>
+                <w:szCs w:val="28"/>
+              </w:rPr>
+              <w:t>- &lt;cv_doan&gt;;</w:t>
+            </w:r>
+          </w:p>
+        </w:tc>
+      </w:tr>
+      <w:tr>
+        <w:trPr>
+          <w:trHeight w:val="283"/>
+        </w:trPr>
+        <w:tc>
+          <w:tcPr>
+            <w:tcW w:w="714" w:type="dxa"/>
+          </w:tcPr>
+          <w:p>
+            <w:pPr>
+              <w:spacing w:line="300" w:lineRule="exact"/>
+              <w:ind w:left="-113"/>
+              <w:jc w:val="right"/>
+              <w:rPr>
+                <w:color w:val="000000" w:themeColor="text1"/>
+                <w:sz w:val="28"/>
+                <w:szCs w:val="28"/>
+              </w:rPr>
+            </w:pPr>
+            <w:r>
+              <w:rPr>
+                <w:color w:val="000000" w:themeColor="text1"/>
+                <w:sz w:val="28"/>
+                <w:szCs w:val="28"/>
+              </w:rPr>
+              <w:t>6.</w:t>
+            </w:r>
+          </w:p>
+        </w:tc>
+        <w:tc>
+          <w:tcPr>
+            <w:tcW w:w="3544" w:type="dxa"/>
+          </w:tcPr>
+          <w:p>
+            <w:pPr>
+              <w:spacing w:line="300" w:lineRule="exact"/>
+              <w:ind w:left="-113"/>
+              <w:jc w:val="both"/>
+              <w:rPr>
+                <w:color w:val="000000" w:themeColor="text1"/>
+                <w:sz w:val="28"/>
+                <w:szCs w:val="28"/>
+              </w:rPr>
+            </w:pPr>
+            <w:r>
+              <w:rPr>
+                <w:color w:val="000000" w:themeColor="text1"/>
+                <w:sz w:val="28"/>
+                <w:szCs w:val="28"/>
+              </w:rPr>
+              <w:t>&lt;ten_cb&gt;</w:t>
+            </w:r>
+          </w:p>
+        </w:tc>
+        <w:tc>
+          <w:tcPr>
+            <w:tcW w:w="2976" w:type="dxa"/>
+          </w:tcPr>
+          <w:p>
+            <w:pPr>
+              <w:spacing w:line="300" w:lineRule="exact"/>
+              <w:ind w:left="-113"/>
+              <w:jc w:val="both"/>
+              <w:rPr>
+                <w:color w:val="000000" w:themeColor="text1"/>
+                <w:sz w:val="28"/>
+                <w:szCs w:val="28"/>
+              </w:rPr>
+            </w:pPr>
+            <w:r>
+              <w:rPr>
+                <w:color w:val="000000" w:themeColor="text1"/>
+                <w:sz w:val="28"/>
+                <w:szCs w:val="28"/>
+              </w:rPr>
+              <w:t>- &lt;cv_cb&gt;</w:t>
+            </w:r>
+          </w:p>
+        </w:tc>
+        <w:tc>
+          <w:tcPr>
+            <w:tcW w:w="1910" w:type="dxa"/>
+          </w:tcPr>
+          <w:p>
+            <w:pPr>
+              <w:spacing w:line="300" w:lineRule="exact"/>
+              <w:ind w:left="-113"/>
+              <w:jc w:val="both"/>
+              <w:rPr>
+                <w:color w:val="000000" w:themeColor="text1"/>
+                <w:sz w:val="28"/>
+                <w:szCs w:val="28"/>
+              </w:rPr>
+            </w:pPr>
+            <w:r>
+              <w:rPr>
+                <w:color w:val="000000" w:themeColor="text1"/>
+                <w:sz w:val="28"/>
+                <w:szCs w:val="28"/>
+              </w:rPr>
+              <w:t>- &lt;cv_doan&gt;;</w:t>
+            </w:r>
+          </w:p>
+        </w:tc>
+      </w:tr>
+      <w:tr>
+        <w:trPr>
+          <w:trHeight w:val="283"/>
+        </w:trPr>
+        <w:tc>
+          <w:tcPr>
+            <w:tcW w:w="714" w:type="dxa"/>
+          </w:tcPr>
+          <w:p>
+            <w:pPr>
+              <w:spacing w:line="300" w:lineRule="exact"/>
+              <w:ind w:left="-113"/>
+              <w:jc w:val="right"/>
+              <w:rPr>
+                <w:color w:val="000000" w:themeColor="text1"/>
+                <w:sz w:val="28"/>
+                <w:szCs w:val="28"/>
+              </w:rPr>
+            </w:pPr>
+            <w:r>
+              <w:rPr>
+                <w:color w:val="000000" w:themeColor="text1"/>
+                <w:sz w:val="28"/>
+                <w:szCs w:val="28"/>
+              </w:rPr>
+              <w:t>7.</w:t>
+            </w:r>
+          </w:p>
+        </w:tc>
+        <w:tc>
+          <w:tcPr>
+            <w:tcW w:w="3544" w:type="dxa"/>
+          </w:tcPr>
+          <w:p>
+            <w:pPr>
+              <w:spacing w:line="300" w:lineRule="exact"/>
+              <w:ind w:left="-113"/>
+              <w:jc w:val="both"/>
+              <w:rPr>
+                <w:color w:val="000000" w:themeColor="text1"/>
+                <w:sz w:val="28"/>
+                <w:szCs w:val="28"/>
+              </w:rPr>
+            </w:pPr>
+            <w:r>
+              <w:rPr>
+                <w:color w:val="000000" w:themeColor="text1"/>
+                <w:sz w:val="28"/>
+                <w:szCs w:val="28"/>
+              </w:rPr>
+              <w:t>&lt;ten_cb&gt;</w:t>
+            </w:r>
+          </w:p>
+        </w:tc>
+        <w:tc>
+          <w:tcPr>
+            <w:tcW w:w="2976" w:type="dxa"/>
+          </w:tcPr>
+          <w:p>
+            <w:pPr>
+              <w:spacing w:line="300" w:lineRule="exact"/>
+              <w:ind w:left="-113"/>
+              <w:jc w:val="both"/>
+              <w:rPr>
+                <w:color w:val="000000" w:themeColor="text1"/>
+                <w:sz w:val="28"/>
+                <w:szCs w:val="28"/>
+              </w:rPr>
+            </w:pPr>
+            <w:r>
+              <w:rPr>
+                <w:color w:val="000000" w:themeColor="text1"/>
+                <w:sz w:val="28"/>
+                <w:szCs w:val="28"/>
+              </w:rPr>
+              <w:t>- &lt;cv_cb&gt;</w:t>
+            </w:r>
+          </w:p>
+        </w:tc>
+        <w:tc>
+          <w:tcPr>
+            <w:tcW w:w="1910" w:type="dxa"/>
+          </w:tcPr>
+          <w:p>
+            <w:pPr>
+              <w:spacing w:line="300" w:lineRule="exact"/>
+              <w:ind w:left="-113"/>
+              <w:jc w:val="both"/>
+              <w:rPr>
+                <w:color w:val="000000" w:themeColor="text1"/>
+                <w:sz w:val="28"/>
+                <w:szCs w:val="28"/>
+              </w:rPr>
+            </w:pPr>
+            <w:r>
+              <w:rPr>
+                <w:color w:val="000000" w:themeColor="text1"/>
+                <w:sz w:val="28"/>
+                <w:szCs w:val="28"/>
+              </w:rPr>
+              <w:t>- &lt;cv_doan&gt;;</w:t>
+            </w:r>
+          </w:p>
+        </w:tc>
+      </w:tr>
+      <w:tr>
+        <w:trPr>
+          <w:trHeight w:val="283"/>
+        </w:trPr>
+        <w:tc>
+          <w:tcPr>
+            <w:tcW w:w="714" w:type="dxa"/>
+          </w:tcPr>
+          <w:p>
+            <w:pPr>
+              <w:spacing w:line="300" w:lineRule="exact"/>
+              <w:ind w:left="-113"/>
+              <w:jc w:val="right"/>
+              <w:rPr>
+                <w:color w:val="000000" w:themeColor="text1"/>
+                <w:sz w:val="28"/>
+                <w:szCs w:val="28"/>
+              </w:rPr>
+            </w:pPr>
+            <w:r>
+              <w:rPr>
+                <w:color w:val="000000" w:themeColor="text1"/>
+                <w:sz w:val="28"/>
+                <w:szCs w:val="28"/>
+              </w:rPr>
+              <w:t>8.</w:t>
+            </w:r>
+          </w:p>
+        </w:tc>
+        <w:tc>
+          <w:tcPr>
+            <w:tcW w:w="3544" w:type="dxa"/>
+          </w:tcPr>
+          <w:p>
+            <w:pPr>
+              <w:spacing w:line="300" w:lineRule="exact"/>
+              <w:ind w:left="-113"/>
+              <w:jc w:val="both"/>
+              <w:rPr>
+                <w:color w:val="000000" w:themeColor="text1"/>
+                <w:sz w:val="28"/>
+                <w:szCs w:val="28"/>
+              </w:rPr>
+            </w:pPr>
+            <w:r>
+              <w:rPr>
+                <w:color w:val="000000" w:themeColor="text1"/>
+                <w:sz w:val="28"/>
+                <w:szCs w:val="28"/>
+              </w:rPr>
+              <w:t>&lt;ten_cb&gt;</w:t>
+            </w:r>
+          </w:p>
+        </w:tc>
+        <w:tc>
+          <w:tcPr>
+            <w:tcW w:w="2976" w:type="dxa"/>
+          </w:tcPr>
+          <w:p>
+            <w:pPr>
+              <w:spacing w:line="300" w:lineRule="exact"/>
+              <w:ind w:left="-113"/>
+              <w:jc w:val="both"/>
+              <w:rPr>
+                <w:color w:val="000000" w:themeColor="text1"/>
+                <w:sz w:val="28"/>
+                <w:szCs w:val="28"/>
+              </w:rPr>
+            </w:pPr>
+            <w:r>
+              <w:rPr>
+                <w:color w:val="000000" w:themeColor="text1"/>
+                <w:sz w:val="28"/>
+                <w:szCs w:val="28"/>
+              </w:rPr>
+              <w:t>- &lt;cv_cb&gt;</w:t>
+            </w:r>
+          </w:p>
+        </w:tc>
+        <w:tc>
+          <w:tcPr>
+            <w:tcW w:w="1910" w:type="dxa"/>
+          </w:tcPr>
+          <w:p>
+            <w:pPr>
+              <w:spacing w:line="300" w:lineRule="exact"/>
+              <w:ind w:left="-113"/>
+              <w:jc w:val="both"/>
+              <w:rPr>
+                <w:color w:val="000000" w:themeColor="text1"/>
+                <w:sz w:val="28"/>
+                <w:szCs w:val="28"/>
+              </w:rPr>
+            </w:pPr>
+            <w:r>
+              <w:rPr>
+                <w:color w:val="000000" w:themeColor="text1"/>
+                <w:sz w:val="28"/>
+                <w:szCs w:val="28"/>
+              </w:rPr>
+              <w:t>- &lt;cv_doan&gt;;</w:t>
+            </w:r>
+          </w:p>
+        </w:tc>
+      </w:tr>
+      <w:tr>
+        <w:trPr>
+          <w:trHeight w:val="283"/>
+        </w:trPr>
+        <w:tc>
+          <w:tcPr>
+            <w:tcW w:w="714" w:type="dxa"/>
+          </w:tcPr>
+          <w:p>
+            <w:pPr>
+              <w:spacing w:line="300" w:lineRule="exact"/>
+              <w:ind w:left="-113"/>
+              <w:jc w:val="right"/>
+              <w:rPr>
+                <w:color w:val="000000" w:themeColor="text1"/>
+                <w:sz w:val="28"/>
+                <w:szCs w:val="28"/>
+              </w:rPr>
+            </w:pPr>
+            <w:r>
+              <w:rPr>
+                <w:color w:val="000000" w:themeColor="text1"/>
+                <w:sz w:val="28"/>
+                <w:szCs w:val="28"/>
+              </w:rPr>
+              <w:t>9.</w:t>
+            </w:r>
+          </w:p>
+        </w:tc>
+        <w:tc>
+          <w:tcPr>
+            <w:tcW w:w="3544" w:type="dxa"/>
+          </w:tcPr>
+          <w:p>
+            <w:pPr>
+              <w:spacing w:line="300" w:lineRule="exact"/>
+              <w:ind w:left="-113"/>
+              <w:jc w:val="both"/>
+              <w:rPr>
+                <w:color w:val="000000" w:themeColor="text1"/>
+                <w:sz w:val="28"/>
+                <w:szCs w:val="28"/>
+              </w:rPr>
+            </w:pPr>
+            <w:r>
+              <w:rPr>
+                <w:color w:val="000000" w:themeColor="text1"/>
+                <w:sz w:val="28"/>
+                <w:szCs w:val="28"/>
+              </w:rPr>
+              <w:t>&lt;ten_cb&gt;</w:t>
+            </w:r>
+          </w:p>
+        </w:tc>
+        <w:tc>
+          <w:tcPr>
+            <w:tcW w:w="2976" w:type="dxa"/>
+          </w:tcPr>
+          <w:p>
+            <w:pPr>
+              <w:spacing w:line="300" w:lineRule="exact"/>
+              <w:ind w:left="-113"/>
+              <w:jc w:val="both"/>
+              <w:rPr>
+                <w:color w:val="000000" w:themeColor="text1"/>
+                <w:sz w:val="28"/>
+                <w:szCs w:val="28"/>
+              </w:rPr>
+            </w:pPr>
+            <w:r>
+              <w:rPr>
+                <w:color w:val="000000" w:themeColor="text1"/>
+                <w:sz w:val="28"/>
+                <w:szCs w:val="28"/>
+              </w:rPr>
+              <w:t>- &lt;cv_cb&gt;</w:t>
+            </w:r>
+          </w:p>
+        </w:tc>
+        <w:tc>
+          <w:tcPr>
+            <w:tcW w:w="1910" w:type="dxa"/>
+          </w:tcPr>
+          <w:p>
+            <w:pPr>
+              <w:spacing w:line="300" w:lineRule="exact"/>
+              <w:ind w:left="-113"/>
+              <w:jc w:val="both"/>
+              <w:rPr>
+                <w:color w:val="000000" w:themeColor="text1"/>
+                <w:sz w:val="28"/>
+                <w:szCs w:val="28"/>
+              </w:rPr>
+            </w:pPr>
+            <w:r>
+              <w:rPr>
+                <w:color w:val="000000" w:themeColor="text1"/>
+                <w:sz w:val="28"/>
+                <w:szCs w:val="28"/>
+              </w:rPr>
+              <w:t>- &lt;cv_doan&gt;;</w:t>
+            </w:r>
+          </w:p>
+        </w:tc>
+      </w:tr>
+    </w:tbl>
+    <w:bookmarkEnd w:id="0"/>
+    <w:p>
+      <w:pPr>
+        <w:spacing w:before="120"/>
+        <w:ind w:firstLine="567"/>
+        <w:jc w:val="both"/>
+        <w:rPr>
+          <w:bCs/>
+          <w:sz w:val="28"/>
+          <w:szCs w:val="28"/>
+          <w:lang w:val="nl-NL"/>
+        </w:rPr>
+      </w:pPr>
+      <w:r>
+        <w:rPr>
+          <w:bCs/>
+          <w:sz w:val="28"/>
+          <w:szCs w:val="28"/>
+          <w:lang w:val="nl-NL"/>
+        </w:rPr>
+        <w:t>-</w:t>
+      </w:r>
+      <w:r>
+        <w:rPr>
+          <w:bCs/>
+          <w:sz w:val="28"/>
+          <w:szCs w:val="28"/>
+          <w:lang w:val="nl-NL"/>
+        </w:rPr>
+        <w:tab/>
+        <w:t>Thời hạn kiểm tra &lt;so_ngay_ktra&gt; ngày làm việc, kể từ ngày công bố Quyết định kiểm tra.</w:t>
+      </w:r>
+    </w:p>
+    <w:p>
+      <w:pPr>
+        <w:spacing w:line="276" w:lineRule="auto"/>
+        <w:ind w:firstLine="567"/>
+        <w:jc w:val="both"/>
+        <w:rPr>
+          <w:bCs/>
+          <w:sz w:val="28"/>
+          <w:szCs w:val="28"/>
+          <w:lang w:val="nl-NL"/>
+        </w:rPr>
+      </w:pPr>
+      <w:r>
+        <w:rPr>
+          <w:bCs/>
+          <w:sz w:val="28"/>
+          <w:szCs w:val="28"/>
+          <w:lang w:val="nl-NL"/>
+        </w:rPr>
+        <w:t>Vậy, Phòng Thanh tra – Kiểm tra số 4 xin ý kiến chỉ đạo của Lãnh đạo Chi cục Thuế khu vực XI để triển khai./</w:t>
       </w:r>
     </w:p>
     <w:p>
@@ -1424,7 +1806,7 @@
           <w:sz w:val="28"/>
           <w:lang w:val="nl-NL"/>
         </w:rPr>
-        <w:t>Ý KIẾN LÃNH ĐẠO</w:t>
+        <w:t>LÃNH ĐẠO</w:t>
       </w:r>
       <w:r>
         <w:rPr>
@@ -1469,70 +1851,102 @@
     </w:p>
     <w:p>
       <w:pPr>
-        <w:spacing w:line="276" w:lineRule="auto"/>
-      </w:pPr>
-    </w:p>
-    <w:p>
-      <w:pPr>
-        <w:spacing w:line="276" w:lineRule="auto"/>
-      </w:pPr>
-    </w:p>
-    <w:p>
-      <w:pPr>
-        <w:spacing w:line="276" w:lineRule="auto"/>
-      </w:pPr>
-    </w:p>
-    <w:p>
-      <w:pPr>
-        <w:spacing w:line="276" w:lineRule="auto"/>
-      </w:pPr>
-    </w:p>
-    <w:p>
-      <w:pPr>
         <w:tabs>
-          <w:tab w:val="center" w:pos="6521"/>
-        </w:tabs>
-        <w:spacing w:line="276" w:lineRule="auto"/>
-        <w:rPr>
-          <w:b/>
-          <w:sz w:val="32"/>
-          <w:szCs w:val="28"/>
-        </w:rPr>
-      </w:pPr>
-      <w:r>
-        <w:rPr>
-          <w:b/>
-          <w:sz w:val="32"/>
-          <w:szCs w:val="28"/>
-        </w:rPr>
-        <w:tab/>
-        <w:t xml:space="preserve"> </w:t>
-      </w:r>
-    </w:p>
-    <w:p>
-      <w:pPr>
-        <w:tabs>
+          <w:tab w:val="center" w:pos="2268"/>
           <w:tab w:val="center" w:pos="7088"/>
         </w:tabs>
         <w:spacing w:line="276" w:lineRule="auto"/>
-        <w:rPr>
-          <w:color w:val="FF0000"/>
-        </w:rPr>
-      </w:pPr>
-      <w:r>
-        <w:rPr>
-          <w:b/>
-          <w:sz w:val="28"/>
-          <w:szCs w:val="28"/>
+        <w:jc w:val="both"/>
+        <w:rPr>
+          <w:b/>
+          <w:sz w:val="28"/>
+        </w:rPr>
+      </w:pPr>
+      <w:r>
+        <w:rPr>
+          <w:b/>
+          <w:sz w:val="28"/>
         </w:rPr>
         <w:tab/>
       </w:r>
-      <w:r>
-        <w:rPr>
-          <w:b/>
-          <w:sz w:val="28"/>
-          <w:szCs w:val="28"/>
-        </w:rPr>
+    </w:p>
+    <w:p>
+      <w:pPr>
+        <w:tabs>
+          <w:tab w:val="center" w:pos="2268"/>
+          <w:tab w:val="center" w:pos="7088"/>
+        </w:tabs>
+        <w:spacing w:line="276" w:lineRule="auto"/>
+        <w:jc w:val="both"/>
+        <w:rPr>
+          <w:b/>
+          <w:sz w:val="28"/>
+        </w:rPr>
+      </w:pPr>
+    </w:p>
+    <w:p>
+      <w:pPr>
+        <w:tabs>
+          <w:tab w:val="center" w:pos="2268"/>
+          <w:tab w:val="center" w:pos="7088"/>
+        </w:tabs>
+        <w:spacing w:line="276" w:lineRule="auto"/>
+        <w:jc w:val="both"/>
+        <w:rPr>
+          <w:b/>
+          <w:sz w:val="28"/>
+        </w:rPr>
+      </w:pPr>
+    </w:p>
+    <w:p>
+      <w:pPr>
+        <w:tabs>
+          <w:tab w:val="center" w:pos="2268"/>
+          <w:tab w:val="center" w:pos="7088"/>
+        </w:tabs>
+        <w:spacing w:line="276" w:lineRule="auto"/>
+        <w:jc w:val="both"/>
+        <w:rPr>
+          <w:b/>
+          <w:sz w:val="28"/>
+        </w:rPr>
+      </w:pPr>
+    </w:p>
+    <w:p>
+      <w:pPr>
+        <w:tabs>
+          <w:tab w:val="center" w:pos="2268"/>
+          <w:tab w:val="center" w:pos="7088"/>
+        </w:tabs>
+        <w:spacing w:line="276" w:lineRule="auto"/>
+        <w:jc w:val="both"/>
+        <w:rPr>
+          <w:b/>
+          <w:sz w:val="28"/>
+        </w:rPr>
+      </w:pPr>
+      <w:r>
+        <w:rPr>
+          <w:b/>
+          <w:sz w:val="28"/>
+        </w:rPr>
+        <w:tab/>
+      </w:r>
+      <w:r>
+        <w:rPr>
+          <w:b/>
+          <w:sz w:val="28"/>
+          <w:szCs w:val="28"/>
+        </w:rPr>
+        <w:t>&lt;ld_cuc_ten&gt;</w:t>
+      </w:r>
+      <w:r>
+        <w:rPr>
+          <w:b/>
+          <w:sz w:val="28"/>
+          <w:szCs w:val="28"/>
+        </w:rPr>
+        <w:tab/>
         <w:t>&lt;ld_phong_ten&gt;</w:t>
       </w:r>
     </w:p>
@@ -2018,6 +2432,9 @@
   <wne:recipientData>
     <wne:active wne:val="1"/>
     <wne:hash wne:val="83743369"/>
+  </wne:recipientData>
+  <wne:recipientData>
+    <wne:active wne:val="1"/>
   </wne:recipientData>
   <wne:recipientData>
     <wne:active wne:val="1"/>
@@ -2266,6 +2683,7 @@
     <w:lsdException w:name="Table Web 2" w:semiHidden="1" w:unhideWhenUsed="1"/>
     <w:lsdException w:name="Table Web 3" w:semiHidden="1" w:unhideWhenUsed="1"/>
     <w:lsdException w:name="Balloon Text" w:semiHidden="1" w:unhideWhenUsed="1"/>
+    <w:lsdException w:name="Table Grid" w:uiPriority="59"/>
     <w:lsdException w:name="Table Theme" w:semiHidden="1" w:unhideWhenUsed="1"/>
     <w:lsdException w:name="Placeholder Text" w:semiHidden="1" w:uiPriority="99"/>
     <w:lsdException w:name="No Spacing" w:uiPriority="1" w:qFormat="1"/>
@@ -2594,6 +3012,26 @@
       <w:szCs w:val="26"/>
     </w:rPr>
   </w:style>
+  <w:style w:type="table" w:styleId="TableGrid">
+    <w:name w:val="Table Grid"/>
+    <w:basedOn w:val="TableNormal"/>
+    <w:uiPriority w:val="59"/>
+    <w:rsid w:val="000874C6"/>
+    <w:rPr>
+      <w:rFonts w:eastAsia="Calibri"/>
+      <w:lang w:val="en-US" w:eastAsia="en-US"/>
+    </w:rPr>
+    <w:tblPr>
+      <w:tblBorders>
+        <w:top w:val="single" w:sz="4" w:space="0" w:color="000000"/>
+        <w:left w:val="single" w:sz="4" w:space="0" w:color="000000"/>
+        <w:bottom w:val="single" w:sz="4" w:space="0" w:color="000000"/>
+        <w:right w:val="single" w:sz="4" w:space="0" w:color="000000"/>
+        <w:insideH w:val="single" w:sz="4" w:space="0" w:color="000000"/>
+        <w:insideV w:val="single" w:sz="4" w:space="0" w:color="000000"/>
+      </w:tblBorders>
+    </w:tblPr>
+  </w:style>
 </w:styles>
 </file>
 

--- a/static/media/5.to_trinh_ktr_dot_xuat.docx
+++ b/static/media/5.to_trinh_ktr_dot_xuat.docx
@@ -30,16 +30,7 @@
         <w:tab/>
       </w:r>
       <w:r>
-        <w:rPr>
-          <w:sz w:val="24"/>
-        </w:rPr>
-        <w:t xml:space="preserve">CỤC THUẾ </w:t>
-      </w:r>
-      <w:r>
-        <w:rPr>
-          <w:sz w:val="24"/>
-        </w:rPr>
-        <w:t>KHU VỰC XI</w:t>
+        <w:t>THUẾ TỈNH QUẢNG TRỊ</w:t>
       </w:r>
       <w:r>
         <w:rPr>
@@ -82,7 +73,6 @@
       <w:r>
         <w:rPr>
           <w:noProof/>
-          <w:spacing w:val="-20"/>
           <w:sz w:val="18"/>
           <w:szCs w:val="18"/>
           <w:lang w:val="en-GB" w:eastAsia="en-GB"/>
@@ -90,16 +80,16 @@
         <mc:AlternateContent>
           <mc:Choice Requires="wps">
             <w:drawing>
-              <wp:anchor distT="0" distB="0" distL="114300" distR="114300" simplePos="0" relativeHeight="251657216" behindDoc="0" locked="0" layoutInCell="1" allowOverlap="1" wp14:anchorId="32A02EDD" wp14:editId="0A9C9A9C">
+              <wp:anchor distT="0" distB="0" distL="114300" distR="114300" simplePos="0" relativeHeight="251656192" behindDoc="0" locked="0" layoutInCell="1" allowOverlap="1" wp14:anchorId="32A02EDD" wp14:editId="021318AC">
                 <wp:simplePos x="0" y="0"/>
                 <wp:positionH relativeFrom="column">
-                  <wp:posOffset>343535</wp:posOffset>
+                  <wp:posOffset>524510</wp:posOffset>
                 </wp:positionH>
                 <wp:positionV relativeFrom="paragraph">
                   <wp:posOffset>227330</wp:posOffset>
                 </wp:positionV>
                 <wp:extent cx="914400" cy="0"/>
-                <wp:effectExtent l="0" t="0" r="19050" b="19050"/>
+                <wp:effectExtent l="0" t="0" r="0" b="0"/>
                 <wp:wrapNone/>
                 <wp:docPr id="3" name="Line 2"/>
                 <wp:cNvGraphicFramePr>
@@ -151,7 +141,7 @@
           </mc:Choice>
           <mc:Fallback>
             <w:pict>
-              <v:line w14:anchorId="5F4CF57C" id="Line 2" o:spid="_x0000_s1026" style="position:absolute;z-index:251657216;visibility:visible;mso-wrap-style:square;mso-width-percent:0;mso-height-percent:0;mso-wrap-distance-left:9pt;mso-wrap-distance-top:0;mso-wrap-distance-right:9pt;mso-wrap-distance-bottom:0;mso-position-horizontal:absolute;mso-position-horizontal-relative:text;mso-position-vertical:absolute;mso-position-vertical-relative:text;mso-width-percent:0;mso-height-percent:0;mso-width-relative:page;mso-height-relative:page" from="27.05pt,17.9pt" to="99.05pt,17.9pt" o:gfxdata="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"/>
+              <v:line w14:anchorId="32A4185B" id="Line 2" o:spid="_x0000_s1026" style="position:absolute;z-index:251656192;visibility:visible;mso-wrap-style:square;mso-width-percent:0;mso-height-percent:0;mso-wrap-distance-left:9pt;mso-wrap-distance-top:0;mso-wrap-distance-right:9pt;mso-wrap-distance-bottom:0;mso-position-horizontal:absolute;mso-position-horizontal-relative:text;mso-position-vertical:absolute;mso-position-vertical-relative:text;mso-width-percent:0;mso-height-percent:0;mso-width-relative:page;mso-height-relative:page" from="41.3pt,17.9pt" to="113.3pt,17.9pt" o:gfxdata="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"/>
             </w:pict>
           </mc:Fallback>
         </mc:AlternateContent>
@@ -159,7 +149,6 @@
       <w:r>
         <w:rPr>
           <w:noProof/>
-          <w:spacing w:val="-20"/>
           <w:sz w:val="18"/>
           <w:szCs w:val="18"/>
           <w:lang w:val="en-GB" w:eastAsia="en-GB"/>
@@ -167,7 +156,7 @@
         <mc:AlternateContent>
           <mc:Choice Requires="wps">
             <w:drawing>
-              <wp:anchor distT="0" distB="0" distL="114300" distR="114300" simplePos="0" relativeHeight="251660288" behindDoc="0" locked="0" layoutInCell="1" allowOverlap="1" wp14:anchorId="4632ADF9" wp14:editId="3D124ACF">
+              <wp:anchor distT="0" distB="0" distL="114300" distR="114300" simplePos="0" relativeHeight="251659264" behindDoc="0" locked="0" layoutInCell="1" allowOverlap="1" wp14:anchorId="4632ADF9" wp14:editId="3D124ACF">
                 <wp:simplePos x="0" y="0"/>
                 <wp:positionH relativeFrom="column">
                   <wp:posOffset>3277235</wp:posOffset>
@@ -228,11 +217,11 @@
           </mc:Choice>
           <mc:Fallback>
             <w:pict>
-              <v:shapetype w14:anchorId="6D1C6322" id="_x0000_t32" coordsize="21600,21600" o:spt="32" o:oned="t" path="m,l21600,21600e" filled="f">
+              <v:shapetype w14:anchorId="40152993" id="_x0000_t32" coordsize="21600,21600" o:spt="32" o:oned="t" path="m,l21600,21600e" filled="f">
                 <v:path arrowok="t" fillok="f" o:connecttype="none"/>
                 <o:lock v:ext="edit" shapetype="t"/>
               </v:shapetype>
-              <v:shape id="AutoShape 5" o:spid="_x0000_s1026" type="#_x0000_t32" style="position:absolute;margin-left:258.05pt;margin-top:17.15pt;width:169.05pt;height:0;z-index:251660288;visibility:visible;mso-wrap-style:square;mso-width-percent:0;mso-height-percent:0;mso-wrap-distance-left:9pt;mso-wrap-distance-top:0;mso-wrap-distance-right:9pt;mso-wrap-distance-bottom:0;mso-position-horizontal:absolute;mso-position-horizontal-relative:text;mso-position-vertical:absolute;mso-position-vertical-relative:text;mso-width-percent:0;mso-height-percent:0;mso-width-relative:page;mso-height-relative:page" o:gfxdata="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"/>
+              <v:shape id="AutoShape 5" o:spid="_x0000_s1026" type="#_x0000_t32" style="position:absolute;margin-left:258.05pt;margin-top:17.15pt;width:169.05pt;height:0;z-index:251659264;visibility:visible;mso-wrap-style:square;mso-width-percent:0;mso-height-percent:0;mso-wrap-distance-left:9pt;mso-wrap-distance-top:0;mso-wrap-distance-right:9pt;mso-wrap-distance-bottom:0;mso-position-horizontal:absolute;mso-position-horizontal-relative:text;mso-position-vertical:absolute;mso-position-vertical-relative:text;mso-width-percent:0;mso-height-percent:0;mso-width-relative:page;mso-height-relative:page" o:gfxdata="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"/>
             </w:pict>
           </mc:Fallback>
         </mc:AlternateContent>
@@ -240,7 +229,13 @@
       <w:r>
         <w:rPr>
           <w:b/>
-          <w:spacing w:val="-20"/>
+          <w:szCs w:val="28"/>
+        </w:rPr>
+        <w:tab/>
+      </w:r>
+      <w:r>
+        <w:rPr>
+          <w:b/>
           <w:szCs w:val="28"/>
         </w:rPr>
         <w:t xml:space="preserve">PHÒNG </w:t>
@@ -248,26 +243,23 @@
       <w:r>
         <w:rPr>
           <w:b/>
-          <w:spacing w:val="-20"/>
-          <w:szCs w:val="28"/>
-        </w:rPr>
-        <w:t xml:space="preserve">THANH TRA </w:t>
+          <w:szCs w:val="28"/>
+        </w:rPr>
+        <w:t>KIỂM TRA</w:t>
       </w:r>
       <w:r>
         <w:rPr>
           <w:b/>
-          <w:spacing w:val="-20"/>
-          <w:szCs w:val="28"/>
-        </w:rPr>
-        <w:t>- KIỂM TRA</w:t>
+          <w:szCs w:val="28"/>
+        </w:rPr>
+        <w:t xml:space="preserve"> SỐ </w:t>
       </w:r>
       <w:r>
         <w:rPr>
           <w:b/>
-          <w:spacing w:val="-20"/>
-          <w:szCs w:val="28"/>
-        </w:rPr>
-        <w:t xml:space="preserve"> SỐ 4</w:t>
+          <w:szCs w:val="28"/>
+        </w:rPr>
+        <w:t>2</w:t>
       </w:r>
       <w:r>
         <w:rPr>
@@ -395,30 +387,11 @@
     </w:p>
     <w:p>
       <w:pPr>
-        <w:spacing w:line="276" w:lineRule="auto"/>
+        <w:spacing w:after="120"/>
         <w:jc w:val="center"/>
         <w:rPr>
           <w:b/>
           <w:sz w:val="28"/>
-          <w:szCs w:val="28"/>
-        </w:rPr>
-      </w:pPr>
-      <w:r>
-        <w:rPr>
-          <w:b/>
-          <w:sz w:val="28"/>
-          <w:szCs w:val="28"/>
-        </w:rPr>
-        <w:t>Về việc kiểm tra tại trụ sở người nộp thuế</w:t>
-      </w:r>
-    </w:p>
-    <w:p>
-      <w:pPr>
-        <w:spacing w:line="276" w:lineRule="auto"/>
-        <w:jc w:val="center"/>
-        <w:rPr>
-          <w:b/>
-          <w:sz w:val="24"/>
           <w:szCs w:val="28"/>
         </w:rPr>
       </w:pPr>
@@ -433,16 +406,16 @@
         <mc:AlternateContent>
           <mc:Choice Requires="wps">
             <w:drawing>
-              <wp:anchor distT="0" distB="0" distL="114300" distR="114300" simplePos="0" relativeHeight="251658752" behindDoc="0" locked="0" layoutInCell="1" allowOverlap="1" wp14:anchorId="2149138F" wp14:editId="77ED49B3">
+              <wp:anchor distT="0" distB="0" distL="114300" distR="114300" simplePos="0" relativeHeight="251657216" behindDoc="0" locked="0" layoutInCell="1" allowOverlap="1" wp14:anchorId="2149138F" wp14:editId="4F0582BA">
                 <wp:simplePos x="0" y="0"/>
                 <wp:positionH relativeFrom="column">
-                  <wp:posOffset>2450465</wp:posOffset>
+                  <wp:posOffset>2431415</wp:posOffset>
                 </wp:positionH>
                 <wp:positionV relativeFrom="paragraph">
-                  <wp:posOffset>15875</wp:posOffset>
+                  <wp:posOffset>207645</wp:posOffset>
                 </wp:positionV>
                 <wp:extent cx="1097280" cy="0"/>
-                <wp:effectExtent l="7620" t="10160" r="9525" b="8890"/>
+                <wp:effectExtent l="0" t="0" r="0" b="0"/>
                 <wp:wrapNone/>
                 <wp:docPr id="1" name="AutoShape 6"/>
                 <wp:cNvGraphicFramePr>
@@ -494,16 +467,22 @@
           </mc:Choice>
           <mc:Fallback>
             <w:pict>
-              <v:shape w14:anchorId="39763303" id="AutoShape 6" o:spid="_x0000_s1026" type="#_x0000_t32" style="position:absolute;margin-left:192.95pt;margin-top:1.25pt;width:86.4pt;height:0;z-index:251658752;visibility:visible;mso-wrap-style:square;mso-width-percent:0;mso-height-percent:0;mso-wrap-distance-left:9pt;mso-wrap-distance-top:0;mso-wrap-distance-right:9pt;mso-wrap-distance-bottom:0;mso-position-horizontal:absolute;mso-position-horizontal-relative:text;mso-position-vertical:absolute;mso-position-vertical-relative:text;mso-width-percent:0;mso-height-percent:0;mso-width-relative:page;mso-height-relative:page" o:gfxdata="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"/>
+              <v:shape w14:anchorId="6F1F81EA" id="AutoShape 6" o:spid="_x0000_s1026" type="#_x0000_t32" style="position:absolute;margin-left:191.45pt;margin-top:16.35pt;width:86.4pt;height:0;z-index:251657216;visibility:visible;mso-wrap-style:square;mso-width-percent:0;mso-height-percent:0;mso-wrap-distance-left:9pt;mso-wrap-distance-top:0;mso-wrap-distance-right:9pt;mso-wrap-distance-bottom:0;mso-position-horizontal:absolute;mso-position-horizontal-relative:text;mso-position-vertical:absolute;mso-position-vertical-relative:text;mso-width-percent:0;mso-height-percent:0;mso-width-relative:page;mso-height-relative:page" o:gfxdata="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"/>
             </w:pict>
           </mc:Fallback>
         </mc:AlternateContent>
       </w:r>
+      <w:r>
+        <w:rPr>
+          <w:b/>
+          <w:sz w:val="28"/>
+          <w:szCs w:val="28"/>
+        </w:rPr>
+        <w:t>Về việc kiểm tra tại trụ sở người nộp thuế</w:t>
+      </w:r>
     </w:p>
     <w:p>
       <w:pPr>
-        <w:spacing w:line="276" w:lineRule="auto"/>
-        <w:ind w:left="390" w:hanging="330"/>
         <w:jc w:val="center"/>
         <w:rPr>
           <w:sz w:val="28"/>
@@ -522,11 +501,47 @@
           <w:sz w:val="28"/>
           <w:szCs w:val="28"/>
         </w:rPr>
-        <w:t>Chi cục Thuế khu vực XI</w:t>
+        <w:t>Thuế tỉnh Quảng Trị</w:t>
       </w:r>
     </w:p>
     <w:p>
       <w:pPr>
+        <w:jc w:val="center"/>
+        <w:rPr>
+          <w:sz w:val="28"/>
+          <w:szCs w:val="28"/>
+        </w:rPr>
+      </w:pPr>
+    </w:p>
+    <w:p>
+      <w:pPr>
+        <w:ind w:firstLine="539"/>
+        <w:jc w:val="both"/>
+        <w:rPr>
+          <w:sz w:val="28"/>
+          <w:szCs w:val="28"/>
+          <w:lang w:val="nl-NL"/>
+        </w:rPr>
+      </w:pPr>
+      <w:r>
+        <w:rPr>
+          <w:sz w:val="28"/>
+          <w:szCs w:val="28"/>
+          <w:lang w:val="nl-NL"/>
+        </w:rPr>
+        <w:t xml:space="preserve"> </w:t>
+      </w:r>
+      <w:r>
+        <w:rPr>
+          <w:sz w:val="28"/>
+          <w:szCs w:val="28"/>
+          <w:lang w:val="nl-NL"/>
+        </w:rPr>
+        <w:t>Căn cứ &lt;qd_tkt_tct&gt; của Tổng cục Thuế về việc giao chỉ tiêu nhiệm vụ thanh tra thuế và kiểm tra thuế tại trụ sở người nộp thuế năm &lt;nam_kh_tkt&gt;;</w:t>
+      </w:r>
+    </w:p>
+    <w:p>
+      <w:pPr>
         <w:ind w:firstLine="540"/>
         <w:jc w:val="both"/>
         <w:rPr>
@@ -541,15 +556,7 @@
           <w:szCs w:val="28"/>
           <w:lang w:val="nl-NL"/>
         </w:rPr>
-        <w:t xml:space="preserve"> </w:t>
-      </w:r>
-      <w:r>
-        <w:rPr>
-          <w:sz w:val="28"/>
-          <w:szCs w:val="28"/>
-          <w:lang w:val="nl-NL"/>
-        </w:rPr>
-        <w:t>Căn cứ &lt;qd_tkt_tct&gt; của Tổng cục Thuế về việc giao chỉ tiêu nhiệm vụ thanh tra thuế và kiểm tra thuế tại trụ sở người nộp thuế năm &lt;nam_kh_tkt&gt;;</w:t>
+        <w:t xml:space="preserve">Căn cứ &lt;qd_tkt_cct&gt; của Cục Thuế tỉnh Quảng Trị về việc giao chỉ tiêu nhiệm vụ thanh tra thuế và kiểm tra thuế tại trụ sở người nộp thuế năm &lt;nam_kh_tkt&gt;; </w:t>
       </w:r>
     </w:p>
     <w:p>
@@ -568,7 +575,7 @@
           <w:szCs w:val="28"/>
           <w:lang w:val="nl-NL"/>
         </w:rPr>
-        <w:t xml:space="preserve">Căn cứ &lt;qd_tkt_cct&gt; của Cục Thuế tỉnh Quảng Trị về việc giao chỉ tiêu nhiệm vụ thanh tra thuế và kiểm tra thuế tại trụ sở người nộp thuế năm &lt;nam_kh_tkt&gt;; </w:t>
+        <w:t>Căn cứ &lt;quy_trinh_ktra&gt; của Tổng cục Thuế về việc ban hành Quy trình kiểm tra thuế;</w:t>
       </w:r>
     </w:p>
     <w:p>
@@ -587,12 +594,44 @@
           <w:szCs w:val="28"/>
           <w:lang w:val="nl-NL"/>
         </w:rPr>
-        <w:t>Căn cứ &lt;quy_trinh_ktra&gt; của Tổng cục Thuế về việc ban hành Quy trình kiểm tra thuế;</w:t>
+        <w:t xml:space="preserve">Căn cứ &lt;tham_quyen_ky&gt; </w:t>
+      </w:r>
+      <w:r>
+        <w:rPr>
+          <w:sz w:val="28"/>
+          <w:szCs w:val="28"/>
+          <w:lang w:val="nl-NL"/>
+        </w:rPr>
+        <w:t>của Thuế tỉnh Quảng Trị về việc phân công lĩnh vực phụ trách và ủy quyền ký vă</w:t>
+      </w:r>
+      <w:r>
+        <w:rPr>
+          <w:sz w:val="28"/>
+          <w:szCs w:val="28"/>
+          <w:lang w:val="nl-NL"/>
+        </w:rPr>
+        <w:t>n</w:t>
+      </w:r>
+      <w:r>
+        <w:rPr>
+          <w:sz w:val="28"/>
+          <w:szCs w:val="28"/>
+          <w:lang w:val="nl-NL"/>
+        </w:rPr>
+        <w:t xml:space="preserve"> bản của các đồng chí Lãnh đạo Thuế tỉnh</w:t>
+      </w:r>
+      <w:r>
+        <w:rPr>
+          <w:sz w:val="28"/>
+          <w:szCs w:val="28"/>
+          <w:lang w:val="nl-NL"/>
+        </w:rPr>
+        <w:t>;</w:t>
       </w:r>
     </w:p>
     <w:p>
       <w:pPr>
-        <w:ind w:firstLine="540"/>
+        <w:ind w:firstLine="567"/>
         <w:jc w:val="both"/>
         <w:rPr>
           <w:sz w:val="28"/>
@@ -606,7 +645,7 @@
           <w:szCs w:val="28"/>
           <w:lang w:val="nl-NL"/>
         </w:rPr>
-        <w:t>Căn cứ &lt;tham_quyen_ky&gt; của Chi cục Thuế khu vực XI về việc giao cho Phó Chi cục trưởng Chi cục Thuế được ký thay một số văn bản thuộc thẩm quyền của Chi cục trưởng Chi cục Thuế;</w:t>
+        <w:t>Căn cứ kết quả tổng hợp, phân tích rủi ro, thu thập thông tin đối với &lt;ten_dv&gt;; Mã số thuế: &lt;mst&gt;;</w:t>
       </w:r>
     </w:p>
     <w:p>
@@ -625,26 +664,39 @@
           <w:szCs w:val="28"/>
           <w:lang w:val="nl-NL"/>
         </w:rPr>
-        <w:t>Căn cứ kết quả tổng hợp, phân tích rủi ro, thu thập thông tin đối với &lt;ten_dv&gt;; Mã số thuế: &lt;mst&gt;;</w:t>
-      </w:r>
-    </w:p>
-    <w:p>
-      <w:pPr>
-        <w:ind w:firstLine="567"/>
-        <w:jc w:val="both"/>
-        <w:rPr>
-          <w:sz w:val="28"/>
-          <w:szCs w:val="28"/>
-          <w:lang w:val="nl-NL"/>
-        </w:rPr>
-      </w:pPr>
-      <w:r>
-        <w:rPr>
-          <w:sz w:val="28"/>
-          <w:szCs w:val="28"/>
-          <w:lang w:val="nl-NL"/>
-        </w:rPr>
-        <w:t>Phòng Thanh tra - Kiểm tra số 4 báo cáo và xin ý kiến Lãnh đạo Chi cục Thuế khu vực XI ban hành Quyết định kiểm tra thuế tại &lt;ten_dv&gt;; Mã số thuế: &lt;mst&gt;; Địa chỉ: &lt;dia_chi&gt;.</w:t>
+        <w:t xml:space="preserve">Phòng </w:t>
+      </w:r>
+      <w:r>
+        <w:rPr>
+          <w:sz w:val="28"/>
+          <w:szCs w:val="28"/>
+          <w:lang w:val="nl-NL"/>
+        </w:rPr>
+        <w:t xml:space="preserve">Kiểm tra số 2 </w:t>
+      </w:r>
+      <w:r>
+        <w:rPr>
+          <w:sz w:val="28"/>
+          <w:szCs w:val="28"/>
+          <w:lang w:val="nl-NL"/>
+        </w:rPr>
+        <w:t xml:space="preserve">báo cáo và xin ý kiến Lãnh đạo </w:t>
+      </w:r>
+      <w:r>
+        <w:rPr>
+          <w:sz w:val="28"/>
+          <w:szCs w:val="28"/>
+          <w:lang w:val="nl-NL"/>
+        </w:rPr>
+        <w:t>Thuế tỉnh Quảng Trị</w:t>
+      </w:r>
+      <w:r>
+        <w:rPr>
+          <w:sz w:val="28"/>
+          <w:szCs w:val="28"/>
+          <w:lang w:val="nl-NL"/>
+        </w:rPr>
+        <w:t xml:space="preserve"> ban hành Quyết định kiểm tra thuế tại &lt;ten_dv&gt;; Mã số thuế: &lt;mst&gt;; Địa chỉ: &lt;dia_chi&gt;.</w:t>
       </w:r>
     </w:p>
     <w:p>
@@ -1731,7 +1783,7 @@
           <w:lang w:val="nl-NL"/>
         </w:rPr>
         <w:tab/>
-        <w:t>Thời hạn kiểm tra &lt;so_ngay_ktra&gt; ngày làm việc, kể từ ngày công bố Quyết định kiểm tra.</w:t>
+        <w:t>Thời hạn kiểm tra &lt;so_ngay_ktra&gt; ngày làm việc kể từ ngày công bố Quyết định kiểm tra.</w:t>
       </w:r>
     </w:p>
     <w:p>
@@ -1753,7 +1805,43 @@
           <w:szCs w:val="28"/>
           <w:lang w:val="nl-NL"/>
         </w:rPr>
-        <w:t>Vậy, Phòng Thanh tra – Kiểm tra số 4 xin ý kiến chỉ đạo của Lãnh đạo Chi cục Thuế khu vực XI để triển khai./</w:t>
+        <w:t xml:space="preserve">Vậy, Phòng Kiểm tra số </w:t>
+      </w:r>
+      <w:r>
+        <w:rPr>
+          <w:bCs/>
+          <w:sz w:val="28"/>
+          <w:szCs w:val="28"/>
+          <w:lang w:val="nl-NL"/>
+        </w:rPr>
+        <w:t>2</w:t>
+      </w:r>
+      <w:r>
+        <w:rPr>
+          <w:bCs/>
+          <w:sz w:val="28"/>
+          <w:szCs w:val="28"/>
+          <w:lang w:val="nl-NL"/>
+        </w:rPr>
+        <w:t xml:space="preserve"> xin ý kiến chỉ đạo của Lãnh đạo </w:t>
+      </w:r>
+      <w:r>
+        <w:rPr>
+          <w:bCs/>
+          <w:sz w:val="28"/>
+          <w:szCs w:val="28"/>
+          <w:lang w:val="nl-NL"/>
+        </w:rPr>
+        <w:t>Thuế tỉnh Quảng Trị</w:t>
+      </w:r>
+      <w:r>
+        <w:rPr>
+          <w:bCs/>
+          <w:sz w:val="28"/>
+          <w:szCs w:val="28"/>
+          <w:lang w:val="nl-NL"/>
+        </w:rPr>
+        <w:t xml:space="preserve"> để triển khai./</w:t>
       </w:r>
     </w:p>
     <w:p>
@@ -1814,7 +1902,7 @@
           <w:sz w:val="28"/>
           <w:lang w:val="nl-NL"/>
         </w:rPr>
-        <w:t xml:space="preserve"> CHI</w:t>
+        <w:t xml:space="preserve"> THUẾ</w:t>
       </w:r>
       <w:r>
         <w:rPr>
@@ -1822,15 +1910,7 @@
           <w:sz w:val="28"/>
           <w:lang w:val="nl-NL"/>
         </w:rPr>
-        <w:t xml:space="preserve"> CỤC </w:t>
-      </w:r>
-      <w:r>
-        <w:rPr>
-          <w:b/>
-          <w:sz w:val="28"/>
-          <w:lang w:val="nl-NL"/>
-        </w:rPr>
-        <w:t>THUẾ</w:t>
+        <w:t xml:space="preserve"> TỈNH</w:t>
       </w:r>
       <w:r>
         <w:rPr>
@@ -2432,6 +2512,9 @@
   <wne:recipientData>
     <wne:active wne:val="1"/>
     <wne:hash wne:val="83743369"/>
+  </wne:recipientData>
+  <wne:recipientData>
+    <wne:active wne:val="1"/>
   </wne:recipientData>
   <wne:recipientData>
     <wne:active wne:val="1"/>

--- a/static/media/5.to_trinh_ktr_dot_xuat.docx
+++ b/static/media/5.to_trinh_ktr_dot_xuat.docx
@@ -141,7 +141,7 @@
           </mc:Choice>
           <mc:Fallback>
             <w:pict>
-              <v:line w14:anchorId="32A4185B" id="Line 2" o:spid="_x0000_s1026" style="position:absolute;z-index:251656192;visibility:visible;mso-wrap-style:square;mso-width-percent:0;mso-height-percent:0;mso-wrap-distance-left:9pt;mso-wrap-distance-top:0;mso-wrap-distance-right:9pt;mso-wrap-distance-bottom:0;mso-position-horizontal:absolute;mso-position-horizontal-relative:text;mso-position-vertical:absolute;mso-position-vertical-relative:text;mso-width-percent:0;mso-height-percent:0;mso-width-relative:page;mso-height-relative:page" from="41.3pt,17.9pt" to="113.3pt,17.9pt" o:gfxdata="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"/>
+              <v:line w14:anchorId="24C9C38B" id="Line 2" o:spid="_x0000_s1026" style="position:absolute;z-index:251656192;visibility:visible;mso-wrap-style:square;mso-width-percent:0;mso-height-percent:0;mso-wrap-distance-left:9pt;mso-wrap-distance-top:0;mso-wrap-distance-right:9pt;mso-wrap-distance-bottom:0;mso-position-horizontal:absolute;mso-position-horizontal-relative:text;mso-position-vertical:absolute;mso-position-vertical-relative:text;mso-width-percent:0;mso-height-percent:0;mso-width-relative:page;mso-height-relative:page" from="41.3pt,17.9pt" to="113.3pt,17.9pt" o:gfxdata="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"/>
             </w:pict>
           </mc:Fallback>
         </mc:AlternateContent>
@@ -217,7 +217,7 @@
           </mc:Choice>
           <mc:Fallback>
             <w:pict>
-              <v:shapetype w14:anchorId="40152993" id="_x0000_t32" coordsize="21600,21600" o:spt="32" o:oned="t" path="m,l21600,21600e" filled="f">
+              <v:shapetype w14:anchorId="6F9B9C8B" id="_x0000_t32" coordsize="21600,21600" o:spt="32" o:oned="t" path="m,l21600,21600e" filled="f">
                 <v:path arrowok="t" fillok="f" o:connecttype="none"/>
                 <o:lock v:ext="edit" shapetype="t"/>
               </v:shapetype>
@@ -467,7 +467,7 @@
           </mc:Choice>
           <mc:Fallback>
             <w:pict>
-              <v:shape w14:anchorId="6F1F81EA" id="AutoShape 6" o:spid="_x0000_s1026" type="#_x0000_t32" style="position:absolute;margin-left:191.45pt;margin-top:16.35pt;width:86.4pt;height:0;z-index:251657216;visibility:visible;mso-wrap-style:square;mso-width-percent:0;mso-height-percent:0;mso-wrap-distance-left:9pt;mso-wrap-distance-top:0;mso-wrap-distance-right:9pt;mso-wrap-distance-bottom:0;mso-position-horizontal:absolute;mso-position-horizontal-relative:text;mso-position-vertical:absolute;mso-position-vertical-relative:text;mso-width-percent:0;mso-height-percent:0;mso-width-relative:page;mso-height-relative:page" o:gfxdata="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"/>
+              <v:shape w14:anchorId="66B20DCF" id="AutoShape 6" o:spid="_x0000_s1026" type="#_x0000_t32" style="position:absolute;margin-left:191.45pt;margin-top:16.35pt;width:86.4pt;height:0;z-index:251657216;visibility:visible;mso-wrap-style:square;mso-width-percent:0;mso-height-percent:0;mso-wrap-distance-left:9pt;mso-wrap-distance-top:0;mso-wrap-distance-right:9pt;mso-wrap-distance-bottom:0;mso-position-horizontal:absolute;mso-position-horizontal-relative:text;mso-position-vertical:absolute;mso-position-vertical-relative:text;mso-width-percent:0;mso-height-percent:0;mso-width-relative:page;mso-height-relative:page" o:gfxdata="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"/>
             </w:pict>
           </mc:Fallback>
         </mc:AlternateContent>
@@ -825,7 +825,6 @@
                 <w:szCs w:val="28"/>
               </w:rPr>
             </w:pPr>
-            <w:bookmarkStart w:id="0" w:name="_Hlk195815305"/>
             <w:r>
               <w:rPr>
                 <w:color w:val="000000" w:themeColor="text1"/>
@@ -1753,7 +1752,19 @@
         </w:tc>
       </w:tr>
     </w:tbl>
-    <w:bookmarkEnd w:id="0"/>
+    <w:p>
+      <w:pPr>
+        <w:spacing w:before="120"/>
+        <w:ind w:firstLine="567"/>
+        <w:jc w:val="both"/>
+        <w:rPr>
+          <w:bCs/>
+          <w:sz w:val="28"/>
+          <w:szCs w:val="28"/>
+          <w:lang w:val="nl-NL"/>
+        </w:rPr>
+      </w:pPr>
+    </w:p>
     <w:p>
       <w:pPr>
         <w:spacing w:before="120"/>
@@ -2512,6 +2523,9 @@
   <wne:recipientData>
     <wne:active wne:val="1"/>
     <wne:hash wne:val="83743369"/>
+  </wne:recipientData>
+  <wne:recipientData>
+    <wne:active wne:val="1"/>
   </wne:recipientData>
   <wne:recipientData>
     <wne:active wne:val="1"/>

--- a/static/media/5.to_trinh_ktr_dot_xuat.docx
+++ b/static/media/5.to_trinh_ktr_dot_xuat.docx
@@ -8,50 +8,44 @@
           <w:tab w:val="center" w:pos="1701"/>
           <w:tab w:val="center" w:pos="6804"/>
         </w:tabs>
-        <w:spacing w:line="276" w:lineRule="auto"/>
-        <w:ind w:left="-567" w:right="-567" w:firstLine="26"/>
-        <w:rPr>
-          <w:sz w:val="28"/>
-          <w:szCs w:val="28"/>
-        </w:rPr>
-      </w:pPr>
+        <w:ind w:left="-567" w:right="-567"/>
+        <w:rPr>
+          <w:b/>
+          <w:sz w:val="28"/>
+          <w:szCs w:val="28"/>
+          <w:lang w:val="nl-NL"/>
+        </w:rPr>
+      </w:pPr>
+      <w:r>
+        <w:rPr>
+          <w:sz w:val="28"/>
+          <w:szCs w:val="28"/>
+          <w:lang w:val="nl-NL"/>
+        </w:rPr>
+        <w:tab/>
+      </w:r>
       <w:r>
         <w:rPr>
           <w:sz w:val="24"/>
-          <w:szCs w:val="28"/>
-        </w:rPr>
-        <w:t xml:space="preserve"> </w:t>
-      </w:r>
-      <w:r>
-        <w:rPr>
+          <w:szCs w:val="24"/>
+          <w:lang w:val="nl-NL"/>
+        </w:rPr>
+        <w:t>THUẾ TỈNH QUẢNG TRỊ</w:t>
+      </w:r>
+      <w:r>
+        <w:rPr>
+          <w:sz w:val="28"/>
+          <w:szCs w:val="28"/>
+          <w:lang w:val="nl-NL"/>
+        </w:rPr>
+        <w:tab/>
+      </w:r>
+      <w:r>
+        <w:rPr>
+          <w:b/>
           <w:sz w:val="24"/>
-          <w:szCs w:val="28"/>
-        </w:rPr>
-        <w:tab/>
-      </w:r>
-      <w:r>
-        <w:t>THUẾ TỈNH QUẢNG TRỊ</w:t>
-      </w:r>
-      <w:r>
-        <w:rPr>
-          <w:sz w:val="22"/>
-          <w:szCs w:val="28"/>
-        </w:rPr>
-        <w:t xml:space="preserve">     </w:t>
-      </w:r>
-      <w:r>
-        <w:rPr>
-          <w:sz w:val="24"/>
-          <w:szCs w:val="28"/>
-        </w:rPr>
-        <w:tab/>
-      </w:r>
-      <w:r>
-        <w:t xml:space="preserve">     </w:t>
-      </w:r>
-      <w:r>
-        <w:rPr>
-          <w:b/>
+          <w:szCs w:val="24"/>
+          <w:lang w:val="nl-NL"/>
         </w:rPr>
         <w:t>CỘNG HOÀ XÃ HỘI CHỦ NGHĨA VIỆT NAM</w:t>
       </w:r>
@@ -62,36 +56,172 @@
           <w:tab w:val="center" w:pos="1701"/>
           <w:tab w:val="center" w:pos="6804"/>
         </w:tabs>
-        <w:spacing w:line="276" w:lineRule="auto"/>
-        <w:ind w:left="-567" w:firstLine="26"/>
-        <w:rPr>
-          <w:b/>
-          <w:sz w:val="28"/>
-          <w:szCs w:val="28"/>
+        <w:ind w:left="-567" w:right="-567"/>
+        <w:rPr>
+          <w:b/>
+          <w:sz w:val="28"/>
+          <w:szCs w:val="28"/>
+          <w:lang w:val="nl-NL"/>
+        </w:rPr>
+      </w:pPr>
+      <w:r>
+        <w:rPr>
+          <w:b/>
+          <w:spacing w:val="-20"/>
+          <w:lang w:val="nl-NL"/>
+        </w:rPr>
+        <w:tab/>
+      </w:r>
+      <w:r>
+        <w:rPr>
+          <w:b/>
+          <w:spacing w:val="-20"/>
+          <w:lang w:val="nl-NL"/>
+        </w:rPr>
+        <w:t>PHÒNG</w:t>
+      </w:r>
+      <w:r>
+        <w:rPr>
+          <w:b/>
+          <w:spacing w:val="-20"/>
+          <w:lang w:val="nl-NL"/>
+        </w:rPr>
+        <w:t xml:space="preserve"> </w:t>
+      </w:r>
+      <w:r>
+        <w:rPr>
+          <w:b/>
+          <w:spacing w:val="-20"/>
+          <w:lang w:val="nl-NL"/>
+        </w:rPr>
+        <w:t>KIỂM TRA</w:t>
+      </w:r>
+      <w:r>
+        <w:rPr>
+          <w:b/>
+          <w:spacing w:val="-20"/>
+          <w:lang w:val="nl-NL"/>
+        </w:rPr>
+        <w:t xml:space="preserve"> SỐ </w:t>
+      </w:r>
+      <w:r>
+        <w:rPr>
+          <w:b/>
+          <w:spacing w:val="-20"/>
+          <w:lang w:val="nl-NL"/>
+        </w:rPr>
+        <w:t>2</w:t>
+      </w:r>
+      <w:r>
+        <w:rPr>
+          <w:b/>
+          <w:lang w:val="nl-NL"/>
+        </w:rPr>
+        <w:tab/>
+      </w:r>
+      <w:r>
+        <w:rPr>
+          <w:b/>
+          <w:lang w:val="nl-NL"/>
+        </w:rPr>
+        <w:t>Độ</w:t>
+      </w:r>
+      <w:r>
+        <w:rPr>
+          <w:b/>
+          <w:lang w:val="nl-NL"/>
+        </w:rPr>
+        <w:t>c l</w:t>
+      </w:r>
+      <w:r>
+        <w:rPr>
+          <w:b/>
+          <w:lang w:val="nl-NL"/>
+        </w:rPr>
+        <w:t>ậ</w:t>
+      </w:r>
+      <w:r>
+        <w:rPr>
+          <w:b/>
+          <w:lang w:val="nl-NL"/>
+        </w:rPr>
+        <w:t>p – T</w:t>
+      </w:r>
+      <w:r>
+        <w:rPr>
+          <w:b/>
+          <w:lang w:val="nl-NL"/>
+        </w:rPr>
+        <w:t>ự</w:t>
+      </w:r>
+      <w:r>
+        <w:rPr>
+          <w:b/>
+          <w:lang w:val="nl-NL"/>
+        </w:rPr>
+        <w:t xml:space="preserve"> do – H</w:t>
+      </w:r>
+      <w:r>
+        <w:rPr>
+          <w:b/>
+          <w:lang w:val="nl-NL"/>
+        </w:rPr>
+        <w:t>ạ</w:t>
+      </w:r>
+      <w:r>
+        <w:rPr>
+          <w:b/>
+          <w:lang w:val="nl-NL"/>
+        </w:rPr>
+        <w:t>nh ph</w:t>
+      </w:r>
+      <w:r>
+        <w:rPr>
+          <w:b/>
+          <w:lang w:val="nl-NL"/>
+        </w:rPr>
+        <w:t>ú</w:t>
+      </w:r>
+      <w:r>
+        <w:rPr>
+          <w:b/>
+          <w:lang w:val="nl-NL"/>
+        </w:rPr>
+        <w:t>c</w:t>
+      </w:r>
+    </w:p>
+    <w:p>
+      <w:pPr>
+        <w:spacing w:before="120"/>
+        <w:jc w:val="right"/>
+        <w:rPr>
+          <w:sz w:val="28"/>
+          <w:szCs w:val="28"/>
+          <w:lang w:val="nl-NL"/>
         </w:rPr>
       </w:pPr>
       <w:r>
         <w:rPr>
           <w:noProof/>
-          <w:sz w:val="18"/>
-          <w:szCs w:val="18"/>
+          <w:sz w:val="28"/>
+          <w:szCs w:val="28"/>
           <w:lang w:val="en-GB" w:eastAsia="en-GB"/>
         </w:rPr>
         <mc:AlternateContent>
           <mc:Choice Requires="wps">
             <w:drawing>
-              <wp:anchor distT="0" distB="0" distL="114300" distR="114300" simplePos="0" relativeHeight="251656192" behindDoc="0" locked="0" layoutInCell="1" allowOverlap="1" wp14:anchorId="32A02EDD" wp14:editId="021318AC">
+              <wp:anchor distT="0" distB="0" distL="114300" distR="114300" simplePos="0" relativeHeight="251658240" behindDoc="0" locked="0" layoutInCell="1" allowOverlap="1" wp14:anchorId="46B1E6F6" wp14:editId="4A1497D4">
                 <wp:simplePos x="0" y="0"/>
                 <wp:positionH relativeFrom="column">
-                  <wp:posOffset>524510</wp:posOffset>
+                  <wp:posOffset>514350</wp:posOffset>
                 </wp:positionH>
                 <wp:positionV relativeFrom="paragraph">
-                  <wp:posOffset>227330</wp:posOffset>
+                  <wp:posOffset>12065</wp:posOffset>
                 </wp:positionV>
-                <wp:extent cx="914400" cy="0"/>
+                <wp:extent cx="1143000" cy="0"/>
                 <wp:effectExtent l="0" t="0" r="0" b="0"/>
                 <wp:wrapNone/>
-                <wp:docPr id="3" name="Line 2"/>
+                <wp:docPr id="1" name="Line 5"/>
                 <wp:cNvGraphicFramePr>
                   <a:graphicFrameLocks xmlns:a="http://schemas.openxmlformats.org/drawingml/2006/main"/>
                 </wp:cNvGraphicFramePr>
@@ -104,7 +234,7 @@
                       <wps:spPr bwMode="auto">
                         <a:xfrm>
                           <a:off x="0" y="0"/>
-                          <a:ext cx="914400" cy="0"/>
+                          <a:ext cx="1143000" cy="0"/>
                         </a:xfrm>
                         <a:prstGeom prst="line">
                           <a:avLst/>
@@ -141,33 +271,60 @@
           </mc:Choice>
           <mc:Fallback>
             <w:pict>
-              <v:line w14:anchorId="24C9C38B" id="Line 2" o:spid="_x0000_s1026" style="position:absolute;z-index:251656192;visibility:visible;mso-wrap-style:square;mso-width-percent:0;mso-height-percent:0;mso-wrap-distance-left:9pt;mso-wrap-distance-top:0;mso-wrap-distance-right:9pt;mso-wrap-distance-bottom:0;mso-position-horizontal:absolute;mso-position-horizontal-relative:text;mso-position-vertical:absolute;mso-position-vertical-relative:text;mso-width-percent:0;mso-height-percent:0;mso-width-relative:page;mso-height-relative:page" from="41.3pt,17.9pt" to="113.3pt,17.9pt" o:gfxdata="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"/>
+              <v:line w14:anchorId="4C62C1C0" id="Line 5" o:spid="_x0000_s1026" style="position:absolute;z-index:251658240;visibility:visible;mso-wrap-style:square;mso-width-percent:0;mso-height-percent:0;mso-wrap-distance-left:9pt;mso-wrap-distance-top:0;mso-wrap-distance-right:9pt;mso-wrap-distance-bottom:0;mso-position-horizontal:absolute;mso-position-horizontal-relative:text;mso-position-vertical:absolute;mso-position-vertical-relative:text;mso-width-percent:0;mso-height-percent:0;mso-width-relative:page;mso-height-relative:page" from="40.5pt,.95pt" to="130.5pt,.95pt" o:gfxdata="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"/>
             </w:pict>
           </mc:Fallback>
         </mc:AlternateContent>
       </w:r>
       <w:r>
         <w:rPr>
+          <w:i/>
+          <w:sz w:val="28"/>
+          <w:szCs w:val="28"/>
+          <w:lang w:val="nl-NL"/>
+        </w:rPr>
+        <w:t>Quảng Trị</w:t>
+      </w:r>
+      <w:r>
+        <w:rPr>
+          <w:i/>
+          <w:sz w:val="28"/>
+          <w:szCs w:val="28"/>
+          <w:lang w:val="nl-NL"/>
+        </w:rPr>
+        <w:t xml:space="preserve">, </w:t>
+      </w:r>
+      <w:r>
+        <w:rPr>
+          <w:i/>
+          <w:sz w:val="28"/>
+          <w:szCs w:val="28"/>
+          <w:lang w:val="nl-NL"/>
+        </w:rPr>
+        <w:t>&lt;trinh_ky&gt;</w:t>
+      </w:r>
+      <w:r>
+        <w:rPr>
           <w:noProof/>
-          <w:sz w:val="18"/>
-          <w:szCs w:val="18"/>
+          <w:sz w:val="28"/>
+          <w:szCs w:val="28"/>
           <w:lang w:val="en-GB" w:eastAsia="en-GB"/>
         </w:rPr>
         <mc:AlternateContent>
           <mc:Choice Requires="wps">
             <w:drawing>
-              <wp:anchor distT="0" distB="0" distL="114300" distR="114300" simplePos="0" relativeHeight="251659264" behindDoc="0" locked="0" layoutInCell="1" allowOverlap="1" wp14:anchorId="4632ADF9" wp14:editId="3D124ACF">
+              <wp:anchor distT="0" distB="0" distL="114300" distR="114300" simplePos="0" relativeHeight="251657216" behindDoc="0" locked="0" layoutInCell="1" allowOverlap="1" wp14:anchorId="061180BE" wp14:editId="2BE024C3">
                 <wp:simplePos x="0" y="0"/>
                 <wp:positionH relativeFrom="column">
-                  <wp:posOffset>3277235</wp:posOffset>
+                  <wp:posOffset>3402330</wp:posOffset>
                 </wp:positionH>
                 <wp:positionV relativeFrom="paragraph">
-                  <wp:posOffset>217805</wp:posOffset>
+                  <wp:posOffset>10160</wp:posOffset>
                 </wp:positionV>
-                <wp:extent cx="2146935" cy="0"/>
-                <wp:effectExtent l="0" t="0" r="24765" b="19050"/>
+                <wp:extent cx="1828800" cy="0"/>
+                <wp:effectExtent l="0" t="0" r="19050" b="19050"/>
                 <wp:wrapNone/>
-                <wp:docPr id="2" name="AutoShape 5"/>
+                <wp:docPr id="2" name="Line 2"/>
                 <wp:cNvGraphicFramePr>
                   <a:graphicFrameLocks xmlns:a="http://schemas.openxmlformats.org/drawingml/2006/main"/>
                 </wp:cNvGraphicFramePr>
@@ -180,9 +337,9 @@
                       <wps:spPr bwMode="auto">
                         <a:xfrm>
                           <a:off x="0" y="0"/>
-                          <a:ext cx="2146935" cy="0"/>
+                          <a:ext cx="1828800" cy="0"/>
                         </a:xfrm>
-                        <a:prstGeom prst="straightConnector1">
+                        <a:prstGeom prst="line">
                           <a:avLst/>
                         </a:prstGeom>
                         <a:noFill/>
@@ -217,153 +374,30 @@
           </mc:Choice>
           <mc:Fallback>
             <w:pict>
-              <v:shapetype w14:anchorId="6F9B9C8B" id="_x0000_t32" coordsize="21600,21600" o:spt="32" o:oned="t" path="m,l21600,21600e" filled="f">
-                <v:path arrowok="t" fillok="f" o:connecttype="none"/>
-                <o:lock v:ext="edit" shapetype="t"/>
-              </v:shapetype>
-              <v:shape id="AutoShape 5" o:spid="_x0000_s1026" type="#_x0000_t32" style="position:absolute;margin-left:258.05pt;margin-top:17.15pt;width:169.05pt;height:0;z-index:251659264;visibility:visible;mso-wrap-style:square;mso-width-percent:0;mso-height-percent:0;mso-wrap-distance-left:9pt;mso-wrap-distance-top:0;mso-wrap-distance-right:9pt;mso-wrap-distance-bottom:0;mso-position-horizontal:absolute;mso-position-horizontal-relative:text;mso-position-vertical:absolute;mso-position-vertical-relative:text;mso-width-percent:0;mso-height-percent:0;mso-width-relative:page;mso-height-relative:page" o:gfxdata="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"/>
+              <v:line w14:anchorId="37474E1D" id="Line 2" o:spid="_x0000_s1026" style="position:absolute;z-index:251657216;visibility:visible;mso-wrap-style:square;mso-width-percent:0;mso-height-percent:0;mso-wrap-distance-left:9pt;mso-wrap-distance-top:0;mso-wrap-distance-right:9pt;mso-wrap-distance-bottom:0;mso-position-horizontal:absolute;mso-position-horizontal-relative:text;mso-position-vertical:absolute;mso-position-vertical-relative:text;mso-width-percent:0;mso-height-percent:0;mso-width-relative:page;mso-height-relative:page" from="267.9pt,.8pt" to="411.9pt,.8pt" o:gfxdata="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"/>
             </w:pict>
           </mc:Fallback>
         </mc:AlternateContent>
       </w:r>
-      <w:r>
-        <w:rPr>
-          <w:b/>
-          <w:szCs w:val="28"/>
-        </w:rPr>
-        <w:tab/>
-      </w:r>
-      <w:r>
-        <w:rPr>
-          <w:b/>
-          <w:szCs w:val="28"/>
-        </w:rPr>
-        <w:t xml:space="preserve">PHÒNG </w:t>
-      </w:r>
-      <w:r>
-        <w:rPr>
-          <w:b/>
-          <w:szCs w:val="28"/>
-        </w:rPr>
-        <w:t>KIỂM TRA</w:t>
-      </w:r>
-      <w:r>
-        <w:rPr>
-          <w:b/>
-          <w:szCs w:val="28"/>
-        </w:rPr>
-        <w:t xml:space="preserve"> SỐ </w:t>
-      </w:r>
-      <w:r>
-        <w:rPr>
-          <w:b/>
-          <w:szCs w:val="28"/>
-        </w:rPr>
-        <w:t>2</w:t>
-      </w:r>
-      <w:r>
-        <w:rPr>
-          <w:b/>
-          <w:szCs w:val="28"/>
-        </w:rPr>
-        <w:t xml:space="preserve"> </w:t>
-      </w:r>
-      <w:r>
-        <w:rPr>
-          <w:szCs w:val="28"/>
-        </w:rPr>
-        <w:t xml:space="preserve">                    </w:t>
-      </w:r>
-      <w:r>
-        <w:rPr>
-          <w:b/>
-          <w:sz w:val="28"/>
-          <w:szCs w:val="28"/>
-        </w:rPr>
-        <w:t xml:space="preserve"> </w:t>
-      </w:r>
-      <w:r>
-        <w:rPr>
-          <w:b/>
-          <w:sz w:val="28"/>
-          <w:szCs w:val="28"/>
-        </w:rPr>
-        <w:tab/>
-      </w:r>
-      <w:r>
-        <w:rPr>
-          <w:b/>
-          <w:sz w:val="28"/>
-          <w:szCs w:val="28"/>
-        </w:rPr>
-        <w:t xml:space="preserve"> </w:t>
-      </w:r>
-      <w:r>
-        <w:rPr>
-          <w:b/>
-          <w:sz w:val="28"/>
-          <w:szCs w:val="28"/>
-        </w:rPr>
-        <w:t>Độc lập - Tự do - Hạnh phúc</w:t>
-      </w:r>
     </w:p>
     <w:p>
       <w:pPr>
-        <w:spacing w:line="276" w:lineRule="auto"/>
-        <w:jc w:val="right"/>
-        <w:rPr>
-          <w:i/>
-          <w:sz w:val="28"/>
-          <w:szCs w:val="28"/>
-        </w:rPr>
-      </w:pPr>
-      <w:r>
-        <w:rPr>
-          <w:i/>
-          <w:sz w:val="28"/>
-          <w:szCs w:val="28"/>
-        </w:rPr>
-        <w:t xml:space="preserve">  </w:t>
-      </w:r>
-      <w:r>
-        <w:rPr>
-          <w:i/>
-          <w:sz w:val="28"/>
-          <w:szCs w:val="28"/>
-        </w:rPr>
-        <w:t xml:space="preserve"> </w:t>
-      </w:r>
-      <w:r>
-        <w:rPr>
-          <w:i/>
-          <w:sz w:val="28"/>
-          <w:szCs w:val="28"/>
-        </w:rPr>
-        <w:t>Quảng Trị</w:t>
-      </w:r>
-      <w:r>
-        <w:rPr>
-          <w:i/>
-          <w:sz w:val="28"/>
-          <w:szCs w:val="28"/>
-        </w:rPr>
-        <w:t>,</w:t>
-      </w:r>
-      <w:r>
-        <w:rPr>
-          <w:i/>
-          <w:sz w:val="28"/>
-          <w:szCs w:val="28"/>
-        </w:rPr>
-        <w:t xml:space="preserve"> </w:t>
-      </w:r>
-      <w:r>
-        <w:rPr>
-          <w:i/>
-          <w:sz w:val="28"/>
-          <w:szCs w:val="28"/>
-        </w:rPr>
-        <w:t>&lt;trinh_ky&gt;</w:t>
+        <w:jc w:val="center"/>
+        <w:rPr>
+          <w:b/>
+          <w:sz w:val="30"/>
+          <w:szCs w:val="28"/>
+          <w:lang w:val="nl-NL"/>
+        </w:rPr>
+      </w:pPr>
+      <w:r>
+        <w:rPr>
+          <w:b/>
+          <w:sz w:val="30"/>
+          <w:szCs w:val="28"/>
+          <w:lang w:val="nl-NL"/>
+        </w:rPr>
+        <w:t>TỜ TRÌNH</w:t>
       </w:r>
     </w:p>
     <w:p>
@@ -381,16 +415,24 @@
           <w:b/>
           <w:sz w:val="28"/>
           <w:szCs w:val="28"/>
-        </w:rPr>
-        <w:t>TỜ TRÌNH</w:t>
+          <w:lang w:val="nl-NL"/>
+        </w:rPr>
+        <w:t xml:space="preserve"> </w:t>
+      </w:r>
+      <w:r>
+        <w:rPr>
+          <w:b/>
+          <w:sz w:val="28"/>
+          <w:szCs w:val="28"/>
+        </w:rPr>
+        <w:t>Về việc kiểm tra tại trụ sở người nộp thuế</w:t>
       </w:r>
     </w:p>
     <w:p>
       <w:pPr>
-        <w:spacing w:after="120"/>
+        <w:spacing w:before="120" w:after="120"/>
         <w:jc w:val="center"/>
         <w:rPr>
-          <w:b/>
           <w:sz w:val="28"/>
           <w:szCs w:val="28"/>
         </w:rPr>
@@ -401,23 +443,22 @@
           <w:noProof/>
           <w:sz w:val="28"/>
           <w:szCs w:val="28"/>
-          <w:lang w:val="en-GB" w:eastAsia="en-GB"/>
         </w:rPr>
         <mc:AlternateContent>
           <mc:Choice Requires="wps">
             <w:drawing>
-              <wp:anchor distT="0" distB="0" distL="114300" distR="114300" simplePos="0" relativeHeight="251657216" behindDoc="0" locked="0" layoutInCell="1" allowOverlap="1" wp14:anchorId="2149138F" wp14:editId="4F0582BA">
+              <wp:anchor distT="0" distB="0" distL="114300" distR="114300" simplePos="0" relativeHeight="251660288" behindDoc="0" locked="0" layoutInCell="1" allowOverlap="1" wp14:anchorId="74F97F5D" wp14:editId="3AC2DA8C">
                 <wp:simplePos x="0" y="0"/>
                 <wp:positionH relativeFrom="column">
-                  <wp:posOffset>2431415</wp:posOffset>
+                  <wp:posOffset>2336165</wp:posOffset>
                 </wp:positionH>
                 <wp:positionV relativeFrom="paragraph">
-                  <wp:posOffset>207645</wp:posOffset>
+                  <wp:posOffset>15875</wp:posOffset>
                 </wp:positionV>
                 <wp:extent cx="1097280" cy="0"/>
                 <wp:effectExtent l="0" t="0" r="0" b="0"/>
                 <wp:wrapNone/>
-                <wp:docPr id="1" name="AutoShape 6"/>
+                <wp:docPr id="2113509716" name="AutoShape 6"/>
                 <wp:cNvGraphicFramePr>
                   <a:graphicFrameLocks xmlns:a="http://schemas.openxmlformats.org/drawingml/2006/main"/>
                 </wp:cNvGraphicFramePr>
@@ -467,54 +508,42 @@
           </mc:Choice>
           <mc:Fallback>
             <w:pict>
-              <v:shape w14:anchorId="66B20DCF" id="AutoShape 6" o:spid="_x0000_s1026" type="#_x0000_t32" style="position:absolute;margin-left:191.45pt;margin-top:16.35pt;width:86.4pt;height:0;z-index:251657216;visibility:visible;mso-wrap-style:square;mso-width-percent:0;mso-height-percent:0;mso-wrap-distance-left:9pt;mso-wrap-distance-top:0;mso-wrap-distance-right:9pt;mso-wrap-distance-bottom:0;mso-position-horizontal:absolute;mso-position-horizontal-relative:text;mso-position-vertical:absolute;mso-position-vertical-relative:text;mso-width-percent:0;mso-height-percent:0;mso-width-relative:page;mso-height-relative:page" o:gfxdata="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"/>
+              <v:shapetype w14:anchorId="52370606" id="_x0000_t32" coordsize="21600,21600" o:spt="32" o:oned="t" path="m,l21600,21600e" filled="f">
+                <v:path arrowok="t" fillok="f" o:connecttype="none"/>
+                <o:lock v:ext="edit" shapetype="t"/>
+              </v:shapetype>
+              <v:shape id="AutoShape 6" o:spid="_x0000_s1026" type="#_x0000_t32" style="position:absolute;margin-left:183.95pt;margin-top:1.25pt;width:86.4pt;height:0;z-index:251660288;visibility:visible;mso-wrap-style:square;mso-width-percent:0;mso-height-percent:0;mso-wrap-distance-left:9pt;mso-wrap-distance-top:0;mso-wrap-distance-right:9pt;mso-wrap-distance-bottom:0;mso-position-horizontal:absolute;mso-position-horizontal-relative:text;mso-position-vertical:absolute;mso-position-vertical-relative:text;mso-width-percent:0;mso-height-percent:0;mso-width-relative:page;mso-height-relative:page" o:gfxdata="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"/>
             </w:pict>
           </mc:Fallback>
         </mc:AlternateContent>
       </w:r>
       <w:r>
         <w:rPr>
-          <w:b/>
-          <w:sz w:val="28"/>
-          <w:szCs w:val="28"/>
-        </w:rPr>
-        <w:t>Về việc kiểm tra tại trụ sở người nộp thuế</w:t>
+          <w:sz w:val="28"/>
+          <w:szCs w:val="28"/>
+        </w:rPr>
+        <w:t xml:space="preserve">Kính gửi: Lãnh đạo </w:t>
+      </w:r>
+      <w:r>
+        <w:rPr>
+          <w:sz w:val="28"/>
+          <w:szCs w:val="28"/>
+        </w:rPr>
+        <w:t>Thuế tỉnh Quảng Trị</w:t>
       </w:r>
     </w:p>
     <w:p>
       <w:pPr>
+        <w:spacing w:before="120" w:after="120"/>
         <w:jc w:val="center"/>
         <w:rPr>
           <w:sz w:val="28"/>
           <w:szCs w:val="28"/>
         </w:rPr>
       </w:pPr>
-      <w:r>
-        <w:rPr>
-          <w:sz w:val="28"/>
-          <w:szCs w:val="28"/>
-        </w:rPr>
-        <w:t xml:space="preserve">Kính gửi: Lãnh đạo </w:t>
-      </w:r>
-      <w:r>
-        <w:rPr>
-          <w:sz w:val="28"/>
-          <w:szCs w:val="28"/>
-        </w:rPr>
-        <w:t>Thuế tỉnh Quảng Trị</w:t>
-      </w:r>
     </w:p>
     <w:p>
       <w:pPr>
-        <w:jc w:val="center"/>
-        <w:rPr>
-          <w:sz w:val="28"/>
-          <w:szCs w:val="28"/>
-        </w:rPr>
-      </w:pPr>
-    </w:p>
-    <w:p>
-      <w:pPr>
         <w:ind w:firstLine="539"/>
         <w:jc w:val="both"/>
         <w:rPr>
@@ -523,14 +552,6 @@
           <w:lang w:val="nl-NL"/>
         </w:rPr>
       </w:pPr>
-      <w:r>
-        <w:rPr>
-          <w:sz w:val="28"/>
-          <w:szCs w:val="28"/>
-          <w:lang w:val="nl-NL"/>
-        </w:rPr>
-        <w:t xml:space="preserve"> </w:t>
-      </w:r>
       <w:r>
         <w:rPr>
           <w:sz w:val="28"/>
@@ -755,34 +776,20 @@
     </w:p>
     <w:p>
       <w:pPr>
-        <w:spacing w:line="276" w:lineRule="auto"/>
-        <w:ind w:firstLine="567"/>
-        <w:jc w:val="both"/>
-        <w:rPr>
-          <w:bCs/>
-          <w:sz w:val="28"/>
-          <w:szCs w:val="28"/>
-          <w:lang w:val="nl-NL"/>
-        </w:rPr>
-      </w:pPr>
-      <w:r>
-        <w:rPr>
-          <w:bCs/>
-          <w:sz w:val="28"/>
-          <w:szCs w:val="28"/>
-          <w:lang w:val="nl-NL"/>
-        </w:rPr>
-        <w:t>-</w:t>
-      </w:r>
-      <w:r>
-        <w:rPr>
-          <w:bCs/>
-          <w:sz w:val="28"/>
-          <w:szCs w:val="28"/>
-          <w:lang w:val="nl-NL"/>
-        </w:rPr>
-        <w:tab/>
-        <w:t>Thành phần đoàn kiểm tra gồm có:</w:t>
+        <w:pStyle w:val="BodyTextIndentTimesNewRoman"/>
+        <w:spacing w:after="120" w:line="240" w:lineRule="auto"/>
+        <w:ind w:firstLine="425"/>
+        <w:rPr>
+          <w:color w:val="auto"/>
+          <w:lang w:val="nl-NL"/>
+        </w:rPr>
+      </w:pPr>
+      <w:r>
+        <w:rPr>
+          <w:color w:val="auto"/>
+          <w:lang w:val="nl-NL"/>
+        </w:rPr>
+        <w:t>- Thành phần đoàn kiểm tra gồm có:</w:t>
       </w:r>
     </w:p>
     <w:tbl>
@@ -1754,147 +1761,342 @@
     </w:tbl>
     <w:p>
       <w:pPr>
-        <w:spacing w:before="120"/>
-        <w:ind w:firstLine="567"/>
-        <w:jc w:val="both"/>
-        <w:rPr>
-          <w:bCs/>
-          <w:sz w:val="28"/>
-          <w:szCs w:val="28"/>
-          <w:lang w:val="nl-NL"/>
-        </w:rPr>
-      </w:pPr>
+        <w:pStyle w:val="BodyTextIndentTimesNewRoman"/>
+        <w:spacing w:before="120" w:line="240" w:lineRule="auto"/>
+        <w:ind w:firstLine="425"/>
+        <w:rPr>
+          <w:color w:val="auto"/>
+          <w:lang w:val="nl-NL"/>
+        </w:rPr>
+      </w:pPr>
+      <w:r>
+        <w:rPr>
+          <w:color w:val="auto"/>
+          <w:lang w:val="nl-NL"/>
+        </w:rPr>
+        <w:t xml:space="preserve">- Thời </w:t>
+      </w:r>
+      <w:r>
+        <w:rPr>
+          <w:color w:val="auto"/>
+          <w:lang w:val="nl-NL"/>
+        </w:rPr>
+        <w:t>hạn</w:t>
+      </w:r>
+      <w:r>
+        <w:rPr>
+          <w:color w:val="auto"/>
+          <w:lang w:val="nl-NL"/>
+        </w:rPr>
+        <w:t xml:space="preserve"> kiểm tra </w:t>
+      </w:r>
+      <w:r>
+        <w:rPr>
+          <w:color w:val="auto"/>
+          <w:lang w:val="nl-NL"/>
+        </w:rPr>
+        <w:t xml:space="preserve">&lt;so_ngay_ktra&gt; </w:t>
+      </w:r>
+      <w:r>
+        <w:rPr>
+          <w:color w:val="auto"/>
+          <w:lang w:val="nl-NL"/>
+        </w:rPr>
+        <w:t>ngày</w:t>
+      </w:r>
+      <w:r>
+        <w:rPr>
+          <w:color w:val="auto"/>
+          <w:lang w:val="nl-NL"/>
+        </w:rPr>
+        <w:t xml:space="preserve"> làm việc</w:t>
+      </w:r>
+      <w:r>
+        <w:rPr>
+          <w:color w:val="auto"/>
+          <w:lang w:val="nl-NL"/>
+        </w:rPr>
+        <w:t xml:space="preserve">, </w:t>
+      </w:r>
+      <w:r>
+        <w:rPr>
+          <w:color w:val="auto"/>
+          <w:lang w:val="nl-NL"/>
+        </w:rPr>
+        <w:t>kể từ ngày công bố Quyết định kiểm tra</w:t>
+      </w:r>
+      <w:r>
+        <w:rPr>
+          <w:color w:val="auto"/>
+          <w:lang w:val="nl-NL"/>
+        </w:rPr>
+        <w:t>.</w:t>
+      </w:r>
+      <w:r>
+        <w:rPr>
+          <w:color w:val="auto"/>
+          <w:lang w:val="nl-NL"/>
+        </w:rPr>
+        <w:t xml:space="preserve"> </w:t>
+      </w:r>
     </w:p>
     <w:p>
       <w:pPr>
-        <w:spacing w:before="120"/>
-        <w:ind w:firstLine="567"/>
-        <w:jc w:val="both"/>
-        <w:rPr>
-          <w:bCs/>
-          <w:sz w:val="28"/>
-          <w:szCs w:val="28"/>
-          <w:lang w:val="nl-NL"/>
-        </w:rPr>
-      </w:pPr>
-      <w:r>
-        <w:rPr>
-          <w:bCs/>
-          <w:sz w:val="28"/>
-          <w:szCs w:val="28"/>
-          <w:lang w:val="nl-NL"/>
-        </w:rPr>
-        <w:t>-</w:t>
-      </w:r>
-      <w:r>
-        <w:rPr>
-          <w:bCs/>
-          <w:sz w:val="28"/>
-          <w:szCs w:val="28"/>
-          <w:lang w:val="nl-NL"/>
-        </w:rPr>
-        <w:tab/>
-        <w:t>Thời hạn kiểm tra &lt;so_ngay_ktra&gt; ngày làm việc kể từ ngày công bố Quyết định kiểm tra.</w:t>
+        <w:pStyle w:val="BodyTextIndentTimesNewRoman"/>
+        <w:spacing w:line="380" w:lineRule="atLeast"/>
+        <w:ind w:firstLine="426"/>
+        <w:rPr>
+          <w:color w:val="auto"/>
+          <w:lang w:val="nl-NL"/>
+        </w:rPr>
+      </w:pPr>
+      <w:r>
+        <w:rPr>
+          <w:color w:val="000000" w:themeColor="text1"/>
+          <w:lang w:val="nl-NL"/>
+        </w:rPr>
+        <w:t xml:space="preserve">Vậy </w:t>
+      </w:r>
+      <w:r>
+        <w:rPr>
+          <w:color w:val="000000" w:themeColor="text1"/>
+          <w:lang w:val="nl-NL"/>
+        </w:rPr>
+        <w:t>Phòng Kiểm tra</w:t>
+      </w:r>
+      <w:r>
+        <w:rPr>
+          <w:color w:val="000000" w:themeColor="text1"/>
+          <w:lang w:val="nl-NL"/>
+        </w:rPr>
+        <w:t xml:space="preserve"> số </w:t>
+      </w:r>
+      <w:r>
+        <w:rPr>
+          <w:color w:val="000000" w:themeColor="text1"/>
+          <w:lang w:val="nl-NL"/>
+        </w:rPr>
+        <w:t>2</w:t>
+      </w:r>
+      <w:r>
+        <w:rPr>
+          <w:color w:val="000000" w:themeColor="text1"/>
+          <w:lang w:val="nl-NL"/>
+        </w:rPr>
+        <w:t xml:space="preserve"> xin ý kiến chỉ </w:t>
+      </w:r>
+      <w:r>
+        <w:rPr>
+          <w:rFonts w:hint="eastAsia"/>
+          <w:color w:val="000000" w:themeColor="text1"/>
+          <w:lang w:val="nl-NL"/>
+        </w:rPr>
+        <w:t>đ</w:t>
+      </w:r>
+      <w:r>
+        <w:rPr>
+          <w:color w:val="000000" w:themeColor="text1"/>
+          <w:lang w:val="nl-NL"/>
+        </w:rPr>
+        <w:t xml:space="preserve">ạo của Lãnh </w:t>
+      </w:r>
+      <w:r>
+        <w:rPr>
+          <w:rFonts w:hint="eastAsia"/>
+          <w:color w:val="000000" w:themeColor="text1"/>
+          <w:lang w:val="nl-NL"/>
+        </w:rPr>
+        <w:t>đ</w:t>
+      </w:r>
+      <w:r>
+        <w:rPr>
+          <w:color w:val="000000" w:themeColor="text1"/>
+          <w:lang w:val="nl-NL"/>
+        </w:rPr>
+        <w:t>ạo</w:t>
+      </w:r>
+      <w:r>
+        <w:rPr>
+          <w:color w:val="000000" w:themeColor="text1"/>
+          <w:lang w:val="nl-NL"/>
+        </w:rPr>
+        <w:t xml:space="preserve"> </w:t>
+      </w:r>
+      <w:r>
+        <w:rPr>
+          <w:color w:val="000000" w:themeColor="text1"/>
+          <w:lang w:val="nl-NL"/>
+        </w:rPr>
+        <w:t xml:space="preserve">Thuế tỉnh Quảng Trị </w:t>
+      </w:r>
+      <w:r>
+        <w:rPr>
+          <w:rFonts w:hint="eastAsia"/>
+          <w:color w:val="000000" w:themeColor="text1"/>
+          <w:lang w:val="nl-NL"/>
+        </w:rPr>
+        <w:t>đ</w:t>
+      </w:r>
+      <w:r>
+        <w:rPr>
+          <w:color w:val="000000" w:themeColor="text1"/>
+          <w:lang w:val="nl-NL"/>
+        </w:rPr>
+        <w:t xml:space="preserve">ể </w:t>
+      </w:r>
+      <w:r>
+        <w:rPr>
+          <w:color w:val="000000" w:themeColor="text1"/>
+          <w:lang w:val="nl-NL"/>
+        </w:rPr>
+        <w:t>triển khai</w:t>
+      </w:r>
+      <w:r>
+        <w:rPr>
+          <w:color w:val="auto"/>
+          <w:lang w:val="nl-NL"/>
+        </w:rPr>
+        <w:t>./.</w:t>
       </w:r>
     </w:p>
     <w:p>
       <w:pPr>
-        <w:spacing w:line="276" w:lineRule="auto"/>
-        <w:ind w:firstLine="567"/>
+        <w:tabs>
+          <w:tab w:val="center" w:pos="2835"/>
+          <w:tab w:val="center" w:pos="7088"/>
+        </w:tabs>
+        <w:spacing w:line="312" w:lineRule="auto"/>
         <w:jc w:val="both"/>
         <w:rPr>
-          <w:bCs/>
-          <w:sz w:val="28"/>
-          <w:szCs w:val="28"/>
-          <w:lang w:val="nl-NL"/>
-        </w:rPr>
-      </w:pPr>
-      <w:r>
-        <w:rPr>
-          <w:bCs/>
-          <w:sz w:val="28"/>
-          <w:szCs w:val="28"/>
-          <w:lang w:val="nl-NL"/>
-        </w:rPr>
-        <w:t xml:space="preserve">Vậy, Phòng Kiểm tra số </w:t>
-      </w:r>
-      <w:r>
-        <w:rPr>
-          <w:bCs/>
-          <w:sz w:val="28"/>
-          <w:szCs w:val="28"/>
-          <w:lang w:val="nl-NL"/>
-        </w:rPr>
-        <w:t>2</w:t>
-      </w:r>
-      <w:r>
-        <w:rPr>
-          <w:bCs/>
-          <w:sz w:val="28"/>
-          <w:szCs w:val="28"/>
-          <w:lang w:val="nl-NL"/>
-        </w:rPr>
-        <w:t xml:space="preserve"> xin ý kiến chỉ đạo của Lãnh đạo </w:t>
-      </w:r>
-      <w:r>
-        <w:rPr>
-          <w:bCs/>
-          <w:sz w:val="28"/>
-          <w:szCs w:val="28"/>
-          <w:lang w:val="nl-NL"/>
-        </w:rPr>
-        <w:t>Thuế tỉnh Quảng Trị</w:t>
-      </w:r>
-      <w:r>
-        <w:rPr>
-          <w:bCs/>
-          <w:sz w:val="28"/>
-          <w:szCs w:val="28"/>
-          <w:lang w:val="nl-NL"/>
-        </w:rPr>
-        <w:t xml:space="preserve"> để triển khai./</w:t>
+          <w:b/>
+          <w:sz w:val="24"/>
+          <w:szCs w:val="24"/>
+          <w:lang w:val="nl-NL"/>
+        </w:rPr>
+      </w:pPr>
+      <w:r>
+        <w:rPr>
+          <w:b/>
+          <w:lang w:val="nl-NL"/>
+        </w:rPr>
+        <w:tab/>
+      </w:r>
+      <w:r>
+        <w:rPr>
+          <w:b/>
+          <w:lang w:val="nl-NL"/>
+        </w:rPr>
+        <w:t xml:space="preserve">LÃNH ĐẠO </w:t>
+      </w:r>
+      <w:r>
+        <w:rPr>
+          <w:b/>
+          <w:sz w:val="28"/>
+          <w:szCs w:val="28"/>
+          <w:lang w:val="nl-NL"/>
+        </w:rPr>
+        <w:t>THUẾ TỈNH</w:t>
+      </w:r>
+      <w:r>
+        <w:rPr>
+          <w:b/>
+          <w:sz w:val="28"/>
+          <w:szCs w:val="28"/>
+          <w:lang w:val="nl-NL"/>
+        </w:rPr>
+        <w:tab/>
+      </w:r>
+      <w:r>
+        <w:rPr>
+          <w:b/>
+          <w:sz w:val="28"/>
+          <w:szCs w:val="28"/>
+          <w:lang w:val="nl-NL"/>
+        </w:rPr>
+        <w:t>&lt;LD_PHONG&gt;</w:t>
+      </w:r>
+      <w:r>
+        <w:rPr>
+          <w:b/>
+          <w:sz w:val="24"/>
+          <w:szCs w:val="24"/>
+          <w:lang w:val="nl-NL"/>
+        </w:rPr>
+        <w:t xml:space="preserve"> </w:t>
       </w:r>
     </w:p>
     <w:p>
       <w:pPr>
-        <w:tabs>
-          <w:tab w:val="center" w:pos="1950"/>
-          <w:tab w:val="center" w:pos="7020"/>
-        </w:tabs>
-        <w:spacing w:line="276" w:lineRule="auto"/>
+        <w:spacing w:line="312" w:lineRule="auto"/>
+        <w:ind w:left="720"/>
         <w:jc w:val="both"/>
         <w:rPr>
           <w:b/>
-          <w:sz w:val="12"/>
-          <w:lang w:val="nl-NL"/>
-        </w:rPr>
-      </w:pPr>
-      <w:r>
-        <w:rPr>
-          <w:b/>
-          <w:sz w:val="12"/>
-          <w:lang w:val="nl-NL"/>
-        </w:rPr>
-        <w:tab/>
-      </w:r>
+          <w:sz w:val="24"/>
+          <w:szCs w:val="24"/>
+          <w:lang w:val="nl-NL"/>
+        </w:rPr>
+      </w:pPr>
     </w:p>
     <w:p>
       <w:pPr>
+        <w:spacing w:line="312" w:lineRule="auto"/>
+        <w:ind w:left="720"/>
+        <w:jc w:val="both"/>
+        <w:rPr>
+          <w:b/>
+          <w:sz w:val="24"/>
+          <w:szCs w:val="24"/>
+          <w:lang w:val="nl-NL"/>
+        </w:rPr>
+      </w:pPr>
+    </w:p>
+    <w:p>
+      <w:pPr>
+        <w:spacing w:line="312" w:lineRule="auto"/>
+        <w:ind w:left="720"/>
+        <w:jc w:val="both"/>
+        <w:rPr>
+          <w:b/>
+          <w:sz w:val="24"/>
+          <w:szCs w:val="24"/>
+          <w:lang w:val="nl-NL"/>
+        </w:rPr>
+      </w:pPr>
+    </w:p>
+    <w:p>
+      <w:pPr>
+        <w:spacing w:line="312" w:lineRule="auto"/>
+        <w:ind w:left="720"/>
+        <w:jc w:val="both"/>
+        <w:rPr>
+          <w:b/>
+          <w:sz w:val="24"/>
+          <w:szCs w:val="24"/>
+          <w:lang w:val="nl-NL"/>
+        </w:rPr>
+      </w:pPr>
+    </w:p>
+    <w:p>
+      <w:pPr>
         <w:tabs>
-          <w:tab w:val="center" w:pos="2268"/>
+          <w:tab w:val="center" w:pos="2835"/>
           <w:tab w:val="center" w:pos="7088"/>
         </w:tabs>
-        <w:spacing w:line="276" w:lineRule="auto"/>
+        <w:spacing w:line="312" w:lineRule="auto"/>
         <w:jc w:val="both"/>
         <w:rPr>
           <w:b/>
           <w:sz w:val="28"/>
-        </w:rPr>
-      </w:pPr>
-      <w:r>
-        <w:rPr>
-          <w:b/>
-          <w:sz w:val="28"/>
+          <w:szCs w:val="28"/>
+          <w:lang w:val="nl-NL"/>
+        </w:rPr>
+      </w:pPr>
+      <w:r>
+        <w:rPr>
+          <w:b/>
+          <w:sz w:val="28"/>
+          <w:szCs w:val="28"/>
           <w:lang w:val="nl-NL"/>
         </w:rPr>
         <w:tab/>
@@ -1903,30 +2105,16 @@
         <w:rPr>
           <w:b/>
           <w:sz w:val="28"/>
-          <w:lang w:val="nl-NL"/>
-        </w:rPr>
-        <w:t>LÃNH ĐẠO</w:t>
-      </w:r>
-      <w:r>
-        <w:rPr>
-          <w:b/>
-          <w:sz w:val="28"/>
-          <w:lang w:val="nl-NL"/>
-        </w:rPr>
-        <w:t xml:space="preserve"> THUẾ</w:t>
-      </w:r>
-      <w:r>
-        <w:rPr>
-          <w:b/>
-          <w:sz w:val="28"/>
-          <w:lang w:val="nl-NL"/>
-        </w:rPr>
-        <w:t xml:space="preserve"> TỈNH</w:t>
-      </w:r>
-      <w:r>
-        <w:rPr>
-          <w:b/>
-          <w:sz w:val="28"/>
+          <w:szCs w:val="28"/>
+          <w:lang w:val="nl-NL"/>
+        </w:rPr>
+        <w:t>&lt;ld_cuc_ten&gt;</w:t>
+      </w:r>
+      <w:r>
+        <w:rPr>
+          <w:b/>
+          <w:sz w:val="24"/>
+          <w:szCs w:val="24"/>
           <w:lang w:val="nl-NL"/>
         </w:rPr>
         <w:tab/>
@@ -1935,115 +2123,15 @@
         <w:rPr>
           <w:b/>
           <w:sz w:val="28"/>
-          <w:lang w:val="nl-NL"/>
-        </w:rPr>
-        <w:t>&lt;LD_PHONG&gt;</w:t>
-      </w:r>
-    </w:p>
-    <w:p>
-      <w:pPr>
-        <w:tabs>
-          <w:tab w:val="center" w:pos="2268"/>
-          <w:tab w:val="center" w:pos="7088"/>
-        </w:tabs>
-        <w:spacing w:line="276" w:lineRule="auto"/>
-        <w:jc w:val="both"/>
-        <w:rPr>
-          <w:b/>
-          <w:sz w:val="28"/>
-        </w:rPr>
-      </w:pPr>
-      <w:r>
-        <w:rPr>
-          <w:b/>
-          <w:sz w:val="28"/>
-        </w:rPr>
-        <w:tab/>
-      </w:r>
-    </w:p>
-    <w:p>
-      <w:pPr>
-        <w:tabs>
-          <w:tab w:val="center" w:pos="2268"/>
-          <w:tab w:val="center" w:pos="7088"/>
-        </w:tabs>
-        <w:spacing w:line="276" w:lineRule="auto"/>
-        <w:jc w:val="both"/>
-        <w:rPr>
-          <w:b/>
-          <w:sz w:val="28"/>
-        </w:rPr>
-      </w:pPr>
-    </w:p>
-    <w:p>
-      <w:pPr>
-        <w:tabs>
-          <w:tab w:val="center" w:pos="2268"/>
-          <w:tab w:val="center" w:pos="7088"/>
-        </w:tabs>
-        <w:spacing w:line="276" w:lineRule="auto"/>
-        <w:jc w:val="both"/>
-        <w:rPr>
-          <w:b/>
-          <w:sz w:val="28"/>
-        </w:rPr>
-      </w:pPr>
-    </w:p>
-    <w:p>
-      <w:pPr>
-        <w:tabs>
-          <w:tab w:val="center" w:pos="2268"/>
-          <w:tab w:val="center" w:pos="7088"/>
-        </w:tabs>
-        <w:spacing w:line="276" w:lineRule="auto"/>
-        <w:jc w:val="both"/>
-        <w:rPr>
-          <w:b/>
-          <w:sz w:val="28"/>
-        </w:rPr>
-      </w:pPr>
-    </w:p>
-    <w:p>
-      <w:pPr>
-        <w:tabs>
-          <w:tab w:val="center" w:pos="2268"/>
-          <w:tab w:val="center" w:pos="7088"/>
-        </w:tabs>
-        <w:spacing w:line="276" w:lineRule="auto"/>
-        <w:jc w:val="both"/>
-        <w:rPr>
-          <w:b/>
-          <w:sz w:val="28"/>
-        </w:rPr>
-      </w:pPr>
-      <w:r>
-        <w:rPr>
-          <w:b/>
-          <w:sz w:val="28"/>
-        </w:rPr>
-        <w:tab/>
-      </w:r>
-      <w:r>
-        <w:rPr>
-          <w:b/>
-          <w:sz w:val="28"/>
-          <w:szCs w:val="28"/>
-        </w:rPr>
-        <w:t>&lt;ld_cuc_ten&gt;</w:t>
-      </w:r>
-      <w:r>
-        <w:rPr>
-          <w:b/>
-          <w:sz w:val="28"/>
-          <w:szCs w:val="28"/>
-        </w:rPr>
-        <w:tab/>
+          <w:szCs w:val="28"/>
+          <w:lang w:val="nl-NL"/>
+        </w:rPr>
         <w:t>&lt;ld_phong_ten&gt;</w:t>
       </w:r>
     </w:p>
     <w:sectPr>
       <w:pgSz w:w="11907" w:h="16840" w:code="9"/>
-      <w:pgMar w:top="1134" w:right="1134" w:bottom="1134" w:left="1701" w:header="720" w:footer="720" w:gutter="0"/>
+      <w:pgMar w:top="1134" w:right="1134" w:bottom="851" w:left="1701" w:header="720" w:footer="720" w:gutter="0"/>
       <w:cols w:space="720"/>
       <w:docGrid w:linePitch="360"/>
     </w:sectPr>
@@ -2051,21 +2139,62 @@
 </w:document>
 </file>
 
+<file path=word/endnotes.xml><?xml version="1.0" encoding="utf-8"?>
+<w:endnotes xmlns:wpc="http://schemas.microsoft.com/office/word/2010/wordprocessingCanvas" xmlns:cx="http://schemas.microsoft.com/office/drawing/2014/chartex" xmlns:cx1="http://schemas.microsoft.com/office/drawing/2015/9/8/chartex" xmlns:cx2="http://schemas.microsoft.com/office/drawing/2015/10/21/chartex" xmlns:cx3="http://schemas.microsoft.com/office/drawing/2016/5/9/chartex" xmlns:cx4="http://schemas.microsoft.com/office/drawing/2016/5/10/chartex" xmlns:cx5="http://schemas.microsoft.com/office/drawing/2016/5/11/chartex" xmlns:cx6="http://schemas.microsoft.com/office/drawing/2016/5/12/chartex" xmlns:cx7="http://schemas.microsoft.com/office/drawing/2016/5/13/chartex" xmlns:cx8="http://schemas.microsoft.com/office/drawing/2016/5/14/chartex" xmlns:mc="http://schemas.openxmlformats.org/markup-compatibility/2006" xmlns:aink="http://schemas.microsoft.com/office/drawing/2016/ink" xmlns:am3d="http://schemas.microsoft.com/office/drawing/2017/model3d" xmlns:o="urn:schemas-microsoft-com:office:office" xmlns:oel="http://schemas.microsoft.com/office/2019/extlst" xmlns:r="http://schemas.openxmlformats.org/officeDocument/2006/relationships" xmlns:m="http://schemas.openxmlformats.org/officeDocument/2006/math" xmlns:v="urn:schemas-microsoft-com:vml" xmlns:wp14="http://schemas.microsoft.com/office/word/2010/wordprocessingDrawing" xmlns:wp="http://schemas.openxmlformats.org/drawingml/2006/wordprocessingDrawing" xmlns:w10="urn:schemas-microsoft-com:office:word" xmlns:w="http://schemas.openxmlformats.org/wordprocessingml/2006/main" xmlns:w14="http://schemas.microsoft.com/office/word/2010/wordml" xmlns:w15="http://schemas.microsoft.com/office/word/2012/wordml" xmlns:w16cex="http://schemas.microsoft.com/office/word/2018/wordml/cex" xmlns:w16cid="http://schemas.microsoft.com/office/word/2016/wordml/cid" xmlns:w16="http://schemas.microsoft.com/office/word/2018/wordml" xmlns:w16du="http://schemas.microsoft.com/office/word/2023/wordml/word16du" xmlns:w16sdtdh="http://schemas.microsoft.com/office/word/2020/wordml/sdtdatahash" xmlns:w16sdtfl="http://schemas.microsoft.com/office/word/2024/wordml/sdtformatlock" xmlns:w16se="http://schemas.microsoft.com/office/word/2015/wordml/symex" xmlns:wpg="http://schemas.microsoft.com/office/word/2010/wordprocessingGroup" xmlns:wpi="http://schemas.microsoft.com/office/word/2010/wordprocessingInk" xmlns:wne="http://schemas.microsoft.com/office/word/2006/wordml" xmlns:wps="http://schemas.microsoft.com/office/word/2010/wordprocessingShape" mc:Ignorable="w14 w15 w16se w16cid w16 w16cex w16sdtdh w16sdtfl w16du wp14">
+  <w:endnote w:type="separator" w:id="-1">
+    <w:p>
+      <w:r>
+        <w:separator/>
+      </w:r>
+    </w:p>
+  </w:endnote>
+  <w:endnote w:type="continuationSeparator" w:id="0">
+    <w:p>
+      <w:r>
+        <w:continuationSeparator/>
+      </w:r>
+    </w:p>
+  </w:endnote>
+</w:endnotes>
+</file>
+
+<file path=word/footnotes.xml><?xml version="1.0" encoding="utf-8"?>
+<w:footnotes xmlns:wpc="http://schemas.microsoft.com/office/word/2010/wordprocessingCanvas" xmlns:cx="http://schemas.microsoft.com/office/drawing/2014/chartex" xmlns:cx1="http://schemas.microsoft.com/office/drawing/2015/9/8/chartex" xmlns:cx2="http://schemas.microsoft.com/office/drawing/2015/10/21/chartex" xmlns:cx3="http://schemas.microsoft.com/office/drawing/2016/5/9/chartex" xmlns:cx4="http://schemas.microsoft.com/office/drawing/2016/5/10/chartex" xmlns:cx5="http://schemas.microsoft.com/office/drawing/2016/5/11/chartex" xmlns:cx6="http://schemas.microsoft.com/office/drawing/2016/5/12/chartex" xmlns:cx7="http://schemas.microsoft.com/office/drawing/2016/5/13/chartex" xmlns:cx8="http://schemas.microsoft.com/office/drawing/2016/5/14/chartex" xmlns:mc="http://schemas.openxmlformats.org/markup-compatibility/2006" xmlns:aink="http://schemas.microsoft.com/office/drawing/2016/ink" xmlns:am3d="http://schemas.microsoft.com/office/drawing/2017/model3d" xmlns:o="urn:schemas-microsoft-com:office:office" xmlns:oel="http://schemas.microsoft.com/office/2019/extlst" xmlns:r="http://schemas.openxmlformats.org/officeDocument/2006/relationships" xmlns:m="http://schemas.openxmlformats.org/officeDocument/2006/math" xmlns:v="urn:schemas-microsoft-com:vml" xmlns:wp14="http://schemas.microsoft.com/office/word/2010/wordprocessingDrawing" xmlns:wp="http://schemas.openxmlformats.org/drawingml/2006/wordprocessingDrawing" xmlns:w10="urn:schemas-microsoft-com:office:word" xmlns:w="http://schemas.openxmlformats.org/wordprocessingml/2006/main" xmlns:w14="http://schemas.microsoft.com/office/word/2010/wordml" xmlns:w15="http://schemas.microsoft.com/office/word/2012/wordml" xmlns:w16cex="http://schemas.microsoft.com/office/word/2018/wordml/cex" xmlns:w16cid="http://schemas.microsoft.com/office/word/2016/wordml/cid" xmlns:w16="http://schemas.microsoft.com/office/word/2018/wordml" xmlns:w16du="http://schemas.microsoft.com/office/word/2023/wordml/word16du" xmlns:w16sdtdh="http://schemas.microsoft.com/office/word/2020/wordml/sdtdatahash" xmlns:w16sdtfl="http://schemas.microsoft.com/office/word/2024/wordml/sdtformatlock" xmlns:w16se="http://schemas.microsoft.com/office/word/2015/wordml/symex" xmlns:wpg="http://schemas.microsoft.com/office/word/2010/wordprocessingGroup" xmlns:wpi="http://schemas.microsoft.com/office/word/2010/wordprocessingInk" xmlns:wne="http://schemas.microsoft.com/office/word/2006/wordml" xmlns:wps="http://schemas.microsoft.com/office/word/2010/wordprocessingShape" mc:Ignorable="w14 w15 w16se w16cid w16 w16cex w16sdtdh w16sdtfl w16du wp14">
+  <w:footnote w:type="separator" w:id="-1">
+    <w:p>
+      <w:r>
+        <w:separator/>
+      </w:r>
+    </w:p>
+  </w:footnote>
+  <w:footnote w:type="continuationSeparator" w:id="0">
+    <w:p>
+      <w:r>
+        <w:continuationSeparator/>
+      </w:r>
+    </w:p>
+  </w:footnote>
+</w:footnotes>
+</file>
+
 <file path=word/numbering.xml><?xml version="1.0" encoding="utf-8"?>
 <w:numbering xmlns:wpc="http://schemas.microsoft.com/office/word/2010/wordprocessingCanvas" xmlns:cx="http://schemas.microsoft.com/office/drawing/2014/chartex" xmlns:cx1="http://schemas.microsoft.com/office/drawing/2015/9/8/chartex" xmlns:cx2="http://schemas.microsoft.com/office/drawing/2015/10/21/chartex" xmlns:cx3="http://schemas.microsoft.com/office/drawing/2016/5/9/chartex" xmlns:cx4="http://schemas.microsoft.com/office/drawing/2016/5/10/chartex" xmlns:cx5="http://schemas.microsoft.com/office/drawing/2016/5/11/chartex" xmlns:cx6="http://schemas.microsoft.com/office/drawing/2016/5/12/chartex" xmlns:cx7="http://schemas.microsoft.com/office/drawing/2016/5/13/chartex" xmlns:cx8="http://schemas.microsoft.com/office/drawing/2016/5/14/chartex" xmlns:mc="http://schemas.openxmlformats.org/markup-compatibility/2006" xmlns:aink="http://schemas.microsoft.com/office/drawing/2016/ink" xmlns:am3d="http://schemas.microsoft.com/office/drawing/2017/model3d" xmlns:o="urn:schemas-microsoft-com:office:office" xmlns:oel="http://schemas.microsoft.com/office/2019/extlst" xmlns:r="http://schemas.openxmlformats.org/officeDocument/2006/relationships" xmlns:m="http://schemas.openxmlformats.org/officeDocument/2006/math" xmlns:v="urn:schemas-microsoft-com:vml" xmlns:wp14="http://schemas.microsoft.com/office/word/2010/wordprocessingDrawing" xmlns:wp="http://schemas.openxmlformats.org/drawingml/2006/wordprocessingDrawing" xmlns:w10="urn:schemas-microsoft-com:office:word" xmlns:w="http://schemas.openxmlformats.org/wordprocessingml/2006/main" xmlns:w14="http://schemas.microsoft.com/office/word/2010/wordml" xmlns:w15="http://schemas.microsoft.com/office/word/2012/wordml" xmlns:w16cex="http://schemas.microsoft.com/office/word/2018/wordml/cex" xmlns:w16cid="http://schemas.microsoft.com/office/word/2016/wordml/cid" xmlns:w16="http://schemas.microsoft.com/office/word/2018/wordml" xmlns:w16du="http://schemas.microsoft.com/office/word/2023/wordml/word16du" xmlns:w16sdtdh="http://schemas.microsoft.com/office/word/2020/wordml/sdtdatahash" xmlns:w16sdtfl="http://schemas.microsoft.com/office/word/2024/wordml/sdtformatlock" xmlns:w16se="http://schemas.microsoft.com/office/word/2015/wordml/symex" xmlns:wpg="http://schemas.microsoft.com/office/word/2010/wordprocessingGroup" xmlns:wpi="http://schemas.microsoft.com/office/word/2010/wordprocessingInk" xmlns:wne="http://schemas.microsoft.com/office/word/2006/wordml" xmlns:wps="http://schemas.microsoft.com/office/word/2010/wordprocessingShape" mc:Ignorable="w14 w15 w16se w16cid w16 w16cex w16sdtdh w16sdtfl w16du wp14">
   <w:abstractNum w:abstractNumId="0" w15:restartNumberingAfterBreak="0">
-    <w:nsid w:val="18203035"/>
+    <w:nsid w:val="0791679F"/>
     <w:multiLevelType w:val="hybridMultilevel"/>
-    <w:tmpl w:val="3362C5E0"/>
-    <w:lvl w:ilvl="0" w:tplc="C80877C4">
+    <w:tmpl w:val="BB4CC5A2"/>
+    <w:lvl w:ilvl="0" w:tplc="A16058C4">
       <w:numFmt w:val="bullet"/>
       <w:lvlText w:val="-"/>
       <w:lvlJc w:val="left"/>
       <w:pPr>
-        <w:ind w:left="1012" w:hanging="360"/>
+        <w:tabs>
+          <w:tab w:val="num" w:pos="720"/>
+        </w:tabs>
+        <w:ind w:left="720" w:hanging="360"/>
       </w:pPr>
       <w:rPr>
-        <w:rFonts w:ascii="Times New Roman" w:eastAsia="Times New Roman" w:hAnsi="Times New Roman" w:cs="Times New Roman" w:hint="default"/>
+        <w:rFonts w:ascii=".VnTime" w:eastAsia="Times New Roman" w:hAnsi=".VnTime" w:cs="Times New Roman" w:hint="default"/>
       </w:rPr>
     </w:lvl>
     <w:lvl w:ilvl="1" w:tplc="04090003" w:tentative="1">
@@ -2074,7 +2203,10 @@
       <w:lvlText w:val="o"/>
       <w:lvlJc w:val="left"/>
       <w:pPr>
-        <w:ind w:left="1732" w:hanging="360"/>
+        <w:tabs>
+          <w:tab w:val="num" w:pos="1440"/>
+        </w:tabs>
+        <w:ind w:left="1440" w:hanging="360"/>
       </w:pPr>
       <w:rPr>
         <w:rFonts w:ascii="Courier New" w:hAnsi="Courier New" w:cs="Courier New" w:hint="default"/>
@@ -2086,7 +2218,10 @@
       <w:lvlText w:val=""/>
       <w:lvlJc w:val="left"/>
       <w:pPr>
-        <w:ind w:left="2452" w:hanging="360"/>
+        <w:tabs>
+          <w:tab w:val="num" w:pos="2160"/>
+        </w:tabs>
+        <w:ind w:left="2160" w:hanging="360"/>
       </w:pPr>
       <w:rPr>
         <w:rFonts w:ascii="Wingdings" w:hAnsi="Wingdings" w:hint="default"/>
@@ -2098,7 +2233,10 @@
       <w:lvlText w:val=""/>
       <w:lvlJc w:val="left"/>
       <w:pPr>
-        <w:ind w:left="3172" w:hanging="360"/>
+        <w:tabs>
+          <w:tab w:val="num" w:pos="2880"/>
+        </w:tabs>
+        <w:ind w:left="2880" w:hanging="360"/>
       </w:pPr>
       <w:rPr>
         <w:rFonts w:ascii="Symbol" w:hAnsi="Symbol" w:hint="default"/>
@@ -2110,7 +2248,10 @@
       <w:lvlText w:val="o"/>
       <w:lvlJc w:val="left"/>
       <w:pPr>
-        <w:ind w:left="3892" w:hanging="360"/>
+        <w:tabs>
+          <w:tab w:val="num" w:pos="3600"/>
+        </w:tabs>
+        <w:ind w:left="3600" w:hanging="360"/>
       </w:pPr>
       <w:rPr>
         <w:rFonts w:ascii="Courier New" w:hAnsi="Courier New" w:cs="Courier New" w:hint="default"/>
@@ -2122,7 +2263,10 @@
       <w:lvlText w:val=""/>
       <w:lvlJc w:val="left"/>
       <w:pPr>
-        <w:ind w:left="4612" w:hanging="360"/>
+        <w:tabs>
+          <w:tab w:val="num" w:pos="4320"/>
+        </w:tabs>
+        <w:ind w:left="4320" w:hanging="360"/>
       </w:pPr>
       <w:rPr>
         <w:rFonts w:ascii="Wingdings" w:hAnsi="Wingdings" w:hint="default"/>
@@ -2134,7 +2278,10 @@
       <w:lvlText w:val=""/>
       <w:lvlJc w:val="left"/>
       <w:pPr>
-        <w:ind w:left="5332" w:hanging="360"/>
+        <w:tabs>
+          <w:tab w:val="num" w:pos="5040"/>
+        </w:tabs>
+        <w:ind w:left="5040" w:hanging="360"/>
       </w:pPr>
       <w:rPr>
         <w:rFonts w:ascii="Symbol" w:hAnsi="Symbol" w:hint="default"/>
@@ -2146,7 +2293,10 @@
       <w:lvlText w:val="o"/>
       <w:lvlJc w:val="left"/>
       <w:pPr>
-        <w:ind w:left="6052" w:hanging="360"/>
+        <w:tabs>
+          <w:tab w:val="num" w:pos="5760"/>
+        </w:tabs>
+        <w:ind w:left="5760" w:hanging="360"/>
       </w:pPr>
       <w:rPr>
         <w:rFonts w:ascii="Courier New" w:hAnsi="Courier New" w:cs="Courier New" w:hint="default"/>
@@ -2158,7 +2308,10 @@
       <w:lvlText w:val=""/>
       <w:lvlJc w:val="left"/>
       <w:pPr>
-        <w:ind w:left="6772" w:hanging="360"/>
+        <w:tabs>
+          <w:tab w:val="num" w:pos="6480"/>
+        </w:tabs>
+        <w:ind w:left="6480" w:hanging="360"/>
       </w:pPr>
       <w:rPr>
         <w:rFonts w:ascii="Wingdings" w:hAnsi="Wingdings" w:hint="default"/>
@@ -2166,19 +2319,21 @@
     </w:lvl>
   </w:abstractNum>
   <w:abstractNum w:abstractNumId="1" w15:restartNumberingAfterBreak="0">
-    <w:nsid w:val="35665B10"/>
+    <w:nsid w:val="2006306B"/>
     <w:multiLevelType w:val="hybridMultilevel"/>
-    <w:tmpl w:val="7B9EC23E"/>
-    <w:lvl w:ilvl="0" w:tplc="0A7ED22C">
-      <w:start w:val="1"/>
+    <w:tmpl w:val="A0FA2500"/>
+    <w:lvl w:ilvl="0" w:tplc="54E2D22C">
       <w:numFmt w:val="bullet"/>
-      <w:lvlText w:val=""/>
+      <w:lvlText w:val="-"/>
       <w:lvlJc w:val="left"/>
       <w:pPr>
-        <w:ind w:left="1429" w:hanging="360"/>
+        <w:tabs>
+          <w:tab w:val="num" w:pos="1080"/>
+        </w:tabs>
+        <w:ind w:left="1080" w:hanging="360"/>
       </w:pPr>
       <w:rPr>
-        <w:rFonts w:ascii="Symbol" w:hAnsi="Symbol" w:hint="default"/>
+        <w:rFonts w:ascii=".VnTime" w:eastAsia="Times New Roman" w:hAnsi=".VnTime" w:cs="Times New Roman" w:hint="default"/>
       </w:rPr>
     </w:lvl>
     <w:lvl w:ilvl="1" w:tplc="04090003" w:tentative="1">
@@ -2187,7 +2342,10 @@
       <w:lvlText w:val="o"/>
       <w:lvlJc w:val="left"/>
       <w:pPr>
-        <w:ind w:left="1440" w:hanging="360"/>
+        <w:tabs>
+          <w:tab w:val="num" w:pos="1800"/>
+        </w:tabs>
+        <w:ind w:left="1800" w:hanging="360"/>
       </w:pPr>
       <w:rPr>
         <w:rFonts w:ascii="Courier New" w:hAnsi="Courier New" w:cs="Courier New" w:hint="default"/>
@@ -2199,7 +2357,10 @@
       <w:lvlText w:val=""/>
       <w:lvlJc w:val="left"/>
       <w:pPr>
-        <w:ind w:left="2160" w:hanging="360"/>
+        <w:tabs>
+          <w:tab w:val="num" w:pos="2520"/>
+        </w:tabs>
+        <w:ind w:left="2520" w:hanging="360"/>
       </w:pPr>
       <w:rPr>
         <w:rFonts w:ascii="Wingdings" w:hAnsi="Wingdings" w:hint="default"/>
@@ -2211,7 +2372,10 @@
       <w:lvlText w:val=""/>
       <w:lvlJc w:val="left"/>
       <w:pPr>
-        <w:ind w:left="2880" w:hanging="360"/>
+        <w:tabs>
+          <w:tab w:val="num" w:pos="3240"/>
+        </w:tabs>
+        <w:ind w:left="3240" w:hanging="360"/>
       </w:pPr>
       <w:rPr>
         <w:rFonts w:ascii="Symbol" w:hAnsi="Symbol" w:hint="default"/>
@@ -2223,7 +2387,10 @@
       <w:lvlText w:val="o"/>
       <w:lvlJc w:val="left"/>
       <w:pPr>
-        <w:ind w:left="3600" w:hanging="360"/>
+        <w:tabs>
+          <w:tab w:val="num" w:pos="3960"/>
+        </w:tabs>
+        <w:ind w:left="3960" w:hanging="360"/>
       </w:pPr>
       <w:rPr>
         <w:rFonts w:ascii="Courier New" w:hAnsi="Courier New" w:cs="Courier New" w:hint="default"/>
@@ -2235,7 +2402,10 @@
       <w:lvlText w:val=""/>
       <w:lvlJc w:val="left"/>
       <w:pPr>
-        <w:ind w:left="4320" w:hanging="360"/>
+        <w:tabs>
+          <w:tab w:val="num" w:pos="4680"/>
+        </w:tabs>
+        <w:ind w:left="4680" w:hanging="360"/>
       </w:pPr>
       <w:rPr>
         <w:rFonts w:ascii="Wingdings" w:hAnsi="Wingdings" w:hint="default"/>
@@ -2247,7 +2417,10 @@
       <w:lvlText w:val=""/>
       <w:lvlJc w:val="left"/>
       <w:pPr>
-        <w:ind w:left="5040" w:hanging="360"/>
+        <w:tabs>
+          <w:tab w:val="num" w:pos="5400"/>
+        </w:tabs>
+        <w:ind w:left="5400" w:hanging="360"/>
       </w:pPr>
       <w:rPr>
         <w:rFonts w:ascii="Symbol" w:hAnsi="Symbol" w:hint="default"/>
@@ -2259,7 +2432,10 @@
       <w:lvlText w:val="o"/>
       <w:lvlJc w:val="left"/>
       <w:pPr>
-        <w:ind w:left="5760" w:hanging="360"/>
+        <w:tabs>
+          <w:tab w:val="num" w:pos="6120"/>
+        </w:tabs>
+        <w:ind w:left="6120" w:hanging="360"/>
       </w:pPr>
       <w:rPr>
         <w:rFonts w:ascii="Courier New" w:hAnsi="Courier New" w:cs="Courier New" w:hint="default"/>
@@ -2271,7 +2447,10 @@
       <w:lvlText w:val=""/>
       <w:lvlJc w:val="left"/>
       <w:pPr>
-        <w:ind w:left="6480" w:hanging="360"/>
+        <w:tabs>
+          <w:tab w:val="num" w:pos="6840"/>
+        </w:tabs>
+        <w:ind w:left="6840" w:hanging="360"/>
       </w:pPr>
       <w:rPr>
         <w:rFonts w:ascii="Wingdings" w:hAnsi="Wingdings" w:hint="default"/>
@@ -2279,345 +2458,131 @@
     </w:lvl>
   </w:abstractNum>
   <w:abstractNum w:abstractNumId="2" w15:restartNumberingAfterBreak="0">
-    <w:nsid w:val="4C6B5865"/>
+    <w:nsid w:val="71C27986"/>
     <w:multiLevelType w:val="hybridMultilevel"/>
-    <w:tmpl w:val="6052C820"/>
-    <w:lvl w:ilvl="0" w:tplc="9C669F5E">
-      <w:numFmt w:val="bullet"/>
-      <w:lvlText w:val="-"/>
+    <w:tmpl w:val="552AC6A6"/>
+    <w:lvl w:ilvl="0" w:tplc="0409000F">
+      <w:start w:val="1"/>
+      <w:numFmt w:val="decimal"/>
+      <w:lvlText w:val="%1."/>
       <w:lvlJc w:val="left"/>
       <w:pPr>
-        <w:ind w:left="927" w:hanging="360"/>
+        <w:tabs>
+          <w:tab w:val="num" w:pos="720"/>
+        </w:tabs>
+        <w:ind w:left="720" w:hanging="360"/>
       </w:pPr>
       <w:rPr>
-        <w:rFonts w:ascii="Times New Roman" w:eastAsia="Times New Roman" w:hAnsi="Times New Roman" w:cs="Times New Roman" w:hint="default"/>
+        <w:rFonts w:hint="default"/>
       </w:rPr>
     </w:lvl>
-    <w:lvl w:ilvl="1" w:tplc="04090003" w:tentative="1">
+    <w:lvl w:ilvl="1" w:tplc="04090019" w:tentative="1">
       <w:start w:val="1"/>
-      <w:numFmt w:val="bullet"/>
-      <w:lvlText w:val="o"/>
+      <w:numFmt w:val="lowerLetter"/>
+      <w:lvlText w:val="%2."/>
       <w:lvlJc w:val="left"/>
       <w:pPr>
-        <w:ind w:left="1647" w:hanging="360"/>
-      </w:pPr>
-      <w:rPr>
-        <w:rFonts w:ascii="Courier New" w:hAnsi="Courier New" w:cs="Courier New" w:hint="default"/>
-      </w:rPr>
+        <w:tabs>
+          <w:tab w:val="num" w:pos="1440"/>
+        </w:tabs>
+        <w:ind w:left="1440" w:hanging="360"/>
+      </w:pPr>
     </w:lvl>
-    <w:lvl w:ilvl="2" w:tplc="04090005" w:tentative="1">
+    <w:lvl w:ilvl="2" w:tplc="0409001B" w:tentative="1">
       <w:start w:val="1"/>
-      <w:numFmt w:val="bullet"/>
-      <w:lvlText w:val=""/>
+      <w:numFmt w:val="lowerRoman"/>
+      <w:lvlText w:val="%3."/>
+      <w:lvlJc w:val="right"/>
+      <w:pPr>
+        <w:tabs>
+          <w:tab w:val="num" w:pos="2160"/>
+        </w:tabs>
+        <w:ind w:left="2160" w:hanging="180"/>
+      </w:pPr>
+    </w:lvl>
+    <w:lvl w:ilvl="3" w:tplc="0409000F" w:tentative="1">
+      <w:start w:val="1"/>
+      <w:numFmt w:val="decimal"/>
+      <w:lvlText w:val="%4."/>
       <w:lvlJc w:val="left"/>
       <w:pPr>
-        <w:ind w:left="2367" w:hanging="360"/>
-      </w:pPr>
-      <w:rPr>
-        <w:rFonts w:ascii="Wingdings" w:hAnsi="Wingdings" w:hint="default"/>
-      </w:rPr>
+        <w:tabs>
+          <w:tab w:val="num" w:pos="2880"/>
+        </w:tabs>
+        <w:ind w:left="2880" w:hanging="360"/>
+      </w:pPr>
     </w:lvl>
-    <w:lvl w:ilvl="3" w:tplc="04090001" w:tentative="1">
+    <w:lvl w:ilvl="4" w:tplc="04090019" w:tentative="1">
       <w:start w:val="1"/>
-      <w:numFmt w:val="bullet"/>
-      <w:lvlText w:val=""/>
+      <w:numFmt w:val="lowerLetter"/>
+      <w:lvlText w:val="%5."/>
       <w:lvlJc w:val="left"/>
       <w:pPr>
-        <w:ind w:left="3087" w:hanging="360"/>
-      </w:pPr>
-      <w:rPr>
-        <w:rFonts w:ascii="Symbol" w:hAnsi="Symbol" w:hint="default"/>
-      </w:rPr>
+        <w:tabs>
+          <w:tab w:val="num" w:pos="3600"/>
+        </w:tabs>
+        <w:ind w:left="3600" w:hanging="360"/>
+      </w:pPr>
     </w:lvl>
-    <w:lvl w:ilvl="4" w:tplc="04090003" w:tentative="1">
+    <w:lvl w:ilvl="5" w:tplc="0409001B" w:tentative="1">
       <w:start w:val="1"/>
-      <w:numFmt w:val="bullet"/>
-      <w:lvlText w:val="o"/>
+      <w:numFmt w:val="lowerRoman"/>
+      <w:lvlText w:val="%6."/>
+      <w:lvlJc w:val="right"/>
+      <w:pPr>
+        <w:tabs>
+          <w:tab w:val="num" w:pos="4320"/>
+        </w:tabs>
+        <w:ind w:left="4320" w:hanging="180"/>
+      </w:pPr>
+    </w:lvl>
+    <w:lvl w:ilvl="6" w:tplc="0409000F" w:tentative="1">
+      <w:start w:val="1"/>
+      <w:numFmt w:val="decimal"/>
+      <w:lvlText w:val="%7."/>
       <w:lvlJc w:val="left"/>
       <w:pPr>
-        <w:ind w:left="3807" w:hanging="360"/>
-      </w:pPr>
-      <w:rPr>
-        <w:rFonts w:ascii="Courier New" w:hAnsi="Courier New" w:cs="Courier New" w:hint="default"/>
-      </w:rPr>
+        <w:tabs>
+          <w:tab w:val="num" w:pos="5040"/>
+        </w:tabs>
+        <w:ind w:left="5040" w:hanging="360"/>
+      </w:pPr>
     </w:lvl>
-    <w:lvl w:ilvl="5" w:tplc="04090005" w:tentative="1">
+    <w:lvl w:ilvl="7" w:tplc="04090019" w:tentative="1">
       <w:start w:val="1"/>
-      <w:numFmt w:val="bullet"/>
-      <w:lvlText w:val=""/>
+      <w:numFmt w:val="lowerLetter"/>
+      <w:lvlText w:val="%8."/>
       <w:lvlJc w:val="left"/>
       <w:pPr>
-        <w:ind w:left="4527" w:hanging="360"/>
-      </w:pPr>
-      <w:rPr>
-        <w:rFonts w:ascii="Wingdings" w:hAnsi="Wingdings" w:hint="default"/>
-      </w:rPr>
+        <w:tabs>
+          <w:tab w:val="num" w:pos="5760"/>
+        </w:tabs>
+        <w:ind w:left="5760" w:hanging="360"/>
+      </w:pPr>
     </w:lvl>
-    <w:lvl w:ilvl="6" w:tplc="04090001" w:tentative="1">
+    <w:lvl w:ilvl="8" w:tplc="0409001B" w:tentative="1">
       <w:start w:val="1"/>
-      <w:numFmt w:val="bullet"/>
-      <w:lvlText w:val=""/>
-      <w:lvlJc w:val="left"/>
-      <w:pPr>
-        <w:ind w:left="5247" w:hanging="360"/>
-      </w:pPr>
-      <w:rPr>
-        <w:rFonts w:ascii="Symbol" w:hAnsi="Symbol" w:hint="default"/>
-      </w:rPr>
-    </w:lvl>
-    <w:lvl w:ilvl="7" w:tplc="04090003" w:tentative="1">
-      <w:start w:val="1"/>
-      <w:numFmt w:val="bullet"/>
-      <w:lvlText w:val="o"/>
-      <w:lvlJc w:val="left"/>
-      <w:pPr>
-        <w:ind w:left="5967" w:hanging="360"/>
-      </w:pPr>
-      <w:rPr>
-        <w:rFonts w:ascii="Courier New" w:hAnsi="Courier New" w:cs="Courier New" w:hint="default"/>
-      </w:rPr>
-    </w:lvl>
-    <w:lvl w:ilvl="8" w:tplc="04090005" w:tentative="1">
-      <w:start w:val="1"/>
-      <w:numFmt w:val="bullet"/>
-      <w:lvlText w:val=""/>
-      <w:lvlJc w:val="left"/>
-      <w:pPr>
-        <w:ind w:left="6687" w:hanging="360"/>
-      </w:pPr>
-      <w:rPr>
-        <w:rFonts w:ascii="Wingdings" w:hAnsi="Wingdings" w:hint="default"/>
-      </w:rPr>
+      <w:numFmt w:val="lowerRoman"/>
+      <w:lvlText w:val="%9."/>
+      <w:lvlJc w:val="right"/>
+      <w:pPr>
+        <w:tabs>
+          <w:tab w:val="num" w:pos="6480"/>
+        </w:tabs>
+        <w:ind w:left="6480" w:hanging="180"/>
+      </w:pPr>
     </w:lvl>
   </w:abstractNum>
-  <w:abstractNum w:abstractNumId="3" w15:restartNumberingAfterBreak="0">
-    <w:nsid w:val="7A126A2A"/>
-    <w:multiLevelType w:val="hybridMultilevel"/>
-    <w:tmpl w:val="067411C8"/>
-    <w:lvl w:ilvl="0" w:tplc="7FE272C4">
-      <w:numFmt w:val="bullet"/>
-      <w:lvlText w:val="-"/>
-      <w:lvlJc w:val="left"/>
-      <w:pPr>
-        <w:ind w:left="786" w:hanging="360"/>
-      </w:pPr>
-      <w:rPr>
-        <w:rFonts w:ascii="Times New Roman" w:eastAsia="Times New Roman" w:hAnsi="Times New Roman" w:cs="Times New Roman" w:hint="default"/>
-        <w:color w:val="000000" w:themeColor="text1"/>
-      </w:rPr>
-    </w:lvl>
-    <w:lvl w:ilvl="1" w:tplc="04090003" w:tentative="1">
-      <w:start w:val="1"/>
-      <w:numFmt w:val="bullet"/>
-      <w:lvlText w:val="o"/>
-      <w:lvlJc w:val="left"/>
-      <w:pPr>
-        <w:ind w:left="1732" w:hanging="360"/>
-      </w:pPr>
-      <w:rPr>
-        <w:rFonts w:ascii="Courier New" w:hAnsi="Courier New" w:cs="Courier New" w:hint="default"/>
-      </w:rPr>
-    </w:lvl>
-    <w:lvl w:ilvl="2" w:tplc="04090005" w:tentative="1">
-      <w:start w:val="1"/>
-      <w:numFmt w:val="bullet"/>
-      <w:lvlText w:val=""/>
-      <w:lvlJc w:val="left"/>
-      <w:pPr>
-        <w:ind w:left="2452" w:hanging="360"/>
-      </w:pPr>
-      <w:rPr>
-        <w:rFonts w:ascii="Wingdings" w:hAnsi="Wingdings" w:hint="default"/>
-      </w:rPr>
-    </w:lvl>
-    <w:lvl w:ilvl="3" w:tplc="04090001" w:tentative="1">
-      <w:start w:val="1"/>
-      <w:numFmt w:val="bullet"/>
-      <w:lvlText w:val=""/>
-      <w:lvlJc w:val="left"/>
-      <w:pPr>
-        <w:ind w:left="3172" w:hanging="360"/>
-      </w:pPr>
-      <w:rPr>
-        <w:rFonts w:ascii="Symbol" w:hAnsi="Symbol" w:hint="default"/>
-      </w:rPr>
-    </w:lvl>
-    <w:lvl w:ilvl="4" w:tplc="04090003" w:tentative="1">
-      <w:start w:val="1"/>
-      <w:numFmt w:val="bullet"/>
-      <w:lvlText w:val="o"/>
-      <w:lvlJc w:val="left"/>
-      <w:pPr>
-        <w:ind w:left="3892" w:hanging="360"/>
-      </w:pPr>
-      <w:rPr>
-        <w:rFonts w:ascii="Courier New" w:hAnsi="Courier New" w:cs="Courier New" w:hint="default"/>
-      </w:rPr>
-    </w:lvl>
-    <w:lvl w:ilvl="5" w:tplc="04090005" w:tentative="1">
-      <w:start w:val="1"/>
-      <w:numFmt w:val="bullet"/>
-      <w:lvlText w:val=""/>
-      <w:lvlJc w:val="left"/>
-      <w:pPr>
-        <w:ind w:left="4612" w:hanging="360"/>
-      </w:pPr>
-      <w:rPr>
-        <w:rFonts w:ascii="Wingdings" w:hAnsi="Wingdings" w:hint="default"/>
-      </w:rPr>
-    </w:lvl>
-    <w:lvl w:ilvl="6" w:tplc="04090001" w:tentative="1">
-      <w:start w:val="1"/>
-      <w:numFmt w:val="bullet"/>
-      <w:lvlText w:val=""/>
-      <w:lvlJc w:val="left"/>
-      <w:pPr>
-        <w:ind w:left="5332" w:hanging="360"/>
-      </w:pPr>
-      <w:rPr>
-        <w:rFonts w:ascii="Symbol" w:hAnsi="Symbol" w:hint="default"/>
-      </w:rPr>
-    </w:lvl>
-    <w:lvl w:ilvl="7" w:tplc="04090003" w:tentative="1">
-      <w:start w:val="1"/>
-      <w:numFmt w:val="bullet"/>
-      <w:lvlText w:val="o"/>
-      <w:lvlJc w:val="left"/>
-      <w:pPr>
-        <w:ind w:left="6052" w:hanging="360"/>
-      </w:pPr>
-      <w:rPr>
-        <w:rFonts w:ascii="Courier New" w:hAnsi="Courier New" w:cs="Courier New" w:hint="default"/>
-      </w:rPr>
-    </w:lvl>
-    <w:lvl w:ilvl="8" w:tplc="04090005" w:tentative="1">
-      <w:start w:val="1"/>
-      <w:numFmt w:val="bullet"/>
-      <w:lvlText w:val=""/>
-      <w:lvlJc w:val="left"/>
-      <w:pPr>
-        <w:ind w:left="6772" w:hanging="360"/>
-      </w:pPr>
-      <w:rPr>
-        <w:rFonts w:ascii="Wingdings" w:hAnsi="Wingdings" w:hint="default"/>
-      </w:rPr>
-    </w:lvl>
-  </w:abstractNum>
-  <w:num w:numId="1" w16cid:durableId="981957724">
+  <w:num w:numId="1" w16cid:durableId="1266108210">
     <w:abstractNumId w:val="0"/>
   </w:num>
-  <w:num w:numId="2" w16cid:durableId="1663658844">
-    <w:abstractNumId w:val="3"/>
+  <w:num w:numId="2" w16cid:durableId="813987368">
+    <w:abstractNumId w:val="2"/>
   </w:num>
-  <w:num w:numId="3" w16cid:durableId="1602835072">
+  <w:num w:numId="3" w16cid:durableId="546339277">
     <w:abstractNumId w:val="1"/>
   </w:num>
-  <w:num w:numId="4" w16cid:durableId="1309629712">
-    <w:abstractNumId w:val="2"/>
-  </w:num>
 </w:numbering>
-</file>
-
-<file path=word/recipientData.xml><?xml version="1.0" encoding="utf-8"?>
-<wne:recipients xmlns:wpc="http://schemas.microsoft.com/office/word/2010/wordprocessingCanvas" xmlns:cx="http://schemas.microsoft.com/office/drawing/2014/chartex" xmlns:cx1="http://schemas.microsoft.com/office/drawing/2015/9/8/chartex" xmlns:cx2="http://schemas.microsoft.com/office/drawing/2015/10/21/chartex" xmlns:cx3="http://schemas.microsoft.com/office/drawing/2016/5/9/chartex" xmlns:cx4="http://schemas.microsoft.com/office/drawing/2016/5/10/chartex" xmlns:cx5="http://schemas.microsoft.com/office/drawing/2016/5/11/chartex" xmlns:cx6="http://schemas.microsoft.com/office/drawing/2016/5/12/chartex" xmlns:cx7="http://schemas.microsoft.com/office/drawing/2016/5/13/chartex" xmlns:cx8="http://schemas.microsoft.com/office/drawing/2016/5/14/chartex" xmlns:mc="http://schemas.openxmlformats.org/markup-compatibility/2006" xmlns:aink="http://schemas.microsoft.com/office/drawing/2016/ink" xmlns:am3d="http://schemas.microsoft.com/office/drawing/2017/model3d" xmlns:o="urn:schemas-microsoft-com:office:office" xmlns:oel="http://schemas.microsoft.com/office/2019/extlst" xmlns:r="http://schemas.openxmlformats.org/officeDocument/2006/relationships" xmlns:m="http://schemas.openxmlformats.org/officeDocument/2006/math" xmlns:v="urn:schemas-microsoft-com:vml" xmlns:wp14="http://schemas.microsoft.com/office/word/2010/wordprocessingDrawing" xmlns:wp="http://schemas.openxmlformats.org/drawingml/2006/wordprocessingDrawing" xmlns:w10="urn:schemas-microsoft-com:office:word" xmlns:w="http://schemas.openxmlformats.org/wordprocessingml/2006/main" xmlns:w14="http://schemas.microsoft.com/office/word/2010/wordml" xmlns:w15="http://schemas.microsoft.com/office/word/2012/wordml" xmlns:w16cex="http://schemas.microsoft.com/office/word/2018/wordml/cex" xmlns:w16cid="http://schemas.microsoft.com/office/word/2016/wordml/cid" xmlns:w16="http://schemas.microsoft.com/office/word/2018/wordml" xmlns:w16du="http://schemas.microsoft.com/office/word/2023/wordml/word16du" xmlns:w16sdtdh="http://schemas.microsoft.com/office/word/2020/wordml/sdtdatahash" xmlns:w16sdtfl="http://schemas.microsoft.com/office/word/2024/wordml/sdtformatlock" xmlns:w16se="http://schemas.microsoft.com/office/word/2015/wordml/symex" xmlns:wpg="http://schemas.microsoft.com/office/word/2010/wordprocessingGroup" xmlns:wpi="http://schemas.microsoft.com/office/word/2010/wordprocessingInk" xmlns:wne="http://schemas.microsoft.com/office/word/2006/wordml" xmlns:wps="http://schemas.microsoft.com/office/word/2010/wordprocessingShape" mc:Ignorable="w14 w15 w16se w16cid w16 w16cex w16sdtdh w16sdtfl w16du wp14">
-  <wne:recipientData>
-    <wne:active wne:val="1"/>
-    <wne:hash wne:val="83743369"/>
-  </wne:recipientData>
-  <wne:recipientData>
-    <wne:active wne:val="1"/>
-  </wne:recipientData>
-  <wne:recipientData>
-    <wne:active wne:val="1"/>
-  </wne:recipientData>
-  <wne:recipientData>
-    <wne:active wne:val="1"/>
-  </wne:recipientData>
-  <wne:recipientData>
-    <wne:active wne:val="1"/>
-  </wne:recipientData>
-  <wne:recipientData>
-    <wne:active wne:val="1"/>
-  </wne:recipientData>
-  <wne:recipientData>
-    <wne:active wne:val="1"/>
-  </wne:recipientData>
-  <wne:recipientData>
-    <wne:active wne:val="1"/>
-  </wne:recipientData>
-  <wne:recipientData>
-    <wne:active wne:val="1"/>
-  </wne:recipientData>
-  <wne:recipientData>
-    <wne:active wne:val="1"/>
-  </wne:recipientData>
-  <wne:recipientData>
-    <wne:active wne:val="1"/>
-  </wne:recipientData>
-  <wne:recipientData>
-    <wne:active wne:val="1"/>
-  </wne:recipientData>
-  <wne:recipientData>
-    <wne:active wne:val="1"/>
-  </wne:recipientData>
-  <wne:recipientData>
-    <wne:active wne:val="1"/>
-  </wne:recipientData>
-  <wne:recipientData>
-    <wne:active wne:val="1"/>
-  </wne:recipientData>
-  <wne:recipientData>
-    <wne:active wne:val="1"/>
-  </wne:recipientData>
-  <wne:recipientData>
-    <wne:active wne:val="1"/>
-  </wne:recipientData>
-  <wne:recipientData>
-    <wne:active wne:val="1"/>
-  </wne:recipientData>
-  <wne:recipientData>
-    <wne:active wne:val="1"/>
-  </wne:recipientData>
-  <wne:recipientData>
-    <wne:active wne:val="1"/>
-  </wne:recipientData>
-  <wne:recipientData>
-    <wne:active wne:val="1"/>
-  </wne:recipientData>
-  <wne:recipientData>
-    <wne:active wne:val="1"/>
-  </wne:recipientData>
-  <wne:recipientData>
-    <wne:active wne:val="1"/>
-  </wne:recipientData>
-  <wne:recipientData>
-    <wne:active wne:val="1"/>
-  </wne:recipientData>
-  <wne:recipientData>
-    <wne:active wne:val="1"/>
-  </wne:recipientData>
-  <wne:recipientData>
-    <wne:active wne:val="1"/>
-  </wne:recipientData>
-  <wne:recipientData>
-    <wne:active wne:val="1"/>
-  </wne:recipientData>
-  <wne:recipientData>
-    <wne:active wne:val="1"/>
-  </wne:recipientData>
-  <wne:recipientData>
-    <wne:active wne:val="1"/>
-  </wne:recipientData>
-  <wne:recipientData>
-    <wne:active wne:val="1"/>
-  </wne:recipientData>
-  <wne:recipientData>
-    <wne:active wne:val="1"/>
-  </wne:recipientData>
-  <wne:recipientData>
-    <wne:active wne:val="1"/>
-  </wne:recipientData>
-</wne:recipients>
 </file>
 
 <file path=word/styles.xml><?xml version="1.0" encoding="utf-8"?>
@@ -2626,7 +2591,7 @@
     <w:rPrDefault>
       <w:rPr>
         <w:rFonts w:ascii="Times New Roman" w:eastAsia="Times New Roman" w:hAnsi="Times New Roman" w:cs="Times New Roman"/>
-        <w:lang w:val="vi-VN" w:eastAsia="vi-VN" w:bidi="ar-SA"/>
+        <w:lang w:val="en-US" w:eastAsia="en-US" w:bidi="ar-SA"/>
       </w:rPr>
     </w:rPrDefault>
     <w:pPrDefault/>
@@ -3009,7 +2974,6 @@
     <w:rPr>
       <w:sz w:val="26"/>
       <w:szCs w:val="26"/>
-      <w:lang w:val="en-US" w:eastAsia="en-US"/>
     </w:rPr>
   </w:style>
   <w:style w:type="character" w:default="1" w:styleId="DefaultParagraphFont">
@@ -3039,35 +3003,11 @@
     <w:semiHidden/>
     <w:unhideWhenUsed/>
   </w:style>
-  <w:style w:type="paragraph" w:customStyle="1" w:styleId="CharCharCharCharCharCharCharCharCharChar">
-    <w:name w:val="Char Char Char Char Char Char Char Char Char Char"/>
-    <w:basedOn w:val="Normal"/>
-    <w:autoRedefine/>
-    <w:rsid w:val="00180F96"/>
-    <w:pPr>
-      <w:spacing w:after="160" w:line="240" w:lineRule="exact"/>
-    </w:pPr>
-    <w:rPr>
-      <w:rFonts w:ascii="Verdana" w:hAnsi="Verdana" w:cs="Verdana"/>
-      <w:sz w:val="20"/>
-      <w:szCs w:val="20"/>
-    </w:rPr>
-  </w:style>
   <w:style w:type="paragraph" w:styleId="BalloonText">
     <w:name w:val="Balloon Text"/>
     <w:basedOn w:val="Normal"/>
-    <w:link w:val="BalloonTextChar"/>
-    <w:rsid w:val="00FC66D6"/>
-    <w:rPr>
-      <w:rFonts w:ascii="Tahoma" w:hAnsi="Tahoma" w:cs="Tahoma"/>
-      <w:sz w:val="16"/>
-      <w:szCs w:val="16"/>
-    </w:rPr>
-  </w:style>
-  <w:style w:type="character" w:customStyle="1" w:styleId="BalloonTextChar">
-    <w:name w:val="Balloon Text Char"/>
-    <w:link w:val="BalloonText"/>
-    <w:rsid w:val="00FC66D6"/>
+    <w:semiHidden/>
+    <w:rsid w:val="003E4DEA"/>
     <w:rPr>
       <w:rFonts w:ascii="Tahoma" w:hAnsi="Tahoma" w:cs="Tahoma"/>
       <w:sz w:val="16"/>
@@ -3078,7 +3018,7 @@
     <w:name w:val="Body Text Indent + Times New Roman"/>
     <w:aliases w:val="14 pt,Blue,First line:  0,79 cm,Line s"/>
     <w:basedOn w:val="BodyTextIndent"/>
-    <w:rsid w:val="002F308B"/>
+    <w:rsid w:val="002024FF"/>
     <w:pPr>
       <w:spacing w:after="0" w:line="312" w:lineRule="auto"/>
       <w:ind w:left="0" w:firstLine="448"/>
@@ -3093,30 +3033,41 @@
   <w:style w:type="paragraph" w:styleId="BodyTextIndent">
     <w:name w:val="Body Text Indent"/>
     <w:basedOn w:val="Normal"/>
-    <w:link w:val="BodyTextIndentChar"/>
-    <w:rsid w:val="002F308B"/>
+    <w:rsid w:val="002024FF"/>
     <w:pPr>
       <w:spacing w:after="120"/>
-      <w:ind w:left="283"/>
+      <w:ind w:left="360"/>
     </w:pPr>
   </w:style>
-  <w:style w:type="character" w:customStyle="1" w:styleId="BodyTextIndentChar">
-    <w:name w:val="Body Text Indent Char"/>
-    <w:link w:val="BodyTextIndent"/>
-    <w:rsid w:val="002F308B"/>
-    <w:rPr>
-      <w:sz w:val="26"/>
-      <w:szCs w:val="26"/>
-    </w:rPr>
+  <w:style w:type="paragraph" w:styleId="Header">
+    <w:name w:val="header"/>
+    <w:basedOn w:val="Normal"/>
+    <w:rsid w:val="002024FF"/>
+    <w:pPr>
+      <w:tabs>
+        <w:tab w:val="center" w:pos="4320"/>
+        <w:tab w:val="right" w:pos="8640"/>
+      </w:tabs>
+    </w:pPr>
+  </w:style>
+  <w:style w:type="paragraph" w:styleId="Footer">
+    <w:name w:val="footer"/>
+    <w:basedOn w:val="Normal"/>
+    <w:rsid w:val="002024FF"/>
+    <w:pPr>
+      <w:tabs>
+        <w:tab w:val="center" w:pos="4320"/>
+        <w:tab w:val="right" w:pos="8640"/>
+      </w:tabs>
+    </w:pPr>
   </w:style>
   <w:style w:type="table" w:styleId="TableGrid">
     <w:name w:val="Table Grid"/>
     <w:basedOn w:val="TableNormal"/>
     <w:uiPriority w:val="59"/>
-    <w:rsid w:val="000874C6"/>
+    <w:rsid w:val="002D6908"/>
     <w:rPr>
       <w:rFonts w:eastAsia="Calibri"/>
-      <w:lang w:val="en-US" w:eastAsia="en-US"/>
     </w:rPr>
     <w:tblPr>
       <w:tblBorders>
@@ -3143,44 +3094,44 @@
         <a:sysClr val="window" lastClr="FFFFFF"/>
       </a:lt1>
       <a:dk2>
-        <a:srgbClr val="44546A"/>
+        <a:srgbClr val="1F497D"/>
       </a:dk2>
       <a:lt2>
-        <a:srgbClr val="E7E6E6"/>
+        <a:srgbClr val="EEECE1"/>
       </a:lt2>
       <a:accent1>
-        <a:srgbClr val="4472C4"/>
+        <a:srgbClr val="4F81BD"/>
       </a:accent1>
       <a:accent2>
-        <a:srgbClr val="ED7D31"/>
+        <a:srgbClr val="C0504D"/>
       </a:accent2>
       <a:accent3>
-        <a:srgbClr val="A5A5A5"/>
+        <a:srgbClr val="9BBB59"/>
       </a:accent3>
       <a:accent4>
-        <a:srgbClr val="FFC000"/>
+        <a:srgbClr val="8064A2"/>
       </a:accent4>
       <a:accent5>
-        <a:srgbClr val="5B9BD5"/>
+        <a:srgbClr val="4BACC6"/>
       </a:accent5>
       <a:accent6>
-        <a:srgbClr val="70AD47"/>
+        <a:srgbClr val="F79646"/>
       </a:accent6>
       <a:hlink>
-        <a:srgbClr val="0563C1"/>
+        <a:srgbClr val="0000FF"/>
       </a:hlink>
       <a:folHlink>
-        <a:srgbClr val="954F72"/>
+        <a:srgbClr val="800080"/>
       </a:folHlink>
     </a:clrScheme>
     <a:fontScheme name="Office">
       <a:majorFont>
-        <a:latin typeface="Calibri Light" panose="020F0302020204030204"/>
+        <a:latin typeface="Cambria"/>
         <a:ea typeface=""/>
         <a:cs typeface=""/>
-        <a:font script="Jpan" typeface="游ゴシック Light"/>
+        <a:font script="Jpan" typeface="ＭＳ ゴシック"/>
         <a:font script="Hang" typeface="맑은 고딕"/>
-        <a:font script="Hans" typeface="等线 Light"/>
+        <a:font script="Hans" typeface="宋体"/>
         <a:font script="Hant" typeface="新細明體"/>
         <a:font script="Arab" typeface="Times New Roman"/>
         <a:font script="Hebr" typeface="Times New Roman"/>
@@ -3208,31 +3159,14 @@
         <a:font script="Viet" typeface="Times New Roman"/>
         <a:font script="Uigh" typeface="Microsoft Uighur"/>
         <a:font script="Geor" typeface="Sylfaen"/>
-        <a:font script="Armn" typeface="Arial"/>
-        <a:font script="Bugi" typeface="Leelawadee UI"/>
-        <a:font script="Bopo" typeface="Microsoft JhengHei"/>
-        <a:font script="Java" typeface="Javanese Text"/>
-        <a:font script="Lisu" typeface="Segoe UI"/>
-        <a:font script="Mymr" typeface="Myanmar Text"/>
-        <a:font script="Nkoo" typeface="Ebrima"/>
-        <a:font script="Olck" typeface="Nirmala UI"/>
-        <a:font script="Osma" typeface="Ebrima"/>
-        <a:font script="Phag" typeface="Phagspa"/>
-        <a:font script="Syrn" typeface="Estrangelo Edessa"/>
-        <a:font script="Syrj" typeface="Estrangelo Edessa"/>
-        <a:font script="Syre" typeface="Estrangelo Edessa"/>
-        <a:font script="Sora" typeface="Nirmala UI"/>
-        <a:font script="Tale" typeface="Microsoft Tai Le"/>
-        <a:font script="Talu" typeface="Microsoft New Tai Lue"/>
-        <a:font script="Tfng" typeface="Ebrima"/>
       </a:majorFont>
       <a:minorFont>
-        <a:latin typeface="Calibri" panose="020F0502020204030204"/>
+        <a:latin typeface="Calibri"/>
         <a:ea typeface=""/>
         <a:cs typeface=""/>
-        <a:font script="Jpan" typeface="游明朝"/>
+        <a:font script="Jpan" typeface="ＭＳ 明朝"/>
         <a:font script="Hang" typeface="맑은 고딕"/>
-        <a:font script="Hans" typeface="等线"/>
+        <a:font script="Hans" typeface="宋体"/>
         <a:font script="Hant" typeface="新細明體"/>
         <a:font script="Arab" typeface="Arial"/>
         <a:font script="Hebr" typeface="Arial"/>
@@ -3260,23 +3194,6 @@
         <a:font script="Viet" typeface="Arial"/>
         <a:font script="Uigh" typeface="Microsoft Uighur"/>
         <a:font script="Geor" typeface="Sylfaen"/>
-        <a:font script="Armn" typeface="Arial"/>
-        <a:font script="Bugi" typeface="Leelawadee UI"/>
-        <a:font script="Bopo" typeface="Microsoft JhengHei"/>
-        <a:font script="Java" typeface="Javanese Text"/>
-        <a:font script="Lisu" typeface="Segoe UI"/>
-        <a:font script="Mymr" typeface="Myanmar Text"/>
-        <a:font script="Nkoo" typeface="Ebrima"/>
-        <a:font script="Olck" typeface="Nirmala UI"/>
-        <a:font script="Osma" typeface="Ebrima"/>
-        <a:font script="Phag" typeface="Phagspa"/>
-        <a:font script="Syrn" typeface="Estrangelo Edessa"/>
-        <a:font script="Syrj" typeface="Estrangelo Edessa"/>
-        <a:font script="Syre" typeface="Estrangelo Edessa"/>
-        <a:font script="Sora" typeface="Nirmala UI"/>
-        <a:font script="Tale" typeface="Microsoft Tai Le"/>
-        <a:font script="Talu" typeface="Microsoft New Tai Lue"/>
-        <a:font script="Tfng" typeface="Ebrima"/>
       </a:minorFont>
     </a:fontScheme>
     <a:fmtScheme name="Office">
@@ -3288,153 +3205,165 @@
           <a:gsLst>
             <a:gs pos="0">
               <a:schemeClr val="phClr">
-                <a:lumMod val="110000"/>
-                <a:satMod val="105000"/>
-                <a:tint val="67000"/>
+                <a:tint val="50000"/>
+                <a:satMod val="300000"/>
               </a:schemeClr>
             </a:gs>
-            <a:gs pos="50000">
+            <a:gs pos="35000">
               <a:schemeClr val="phClr">
-                <a:lumMod val="105000"/>
-                <a:satMod val="103000"/>
-                <a:tint val="73000"/>
+                <a:tint val="37000"/>
+                <a:satMod val="300000"/>
               </a:schemeClr>
             </a:gs>
             <a:gs pos="100000">
               <a:schemeClr val="phClr">
-                <a:lumMod val="105000"/>
-                <a:satMod val="109000"/>
-                <a:tint val="81000"/>
+                <a:tint val="15000"/>
+                <a:satMod val="350000"/>
               </a:schemeClr>
             </a:gs>
           </a:gsLst>
-          <a:lin ang="5400000" scaled="0"/>
+          <a:lin ang="16200000" scaled="1"/>
         </a:gradFill>
         <a:gradFill rotWithShape="1">
           <a:gsLst>
             <a:gs pos="0">
               <a:schemeClr val="phClr">
-                <a:satMod val="103000"/>
-                <a:lumMod val="102000"/>
-                <a:tint val="94000"/>
+                <a:shade val="51000"/>
+                <a:satMod val="130000"/>
               </a:schemeClr>
             </a:gs>
-            <a:gs pos="50000">
+            <a:gs pos="80000">
               <a:schemeClr val="phClr">
-                <a:satMod val="110000"/>
-                <a:lumMod val="100000"/>
-                <a:shade val="100000"/>
+                <a:shade val="93000"/>
+                <a:satMod val="130000"/>
               </a:schemeClr>
             </a:gs>
             <a:gs pos="100000">
               <a:schemeClr val="phClr">
-                <a:lumMod val="99000"/>
-                <a:satMod val="120000"/>
-                <a:shade val="78000"/>
+                <a:shade val="94000"/>
+                <a:satMod val="135000"/>
               </a:schemeClr>
             </a:gs>
           </a:gsLst>
-          <a:lin ang="5400000" scaled="0"/>
+          <a:lin ang="16200000" scaled="0"/>
         </a:gradFill>
       </a:fillStyleLst>
       <a:lnStyleLst>
-        <a:ln w="6350" cap="flat" cmpd="sng" algn="ctr">
+        <a:ln w="9525" cap="flat" cmpd="sng" algn="ctr">
+          <a:solidFill>
+            <a:schemeClr val="phClr">
+              <a:shade val="95000"/>
+              <a:satMod val="105000"/>
+            </a:schemeClr>
+          </a:solidFill>
+          <a:prstDash val="solid"/>
+        </a:ln>
+        <a:ln w="25400" cap="flat" cmpd="sng" algn="ctr">
           <a:solidFill>
             <a:schemeClr val="phClr"/>
           </a:solidFill>
           <a:prstDash val="solid"/>
-          <a:miter lim="800000"/>
         </a:ln>
-        <a:ln w="12700" cap="flat" cmpd="sng" algn="ctr">
+        <a:ln w="38100" cap="flat" cmpd="sng" algn="ctr">
           <a:solidFill>
             <a:schemeClr val="phClr"/>
           </a:solidFill>
           <a:prstDash val="solid"/>
-          <a:miter lim="800000"/>
-        </a:ln>
-        <a:ln w="19050" cap="flat" cmpd="sng" algn="ctr">
-          <a:solidFill>
-            <a:schemeClr val="phClr"/>
-          </a:solidFill>
-          <a:prstDash val="solid"/>
-          <a:miter lim="800000"/>
         </a:ln>
       </a:lnStyleLst>
       <a:effectStyleLst>
         <a:effectStyle>
-          <a:effectLst/>
-        </a:effectStyle>
-        <a:effectStyle>
-          <a:effectLst/>
+          <a:effectLst>
+            <a:outerShdw blurRad="40000" dist="20000" dir="5400000" rotWithShape="0">
+              <a:srgbClr val="000000">
+                <a:alpha val="38000"/>
+              </a:srgbClr>
+            </a:outerShdw>
+          </a:effectLst>
         </a:effectStyle>
         <a:effectStyle>
           <a:effectLst>
-            <a:outerShdw blurRad="57150" dist="19050" dir="5400000" algn="ctr" rotWithShape="0">
+            <a:outerShdw blurRad="40000" dist="23000" dir="5400000" rotWithShape="0">
               <a:srgbClr val="000000">
-                <a:alpha val="63000"/>
+                <a:alpha val="35000"/>
               </a:srgbClr>
             </a:outerShdw>
           </a:effectLst>
+        </a:effectStyle>
+        <a:effectStyle>
+          <a:effectLst>
+            <a:outerShdw blurRad="40000" dist="23000" dir="5400000" rotWithShape="0">
+              <a:srgbClr val="000000">
+                <a:alpha val="35000"/>
+              </a:srgbClr>
+            </a:outerShdw>
+          </a:effectLst>
+          <a:scene3d>
+            <a:camera prst="orthographicFront">
+              <a:rot lat="0" lon="0" rev="0"/>
+            </a:camera>
+            <a:lightRig rig="threePt" dir="t">
+              <a:rot lat="0" lon="0" rev="1200000"/>
+            </a:lightRig>
+          </a:scene3d>
+          <a:sp3d>
+            <a:bevelT w="63500" h="25400"/>
+          </a:sp3d>
         </a:effectStyle>
       </a:effectStyleLst>
       <a:bgFillStyleLst>
         <a:solidFill>
           <a:schemeClr val="phClr"/>
         </a:solidFill>
-        <a:solidFill>
-          <a:schemeClr val="phClr">
-            <a:tint val="95000"/>
-            <a:satMod val="170000"/>
-          </a:schemeClr>
-        </a:solidFill>
         <a:gradFill rotWithShape="1">
           <a:gsLst>
             <a:gs pos="0">
               <a:schemeClr val="phClr">
-                <a:tint val="93000"/>
-                <a:satMod val="150000"/>
-                <a:shade val="98000"/>
-                <a:lumMod val="102000"/>
+                <a:tint val="40000"/>
+                <a:satMod val="350000"/>
               </a:schemeClr>
             </a:gs>
-            <a:gs pos="50000">
+            <a:gs pos="40000">
               <a:schemeClr val="phClr">
-                <a:tint val="98000"/>
-                <a:satMod val="130000"/>
-                <a:shade val="90000"/>
-                <a:lumMod val="103000"/>
+                <a:tint val="45000"/>
+                <a:shade val="99000"/>
+                <a:satMod val="350000"/>
               </a:schemeClr>
             </a:gs>
             <a:gs pos="100000">
               <a:schemeClr val="phClr">
-                <a:shade val="63000"/>
-                <a:satMod val="120000"/>
+                <a:shade val="20000"/>
+                <a:satMod val="255000"/>
               </a:schemeClr>
             </a:gs>
           </a:gsLst>
-          <a:lin ang="5400000" scaled="0"/>
+          <a:path path="circle">
+            <a:fillToRect l="50000" t="-80000" r="50000" b="180000"/>
+          </a:path>
+        </a:gradFill>
+        <a:gradFill rotWithShape="1">
+          <a:gsLst>
+            <a:gs pos="0">
+              <a:schemeClr val="phClr">
+                <a:tint val="80000"/>
+                <a:satMod val="300000"/>
+              </a:schemeClr>
+            </a:gs>
+            <a:gs pos="100000">
+              <a:schemeClr val="phClr">
+                <a:shade val="30000"/>
+                <a:satMod val="200000"/>
+              </a:schemeClr>
+            </a:gs>
+          </a:gsLst>
+          <a:path path="circle">
+            <a:fillToRect l="50000" t="50000" r="50000" b="50000"/>
+          </a:path>
         </a:gradFill>
       </a:bgFillStyleLst>
     </a:fmtScheme>
   </a:themeElements>
   <a:objectDefaults/>
   <a:extraClrSchemeLst/>
-  <a:extLst>
-    <a:ext uri="{05A4C25C-085E-4340-85A3-A5531E510DB2}">
-      <thm15:themeFamily xmlns:thm15="http://schemas.microsoft.com/office/thememl/2012/main" name="Office Theme" id="{62F939B6-93AF-4DB8-9C6B-D6C7DFDC589F}" vid="{4A3C46E8-61CC-4603-A589-7422A47A8E4A}"/>
-    </a:ext>
-  </a:extLst>
 </a:theme>
-</file>
-
-<file path=customXml/item1.xml><?xml version="1.0" encoding="utf-8"?>
-<b:Sources xmlns:b="http://schemas.openxmlformats.org/officeDocument/2006/bibliography" xmlns="http://schemas.openxmlformats.org/officeDocument/2006/bibliography" SelectedStyle="\APA.XSL" StyleName="APA"/>
-</file>
-
-<file path=customXml/itemProps1.xml><?xml version="1.0" encoding="utf-8"?>
-<ds:datastoreItem xmlns:ds="http://schemas.openxmlformats.org/officeDocument/2006/customXml" ds:itemID="{95788AFA-F609-406B-BE02-5DA3ABAF32BC}">
-  <ds:schemaRefs>
-    <ds:schemaRef ds:uri="http://schemas.openxmlformats.org/officeDocument/2006/bibliography"/>
-  </ds:schemaRefs>
-</ds:datastoreItem>
 </file>
--- a/static/media/5.to_trinh_ktr_dot_xuat.docx
+++ b/static/media/5.to_trinh_ktr_dot_xuat.docx
@@ -170,8 +170,11 @@
     </w:p>
     <w:p>
       <w:pPr>
+        <w:tabs>
+          <w:tab w:val="right" w:pos="8505"/>
+        </w:tabs>
         <w:spacing w:before="120"/>
-        <w:jc w:val="right"/>
+        <w:jc w:val="both"/>
         <w:rPr>
           <w:i/>
           <w:sz w:val="28"/>
@@ -253,6 +256,14 @@
             </w:pict>
           </mc:Fallback>
         </mc:AlternateContent>
+      </w:r>
+      <w:r>
+        <w:rPr>
+          <w:i/>
+          <w:sz w:val="28"/>
+          <w:szCs w:val="28"/>
+        </w:rPr>
+        <w:tab/>
       </w:r>
       <w:r>
         <w:rPr>
